--- a/docs/概念设计.docx
+++ b/docs/概念设计.docx
@@ -1,10 +1,10 @@
 
 <file path=word/document.xml><?xml version="1.0" encoding="utf-8"?>
-<w:document xmlns:wpc="http://schemas.microsoft.com/office/word/2010/wordprocessingCanvas" xmlns:cx="http://schemas.microsoft.com/office/drawing/2014/chartex" xmlns:cx1="http://schemas.microsoft.com/office/drawing/2015/9/8/chartex" xmlns:cx2="http://schemas.microsoft.com/office/drawing/2015/10/21/chartex" xmlns:cx3="http://schemas.microsoft.com/office/drawing/2016/5/9/chartex" xmlns:cx4="http://schemas.microsoft.com/office/drawing/2016/5/10/chartex" xmlns:cx5="http://schemas.microsoft.com/office/drawing/2016/5/11/chartex" xmlns:cx6="http://schemas.microsoft.com/office/drawing/2016/5/12/chartex" xmlns:cx7="http://schemas.microsoft.com/office/drawing/2016/5/13/chartex" xmlns:cx8="http://schemas.microsoft.com/office/drawing/2016/5/14/chartex" xmlns:mc="http://schemas.openxmlformats.org/markup-compatibility/2006" xmlns:o="urn:schemas-microsoft-com:office:office" xmlns:r="http://schemas.openxmlformats.org/officeDocument/2006/relationships" xmlns:m="http://schemas.openxmlformats.org/officeDocument/2006/math" xmlns:v="urn:schemas-microsoft-com:vml" xmlns:wp14="http://schemas.microsoft.com/office/word/2010/wordprocessingDrawing" xmlns:wp="http://schemas.openxmlformats.org/drawingml/2006/wordprocessingDrawing" xmlns:w="http://schemas.openxmlformats.org/wordprocessingml/2006/main" xmlns:w14="http://schemas.microsoft.com/office/word/2010/wordml" xmlns:w10="urn:schemas-microsoft-com:office:word" xmlns:w15="http://schemas.microsoft.com/office/word/2012/wordml" xmlns:wpg="http://schemas.microsoft.com/office/word/2010/wordprocessingGroup" xmlns:wpi="http://schemas.microsoft.com/office/word/2010/wordprocessingInk" xmlns:wne="http://schemas.microsoft.com/office/word/2006/wordml" xmlns:wps="http://schemas.microsoft.com/office/word/2010/wordprocessingShape" xmlns:wpsCustomData="http://www.wps.cn/officeDocument/2013/wpsCustomData" mc:Ignorable="w14 w15 wp14">
+<w:document xmlns:wpc="http://schemas.microsoft.com/office/word/2010/wordprocessingCanvas" xmlns:mc="http://schemas.openxmlformats.org/markup-compatibility/2006" xmlns:o="urn:schemas-microsoft-com:office:office" xmlns:r="http://schemas.openxmlformats.org/officeDocument/2006/relationships" xmlns:m="http://schemas.openxmlformats.org/officeDocument/2006/math" xmlns:v="urn:schemas-microsoft-com:vml" xmlns:wp14="http://schemas.microsoft.com/office/word/2010/wordprocessingDrawing" xmlns:wp="http://schemas.openxmlformats.org/drawingml/2006/wordprocessingDrawing" xmlns:w="http://schemas.openxmlformats.org/wordprocessingml/2006/main" xmlns:w14="http://schemas.microsoft.com/office/word/2010/wordml" xmlns:w10="urn:schemas-microsoft-com:office:word" xmlns:w15="http://schemas.microsoft.com/office/word/2012/wordml" xmlns:wpg="http://schemas.microsoft.com/office/word/2010/wordprocessingGroup" xmlns:wpi="http://schemas.microsoft.com/office/word/2010/wordprocessingInk" xmlns:wne="http://schemas.microsoft.com/office/word/2006/wordml" xmlns:wps="http://schemas.microsoft.com/office/word/2010/wordprocessingShape" xmlns:wpsCustomData="http://www.wps.cn/officeDocument/2013/wpsCustomData" mc:Ignorable="w14 w15 wp14">
   <w:body>
     <w:p>
       <w:pPr>
-        <w:pStyle w:val="3"/>
+        <w:pStyle w:val="36"/>
         <w:bidi w:val="0"/>
       </w:pPr>
       <w:r>
@@ -35,7 +35,7 @@
     </w:p>
     <w:p>
       <w:pPr>
-        <w:pStyle w:val="34"/>
+        <w:pStyle w:val="36"/>
         <w:keepNext/>
         <w:pageBreakBefore/>
       </w:pPr>
@@ -45,7 +45,7 @@
     </w:p>
     <w:p>
       <w:pPr>
-        <w:pStyle w:val="27"/>
+        <w:pStyle w:val="37"/>
         <w:tabs>
           <w:tab w:val="right" w:leader="dot" w:pos="9072"/>
         </w:tabs>
@@ -63,7 +63,7 @@
         <w:fldChar w:fldCharType="begin"/>
       </w:r>
       <w:r>
-        <w:instrText xml:space="preserve"> HYPERLINK \l _Toc25328 </w:instrText>
+        <w:instrText xml:space="preserve"> HYPERLINK \l _Toc5118 </w:instrText>
       </w:r>
       <w:r>
         <w:fldChar w:fldCharType="separate"/>
@@ -78,13 +78,13 @@
         <w:fldChar w:fldCharType="begin"/>
       </w:r>
       <w:r>
-        <w:instrText xml:space="preserve"> PAGEREF _Toc25328 \h </w:instrText>
+        <w:instrText xml:space="preserve"> PAGEREF _Toc5118 \h </w:instrText>
       </w:r>
       <w:r>
         <w:fldChar w:fldCharType="separate"/>
       </w:r>
       <w:r>
-        <w:t>4</w:t>
+        <w:t>5</w:t>
       </w:r>
       <w:r>
         <w:fldChar w:fldCharType="end"/>
@@ -95,7 +95,7 @@
     </w:p>
     <w:p>
       <w:pPr>
-        <w:pStyle w:val="30"/>
+        <w:pStyle w:val="38"/>
         <w:tabs>
           <w:tab w:val="right" w:leader="dot" w:pos="9072"/>
         </w:tabs>
@@ -104,7 +104,7 @@
         <w:fldChar w:fldCharType="begin"/>
       </w:r>
       <w:r>
-        <w:instrText xml:space="preserve"> HYPERLINK \l _Toc30424 </w:instrText>
+        <w:instrText xml:space="preserve"> HYPERLINK \l _Toc11771 </w:instrText>
       </w:r>
       <w:r>
         <w:fldChar w:fldCharType="separate"/>
@@ -119,13 +119,13 @@
         <w:fldChar w:fldCharType="begin"/>
       </w:r>
       <w:r>
-        <w:instrText xml:space="preserve"> PAGEREF _Toc30424 \h </w:instrText>
+        <w:instrText xml:space="preserve"> PAGEREF _Toc11771 \h </w:instrText>
       </w:r>
       <w:r>
         <w:fldChar w:fldCharType="separate"/>
       </w:r>
       <w:r>
-        <w:t>4</w:t>
+        <w:t>5</w:t>
       </w:r>
       <w:r>
         <w:fldChar w:fldCharType="end"/>
@@ -136,7 +136,7 @@
     </w:p>
     <w:p>
       <w:pPr>
-        <w:pStyle w:val="30"/>
+        <w:pStyle w:val="38"/>
         <w:tabs>
           <w:tab w:val="right" w:leader="dot" w:pos="9072"/>
         </w:tabs>
@@ -145,7 +145,7 @@
         <w:fldChar w:fldCharType="begin"/>
       </w:r>
       <w:r>
-        <w:instrText xml:space="preserve"> HYPERLINK \l _Toc1406 </w:instrText>
+        <w:instrText xml:space="preserve"> HYPERLINK \l _Toc26692 </w:instrText>
       </w:r>
       <w:r>
         <w:fldChar w:fldCharType="separate"/>
@@ -160,13 +160,13 @@
         <w:fldChar w:fldCharType="begin"/>
       </w:r>
       <w:r>
-        <w:instrText xml:space="preserve"> PAGEREF _Toc1406 \h </w:instrText>
+        <w:instrText xml:space="preserve"> PAGEREF _Toc26692 \h </w:instrText>
       </w:r>
       <w:r>
         <w:fldChar w:fldCharType="separate"/>
       </w:r>
       <w:r>
-        <w:t>4</w:t>
+        <w:t>5</w:t>
       </w:r>
       <w:r>
         <w:fldChar w:fldCharType="end"/>
@@ -177,7 +177,7 @@
     </w:p>
     <w:p>
       <w:pPr>
-        <w:pStyle w:val="30"/>
+        <w:pStyle w:val="38"/>
         <w:tabs>
           <w:tab w:val="right" w:leader="dot" w:pos="9072"/>
         </w:tabs>
@@ -186,7 +186,7 @@
         <w:fldChar w:fldCharType="begin"/>
       </w:r>
       <w:r>
-        <w:instrText xml:space="preserve"> HYPERLINK \l _Toc31970 </w:instrText>
+        <w:instrText xml:space="preserve"> HYPERLINK \l _Toc1687 </w:instrText>
       </w:r>
       <w:r>
         <w:fldChar w:fldCharType="separate"/>
@@ -201,13 +201,13 @@
         <w:fldChar w:fldCharType="begin"/>
       </w:r>
       <w:r>
-        <w:instrText xml:space="preserve"> PAGEREF _Toc31970 \h </w:instrText>
+        <w:instrText xml:space="preserve"> PAGEREF _Toc1687 \h </w:instrText>
       </w:r>
       <w:r>
         <w:fldChar w:fldCharType="separate"/>
       </w:r>
       <w:r>
-        <w:t>4</w:t>
+        <w:t>5</w:t>
       </w:r>
       <w:r>
         <w:fldChar w:fldCharType="end"/>
@@ -218,7 +218,7 @@
     </w:p>
     <w:p>
       <w:pPr>
-        <w:pStyle w:val="30"/>
+        <w:pStyle w:val="38"/>
         <w:tabs>
           <w:tab w:val="right" w:leader="dot" w:pos="9072"/>
         </w:tabs>
@@ -227,7 +227,7 @@
         <w:fldChar w:fldCharType="begin"/>
       </w:r>
       <w:r>
-        <w:instrText xml:space="preserve"> HYPERLINK \l _Toc25955 </w:instrText>
+        <w:instrText xml:space="preserve"> HYPERLINK \l _Toc21061 </w:instrText>
       </w:r>
       <w:r>
         <w:fldChar w:fldCharType="separate"/>
@@ -242,13 +242,13 @@
         <w:fldChar w:fldCharType="begin"/>
       </w:r>
       <w:r>
-        <w:instrText xml:space="preserve"> PAGEREF _Toc25955 \h </w:instrText>
+        <w:instrText xml:space="preserve"> PAGEREF _Toc21061 \h </w:instrText>
       </w:r>
       <w:r>
         <w:fldChar w:fldCharType="separate"/>
       </w:r>
       <w:r>
-        <w:t>4</w:t>
+        <w:t>5</w:t>
       </w:r>
       <w:r>
         <w:fldChar w:fldCharType="end"/>
@@ -259,7 +259,7 @@
     </w:p>
     <w:p>
       <w:pPr>
-        <w:pStyle w:val="24"/>
+        <w:pStyle w:val="39"/>
         <w:tabs>
           <w:tab w:val="right" w:leader="dot" w:pos="9072"/>
         </w:tabs>
@@ -268,7 +268,7 @@
         <w:fldChar w:fldCharType="begin"/>
       </w:r>
       <w:r>
-        <w:instrText xml:space="preserve"> HYPERLINK \l _Toc21961 </w:instrText>
+        <w:instrText xml:space="preserve"> HYPERLINK \l _Toc4279 </w:instrText>
       </w:r>
       <w:r>
         <w:fldChar w:fldCharType="separate"/>
@@ -283,13 +283,13 @@
         <w:fldChar w:fldCharType="begin"/>
       </w:r>
       <w:r>
-        <w:instrText xml:space="preserve"> PAGEREF _Toc21961 \h </w:instrText>
+        <w:instrText xml:space="preserve"> PAGEREF _Toc4279 \h </w:instrText>
       </w:r>
       <w:r>
         <w:fldChar w:fldCharType="separate"/>
       </w:r>
       <w:r>
-        <w:t>4</w:t>
+        <w:t>5</w:t>
       </w:r>
       <w:r>
         <w:fldChar w:fldCharType="end"/>
@@ -300,7 +300,7 @@
     </w:p>
     <w:p>
       <w:pPr>
-        <w:pStyle w:val="24"/>
+        <w:pStyle w:val="39"/>
         <w:tabs>
           <w:tab w:val="right" w:leader="dot" w:pos="9072"/>
         </w:tabs>
@@ -309,7 +309,7 @@
         <w:fldChar w:fldCharType="begin"/>
       </w:r>
       <w:r>
-        <w:instrText xml:space="preserve"> HYPERLINK \l _Toc1287 </w:instrText>
+        <w:instrText xml:space="preserve"> HYPERLINK \l _Toc28828 </w:instrText>
       </w:r>
       <w:r>
         <w:fldChar w:fldCharType="separate"/>
@@ -324,13 +324,13 @@
         <w:fldChar w:fldCharType="begin"/>
       </w:r>
       <w:r>
-        <w:instrText xml:space="preserve"> PAGEREF _Toc1287 \h </w:instrText>
+        <w:instrText xml:space="preserve"> PAGEREF _Toc28828 \h </w:instrText>
       </w:r>
       <w:r>
         <w:fldChar w:fldCharType="separate"/>
       </w:r>
       <w:r>
-        <w:t>4</w:t>
+        <w:t>5</w:t>
       </w:r>
       <w:r>
         <w:fldChar w:fldCharType="end"/>
@@ -341,7 +341,7 @@
     </w:p>
     <w:p>
       <w:pPr>
-        <w:pStyle w:val="24"/>
+        <w:pStyle w:val="39"/>
         <w:tabs>
           <w:tab w:val="right" w:leader="dot" w:pos="9072"/>
         </w:tabs>
@@ -350,7 +350,7 @@
         <w:fldChar w:fldCharType="begin"/>
       </w:r>
       <w:r>
-        <w:instrText xml:space="preserve"> HYPERLINK \l _Toc15206 </w:instrText>
+        <w:instrText xml:space="preserve"> HYPERLINK \l _Toc16428 </w:instrText>
       </w:r>
       <w:r>
         <w:fldChar w:fldCharType="separate"/>
@@ -365,13 +365,13 @@
         <w:fldChar w:fldCharType="begin"/>
       </w:r>
       <w:r>
-        <w:instrText xml:space="preserve"> PAGEREF _Toc15206 \h </w:instrText>
+        <w:instrText xml:space="preserve"> PAGEREF _Toc16428 \h </w:instrText>
       </w:r>
       <w:r>
         <w:fldChar w:fldCharType="separate"/>
       </w:r>
       <w:r>
-        <w:t>5</w:t>
+        <w:t>6</w:t>
       </w:r>
       <w:r>
         <w:fldChar w:fldCharType="end"/>
@@ -382,7 +382,7 @@
     </w:p>
     <w:p>
       <w:pPr>
-        <w:pStyle w:val="24"/>
+        <w:pStyle w:val="39"/>
         <w:tabs>
           <w:tab w:val="right" w:leader="dot" w:pos="9072"/>
         </w:tabs>
@@ -391,7 +391,7 @@
         <w:fldChar w:fldCharType="begin"/>
       </w:r>
       <w:r>
-        <w:instrText xml:space="preserve"> HYPERLINK \l _Toc15282 </w:instrText>
+        <w:instrText xml:space="preserve"> HYPERLINK \l _Toc245 </w:instrText>
       </w:r>
       <w:r>
         <w:fldChar w:fldCharType="separate"/>
@@ -406,13 +406,13 @@
         <w:fldChar w:fldCharType="begin"/>
       </w:r>
       <w:r>
-        <w:instrText xml:space="preserve"> PAGEREF _Toc15282 \h </w:instrText>
+        <w:instrText xml:space="preserve"> PAGEREF _Toc245 \h </w:instrText>
       </w:r>
       <w:r>
         <w:fldChar w:fldCharType="separate"/>
       </w:r>
       <w:r>
-        <w:t>5</w:t>
+        <w:t>6</w:t>
       </w:r>
       <w:r>
         <w:fldChar w:fldCharType="end"/>
@@ -423,7 +423,7 @@
     </w:p>
     <w:p>
       <w:pPr>
-        <w:pStyle w:val="30"/>
+        <w:pStyle w:val="38"/>
         <w:tabs>
           <w:tab w:val="right" w:leader="dot" w:pos="9072"/>
         </w:tabs>
@@ -432,7 +432,7 @@
         <w:fldChar w:fldCharType="begin"/>
       </w:r>
       <w:r>
-        <w:instrText xml:space="preserve"> HYPERLINK \l _Toc16774 </w:instrText>
+        <w:instrText xml:space="preserve"> HYPERLINK \l _Toc30883 </w:instrText>
       </w:r>
       <w:r>
         <w:fldChar w:fldCharType="separate"/>
@@ -447,13 +447,13 @@
         <w:fldChar w:fldCharType="begin"/>
       </w:r>
       <w:r>
-        <w:instrText xml:space="preserve"> PAGEREF _Toc16774 \h </w:instrText>
+        <w:instrText xml:space="preserve"> PAGEREF _Toc30883 \h </w:instrText>
       </w:r>
       <w:r>
         <w:fldChar w:fldCharType="separate"/>
       </w:r>
       <w:r>
-        <w:t>5</w:t>
+        <w:t>6</w:t>
       </w:r>
       <w:r>
         <w:fldChar w:fldCharType="end"/>
@@ -464,7 +464,7 @@
     </w:p>
     <w:p>
       <w:pPr>
-        <w:pStyle w:val="27"/>
+        <w:pStyle w:val="37"/>
         <w:tabs>
           <w:tab w:val="right" w:leader="dot" w:pos="9072"/>
         </w:tabs>
@@ -473,7 +473,7 @@
         <w:fldChar w:fldCharType="begin"/>
       </w:r>
       <w:r>
-        <w:instrText xml:space="preserve"> HYPERLINK \l _Toc2317 </w:instrText>
+        <w:instrText xml:space="preserve"> HYPERLINK \l _Toc18987 </w:instrText>
       </w:r>
       <w:r>
         <w:fldChar w:fldCharType="separate"/>
@@ -488,13 +488,13 @@
         <w:fldChar w:fldCharType="begin"/>
       </w:r>
       <w:r>
-        <w:instrText xml:space="preserve"> PAGEREF _Toc2317 \h </w:instrText>
+        <w:instrText xml:space="preserve"> PAGEREF _Toc18987 \h </w:instrText>
       </w:r>
       <w:r>
         <w:fldChar w:fldCharType="separate"/>
       </w:r>
       <w:r>
-        <w:t>6</w:t>
+        <w:t>7</w:t>
       </w:r>
       <w:r>
         <w:fldChar w:fldCharType="end"/>
@@ -505,7 +505,7 @@
     </w:p>
     <w:p>
       <w:pPr>
-        <w:pStyle w:val="30"/>
+        <w:pStyle w:val="38"/>
         <w:tabs>
           <w:tab w:val="right" w:leader="dot" w:pos="9072"/>
         </w:tabs>
@@ -514,7 +514,7 @@
         <w:fldChar w:fldCharType="begin"/>
       </w:r>
       <w:r>
-        <w:instrText xml:space="preserve"> HYPERLINK \l _Toc8160 </w:instrText>
+        <w:instrText xml:space="preserve"> HYPERLINK \l _Toc14285 </w:instrText>
       </w:r>
       <w:r>
         <w:fldChar w:fldCharType="separate"/>
@@ -529,13 +529,13 @@
         <w:fldChar w:fldCharType="begin"/>
       </w:r>
       <w:r>
-        <w:instrText xml:space="preserve"> PAGEREF _Toc8160 \h </w:instrText>
+        <w:instrText xml:space="preserve"> PAGEREF _Toc14285 \h </w:instrText>
       </w:r>
       <w:r>
         <w:fldChar w:fldCharType="separate"/>
       </w:r>
       <w:r>
-        <w:t>6</w:t>
+        <w:t>7</w:t>
       </w:r>
       <w:r>
         <w:fldChar w:fldCharType="end"/>
@@ -546,7 +546,7 @@
     </w:p>
     <w:p>
       <w:pPr>
-        <w:pStyle w:val="24"/>
+        <w:pStyle w:val="39"/>
         <w:tabs>
           <w:tab w:val="right" w:leader="dot" w:pos="9072"/>
         </w:tabs>
@@ -555,7 +555,7 @@
         <w:fldChar w:fldCharType="begin"/>
       </w:r>
       <w:r>
-        <w:instrText xml:space="preserve"> HYPERLINK \l _Toc27110 </w:instrText>
+        <w:instrText xml:space="preserve"> HYPERLINK \l _Toc25707 </w:instrText>
       </w:r>
       <w:r>
         <w:fldChar w:fldCharType="separate"/>
@@ -570,13 +570,13 @@
         <w:fldChar w:fldCharType="begin"/>
       </w:r>
       <w:r>
-        <w:instrText xml:space="preserve"> PAGEREF _Toc27110 \h </w:instrText>
+        <w:instrText xml:space="preserve"> PAGEREF _Toc25707 \h </w:instrText>
       </w:r>
       <w:r>
         <w:fldChar w:fldCharType="separate"/>
       </w:r>
       <w:r>
-        <w:t>6</w:t>
+        <w:t>7</w:t>
       </w:r>
       <w:r>
         <w:fldChar w:fldCharType="end"/>
@@ -587,7 +587,7 @@
     </w:p>
     <w:p>
       <w:pPr>
-        <w:pStyle w:val="24"/>
+        <w:pStyle w:val="39"/>
         <w:tabs>
           <w:tab w:val="right" w:leader="dot" w:pos="9072"/>
         </w:tabs>
@@ -596,7 +596,7 @@
         <w:fldChar w:fldCharType="begin"/>
       </w:r>
       <w:r>
-        <w:instrText xml:space="preserve"> HYPERLINK \l _Toc7241 </w:instrText>
+        <w:instrText xml:space="preserve"> HYPERLINK \l _Toc26996 </w:instrText>
       </w:r>
       <w:r>
         <w:fldChar w:fldCharType="separate"/>
@@ -611,13 +611,13 @@
         <w:fldChar w:fldCharType="begin"/>
       </w:r>
       <w:r>
-        <w:instrText xml:space="preserve"> PAGEREF _Toc7241 \h </w:instrText>
+        <w:instrText xml:space="preserve"> PAGEREF _Toc26996 \h </w:instrText>
       </w:r>
       <w:r>
         <w:fldChar w:fldCharType="separate"/>
       </w:r>
       <w:r>
-        <w:t>6</w:t>
+        <w:t>7</w:t>
       </w:r>
       <w:r>
         <w:fldChar w:fldCharType="end"/>
@@ -628,7 +628,7 @@
     </w:p>
     <w:p>
       <w:pPr>
-        <w:pStyle w:val="24"/>
+        <w:pStyle w:val="39"/>
         <w:tabs>
           <w:tab w:val="right" w:leader="dot" w:pos="9072"/>
         </w:tabs>
@@ -637,7 +637,7 @@
         <w:fldChar w:fldCharType="begin"/>
       </w:r>
       <w:r>
-        <w:instrText xml:space="preserve"> HYPERLINK \l _Toc24560 </w:instrText>
+        <w:instrText xml:space="preserve"> HYPERLINK \l _Toc14174 </w:instrText>
       </w:r>
       <w:r>
         <w:fldChar w:fldCharType="separate"/>
@@ -652,13 +652,13 @@
         <w:fldChar w:fldCharType="begin"/>
       </w:r>
       <w:r>
-        <w:instrText xml:space="preserve"> PAGEREF _Toc24560 \h </w:instrText>
+        <w:instrText xml:space="preserve"> PAGEREF _Toc14174 \h </w:instrText>
       </w:r>
       <w:r>
         <w:fldChar w:fldCharType="separate"/>
       </w:r>
       <w:r>
-        <w:t>6</w:t>
+        <w:t>7</w:t>
       </w:r>
       <w:r>
         <w:fldChar w:fldCharType="end"/>
@@ -669,7 +669,7 @@
     </w:p>
     <w:p>
       <w:pPr>
-        <w:pStyle w:val="24"/>
+        <w:pStyle w:val="39"/>
         <w:tabs>
           <w:tab w:val="right" w:leader="dot" w:pos="9072"/>
         </w:tabs>
@@ -678,7 +678,7 @@
         <w:fldChar w:fldCharType="begin"/>
       </w:r>
       <w:r>
-        <w:instrText xml:space="preserve"> HYPERLINK \l _Toc8185 </w:instrText>
+        <w:instrText xml:space="preserve"> HYPERLINK \l _Toc32130 </w:instrText>
       </w:r>
       <w:r>
         <w:fldChar w:fldCharType="separate"/>
@@ -693,13 +693,13 @@
         <w:fldChar w:fldCharType="begin"/>
       </w:r>
       <w:r>
-        <w:instrText xml:space="preserve"> PAGEREF _Toc8185 \h </w:instrText>
+        <w:instrText xml:space="preserve"> PAGEREF _Toc32130 \h </w:instrText>
       </w:r>
       <w:r>
         <w:fldChar w:fldCharType="separate"/>
       </w:r>
       <w:r>
-        <w:t>6</w:t>
+        <w:t>7</w:t>
       </w:r>
       <w:r>
         <w:fldChar w:fldCharType="end"/>
@@ -710,7 +710,7 @@
     </w:p>
     <w:p>
       <w:pPr>
-        <w:pStyle w:val="24"/>
+        <w:pStyle w:val="39"/>
         <w:tabs>
           <w:tab w:val="right" w:leader="dot" w:pos="9072"/>
         </w:tabs>
@@ -719,7 +719,7 @@
         <w:fldChar w:fldCharType="begin"/>
       </w:r>
       <w:r>
-        <w:instrText xml:space="preserve"> HYPERLINK \l _Toc11407 </w:instrText>
+        <w:instrText xml:space="preserve"> HYPERLINK \l _Toc1698 </w:instrText>
       </w:r>
       <w:r>
         <w:fldChar w:fldCharType="separate"/>
@@ -734,13 +734,13 @@
         <w:fldChar w:fldCharType="begin"/>
       </w:r>
       <w:r>
-        <w:instrText xml:space="preserve"> PAGEREF _Toc11407 \h </w:instrText>
+        <w:instrText xml:space="preserve"> PAGEREF _Toc1698 \h </w:instrText>
       </w:r>
       <w:r>
         <w:fldChar w:fldCharType="separate"/>
       </w:r>
       <w:r>
-        <w:t>6</w:t>
+        <w:t>7</w:t>
       </w:r>
       <w:r>
         <w:fldChar w:fldCharType="end"/>
@@ -751,7 +751,7 @@
     </w:p>
     <w:p>
       <w:pPr>
-        <w:pStyle w:val="24"/>
+        <w:pStyle w:val="39"/>
         <w:tabs>
           <w:tab w:val="right" w:leader="dot" w:pos="9072"/>
         </w:tabs>
@@ -760,7 +760,7 @@
         <w:fldChar w:fldCharType="begin"/>
       </w:r>
       <w:r>
-        <w:instrText xml:space="preserve"> HYPERLINK \l _Toc6059 </w:instrText>
+        <w:instrText xml:space="preserve"> HYPERLINK \l _Toc22284 </w:instrText>
       </w:r>
       <w:r>
         <w:fldChar w:fldCharType="separate"/>
@@ -775,13 +775,13 @@
         <w:fldChar w:fldCharType="begin"/>
       </w:r>
       <w:r>
-        <w:instrText xml:space="preserve"> PAGEREF _Toc6059 \h </w:instrText>
+        <w:instrText xml:space="preserve"> PAGEREF _Toc22284 \h </w:instrText>
       </w:r>
       <w:r>
         <w:fldChar w:fldCharType="separate"/>
       </w:r>
       <w:r>
-        <w:t>6</w:t>
+        <w:t>7</w:t>
       </w:r>
       <w:r>
         <w:fldChar w:fldCharType="end"/>
@@ -792,7 +792,7 @@
     </w:p>
     <w:p>
       <w:pPr>
-        <w:pStyle w:val="30"/>
+        <w:pStyle w:val="38"/>
         <w:tabs>
           <w:tab w:val="right" w:leader="dot" w:pos="9072"/>
         </w:tabs>
@@ -801,7 +801,7 @@
         <w:fldChar w:fldCharType="begin"/>
       </w:r>
       <w:r>
-        <w:instrText xml:space="preserve"> HYPERLINK \l _Toc32495 </w:instrText>
+        <w:instrText xml:space="preserve"> HYPERLINK \l _Toc26401 </w:instrText>
       </w:r>
       <w:r>
         <w:fldChar w:fldCharType="separate"/>
@@ -816,13 +816,13 @@
         <w:fldChar w:fldCharType="begin"/>
       </w:r>
       <w:r>
-        <w:instrText xml:space="preserve"> PAGEREF _Toc32495 \h </w:instrText>
+        <w:instrText xml:space="preserve"> PAGEREF _Toc26401 \h </w:instrText>
       </w:r>
       <w:r>
         <w:fldChar w:fldCharType="separate"/>
       </w:r>
       <w:r>
-        <w:t>6</w:t>
+        <w:t>7</w:t>
       </w:r>
       <w:r>
         <w:fldChar w:fldCharType="end"/>
@@ -833,7 +833,7 @@
     </w:p>
     <w:p>
       <w:pPr>
-        <w:pStyle w:val="24"/>
+        <w:pStyle w:val="39"/>
         <w:tabs>
           <w:tab w:val="right" w:leader="dot" w:pos="9072"/>
         </w:tabs>
@@ -842,7 +842,7 @@
         <w:fldChar w:fldCharType="begin"/>
       </w:r>
       <w:r>
-        <w:instrText xml:space="preserve"> HYPERLINK \l _Toc32200 </w:instrText>
+        <w:instrText xml:space="preserve"> HYPERLINK \l _Toc9432 </w:instrText>
       </w:r>
       <w:r>
         <w:fldChar w:fldCharType="separate"/>
@@ -857,13 +857,13 @@
         <w:fldChar w:fldCharType="begin"/>
       </w:r>
       <w:r>
-        <w:instrText xml:space="preserve"> PAGEREF _Toc32200 \h </w:instrText>
+        <w:instrText xml:space="preserve"> PAGEREF _Toc9432 \h </w:instrText>
       </w:r>
       <w:r>
         <w:fldChar w:fldCharType="separate"/>
       </w:r>
       <w:r>
-        <w:t>6</w:t>
+        <w:t>7</w:t>
       </w:r>
       <w:r>
         <w:fldChar w:fldCharType="end"/>
@@ -874,7 +874,7 @@
     </w:p>
     <w:p>
       <w:pPr>
-        <w:pStyle w:val="24"/>
+        <w:pStyle w:val="39"/>
         <w:tabs>
           <w:tab w:val="right" w:leader="dot" w:pos="9072"/>
         </w:tabs>
@@ -883,7 +883,7 @@
         <w:fldChar w:fldCharType="begin"/>
       </w:r>
       <w:r>
-        <w:instrText xml:space="preserve"> HYPERLINK \l _Toc6141 </w:instrText>
+        <w:instrText xml:space="preserve"> HYPERLINK \l _Toc3076 </w:instrText>
       </w:r>
       <w:r>
         <w:fldChar w:fldCharType="separate"/>
@@ -898,13 +898,13 @@
         <w:fldChar w:fldCharType="begin"/>
       </w:r>
       <w:r>
-        <w:instrText xml:space="preserve"> PAGEREF _Toc6141 \h </w:instrText>
+        <w:instrText xml:space="preserve"> PAGEREF _Toc3076 \h </w:instrText>
       </w:r>
       <w:r>
         <w:fldChar w:fldCharType="separate"/>
       </w:r>
       <w:r>
-        <w:t>7</w:t>
+        <w:t>8</w:t>
       </w:r>
       <w:r>
         <w:fldChar w:fldCharType="end"/>
@@ -915,7 +915,7 @@
     </w:p>
     <w:p>
       <w:pPr>
-        <w:pStyle w:val="24"/>
+        <w:pStyle w:val="39"/>
         <w:tabs>
           <w:tab w:val="right" w:leader="dot" w:pos="9072"/>
         </w:tabs>
@@ -924,7 +924,7 @@
         <w:fldChar w:fldCharType="begin"/>
       </w:r>
       <w:r>
-        <w:instrText xml:space="preserve"> HYPERLINK \l _Toc9998 </w:instrText>
+        <w:instrText xml:space="preserve"> HYPERLINK \l _Toc30460 </w:instrText>
       </w:r>
       <w:r>
         <w:fldChar w:fldCharType="separate"/>
@@ -939,13 +939,13 @@
         <w:fldChar w:fldCharType="begin"/>
       </w:r>
       <w:r>
-        <w:instrText xml:space="preserve"> PAGEREF _Toc9998 \h </w:instrText>
+        <w:instrText xml:space="preserve"> PAGEREF _Toc30460 \h </w:instrText>
       </w:r>
       <w:r>
         <w:fldChar w:fldCharType="separate"/>
       </w:r>
       <w:r>
-        <w:t>7</w:t>
+        <w:t>8</w:t>
       </w:r>
       <w:r>
         <w:fldChar w:fldCharType="end"/>
@@ -956,7 +956,7 @@
     </w:p>
     <w:p>
       <w:pPr>
-        <w:pStyle w:val="24"/>
+        <w:pStyle w:val="39"/>
         <w:tabs>
           <w:tab w:val="right" w:leader="dot" w:pos="9072"/>
         </w:tabs>
@@ -965,7 +965,7 @@
         <w:fldChar w:fldCharType="begin"/>
       </w:r>
       <w:r>
-        <w:instrText xml:space="preserve"> HYPERLINK \l _Toc15097 </w:instrText>
+        <w:instrText xml:space="preserve"> HYPERLINK \l _Toc4178 </w:instrText>
       </w:r>
       <w:r>
         <w:fldChar w:fldCharType="separate"/>
@@ -980,13 +980,13 @@
         <w:fldChar w:fldCharType="begin"/>
       </w:r>
       <w:r>
-        <w:instrText xml:space="preserve"> PAGEREF _Toc15097 \h </w:instrText>
+        <w:instrText xml:space="preserve"> PAGEREF _Toc4178 \h </w:instrText>
       </w:r>
       <w:r>
         <w:fldChar w:fldCharType="separate"/>
       </w:r>
       <w:r>
-        <w:t>7</w:t>
+        <w:t>8</w:t>
       </w:r>
       <w:r>
         <w:fldChar w:fldCharType="end"/>
@@ -997,7 +997,7 @@
     </w:p>
     <w:p>
       <w:pPr>
-        <w:pStyle w:val="30"/>
+        <w:pStyle w:val="38"/>
         <w:tabs>
           <w:tab w:val="right" w:leader="dot" w:pos="9072"/>
         </w:tabs>
@@ -1006,7 +1006,7 @@
         <w:fldChar w:fldCharType="begin"/>
       </w:r>
       <w:r>
-        <w:instrText xml:space="preserve"> HYPERLINK \l _Toc27985 </w:instrText>
+        <w:instrText xml:space="preserve"> HYPERLINK \l _Toc17028 </w:instrText>
       </w:r>
       <w:r>
         <w:fldChar w:fldCharType="separate"/>
@@ -1021,13 +1021,13 @@
         <w:fldChar w:fldCharType="begin"/>
       </w:r>
       <w:r>
-        <w:instrText xml:space="preserve"> PAGEREF _Toc27985 \h </w:instrText>
+        <w:instrText xml:space="preserve"> PAGEREF _Toc17028 \h </w:instrText>
       </w:r>
       <w:r>
         <w:fldChar w:fldCharType="separate"/>
       </w:r>
       <w:r>
-        <w:t>7</w:t>
+        <w:t>8</w:t>
       </w:r>
       <w:r>
         <w:fldChar w:fldCharType="end"/>
@@ -1038,7 +1038,7 @@
     </w:p>
     <w:p>
       <w:pPr>
-        <w:pStyle w:val="24"/>
+        <w:pStyle w:val="39"/>
         <w:tabs>
           <w:tab w:val="right" w:leader="dot" w:pos="9072"/>
         </w:tabs>
@@ -1047,7 +1047,7 @@
         <w:fldChar w:fldCharType="begin"/>
       </w:r>
       <w:r>
-        <w:instrText xml:space="preserve"> HYPERLINK \l _Toc14259 </w:instrText>
+        <w:instrText xml:space="preserve"> HYPERLINK \l _Toc19071 </w:instrText>
       </w:r>
       <w:r>
         <w:fldChar w:fldCharType="separate"/>
@@ -1062,13 +1062,13 @@
         <w:fldChar w:fldCharType="begin"/>
       </w:r>
       <w:r>
-        <w:instrText xml:space="preserve"> PAGEREF _Toc14259 \h </w:instrText>
+        <w:instrText xml:space="preserve"> PAGEREF _Toc19071 \h </w:instrText>
       </w:r>
       <w:r>
         <w:fldChar w:fldCharType="separate"/>
       </w:r>
       <w:r>
-        <w:t>7</w:t>
+        <w:t>8</w:t>
       </w:r>
       <w:r>
         <w:fldChar w:fldCharType="end"/>
@@ -1079,7 +1079,7 @@
     </w:p>
     <w:p>
       <w:pPr>
-        <w:pStyle w:val="24"/>
+        <w:pStyle w:val="39"/>
         <w:tabs>
           <w:tab w:val="right" w:leader="dot" w:pos="9072"/>
         </w:tabs>
@@ -1088,7 +1088,7 @@
         <w:fldChar w:fldCharType="begin"/>
       </w:r>
       <w:r>
-        <w:instrText xml:space="preserve"> HYPERLINK \l _Toc28988 </w:instrText>
+        <w:instrText xml:space="preserve"> HYPERLINK \l _Toc19271 </w:instrText>
       </w:r>
       <w:r>
         <w:fldChar w:fldCharType="separate"/>
@@ -1103,13 +1103,13 @@
         <w:fldChar w:fldCharType="begin"/>
       </w:r>
       <w:r>
-        <w:instrText xml:space="preserve"> PAGEREF _Toc28988 \h </w:instrText>
+        <w:instrText xml:space="preserve"> PAGEREF _Toc19271 \h </w:instrText>
       </w:r>
       <w:r>
         <w:fldChar w:fldCharType="separate"/>
       </w:r>
       <w:r>
-        <w:t>7</w:t>
+        <w:t>8</w:t>
       </w:r>
       <w:r>
         <w:fldChar w:fldCharType="end"/>
@@ -1120,7 +1120,7 @@
     </w:p>
     <w:p>
       <w:pPr>
-        <w:pStyle w:val="24"/>
+        <w:pStyle w:val="39"/>
         <w:tabs>
           <w:tab w:val="right" w:leader="dot" w:pos="9072"/>
         </w:tabs>
@@ -1129,7 +1129,7 @@
         <w:fldChar w:fldCharType="begin"/>
       </w:r>
       <w:r>
-        <w:instrText xml:space="preserve"> HYPERLINK \l _Toc959 </w:instrText>
+        <w:instrText xml:space="preserve"> HYPERLINK \l _Toc24949 </w:instrText>
       </w:r>
       <w:r>
         <w:fldChar w:fldCharType="separate"/>
@@ -1144,13 +1144,13 @@
         <w:fldChar w:fldCharType="begin"/>
       </w:r>
       <w:r>
-        <w:instrText xml:space="preserve"> PAGEREF _Toc959 \h </w:instrText>
+        <w:instrText xml:space="preserve"> PAGEREF _Toc24949 \h </w:instrText>
       </w:r>
       <w:r>
         <w:fldChar w:fldCharType="separate"/>
       </w:r>
       <w:r>
-        <w:t>7</w:t>
+        <w:t>8</w:t>
       </w:r>
       <w:r>
         <w:fldChar w:fldCharType="end"/>
@@ -1161,7 +1161,7 @@
     </w:p>
     <w:p>
       <w:pPr>
-        <w:pStyle w:val="24"/>
+        <w:pStyle w:val="39"/>
         <w:tabs>
           <w:tab w:val="right" w:leader="dot" w:pos="9072"/>
         </w:tabs>
@@ -1170,7 +1170,7 @@
         <w:fldChar w:fldCharType="begin"/>
       </w:r>
       <w:r>
-        <w:instrText xml:space="preserve"> HYPERLINK \l _Toc13131 </w:instrText>
+        <w:instrText xml:space="preserve"> HYPERLINK \l _Toc27978 </w:instrText>
       </w:r>
       <w:r>
         <w:fldChar w:fldCharType="separate"/>
@@ -1185,13 +1185,13 @@
         <w:fldChar w:fldCharType="begin"/>
       </w:r>
       <w:r>
-        <w:instrText xml:space="preserve"> PAGEREF _Toc13131 \h </w:instrText>
+        <w:instrText xml:space="preserve"> PAGEREF _Toc27978 \h </w:instrText>
       </w:r>
       <w:r>
         <w:fldChar w:fldCharType="separate"/>
       </w:r>
       <w:r>
-        <w:t>7</w:t>
+        <w:t>8</w:t>
       </w:r>
       <w:r>
         <w:fldChar w:fldCharType="end"/>
@@ -1202,7 +1202,7 @@
     </w:p>
     <w:p>
       <w:pPr>
-        <w:pStyle w:val="30"/>
+        <w:pStyle w:val="38"/>
         <w:tabs>
           <w:tab w:val="right" w:leader="dot" w:pos="9072"/>
         </w:tabs>
@@ -1211,7 +1211,7 @@
         <w:fldChar w:fldCharType="begin"/>
       </w:r>
       <w:r>
-        <w:instrText xml:space="preserve"> HYPERLINK \l _Toc16921 </w:instrText>
+        <w:instrText xml:space="preserve"> HYPERLINK \l _Toc22236 </w:instrText>
       </w:r>
       <w:r>
         <w:fldChar w:fldCharType="separate"/>
@@ -1226,13 +1226,13 @@
         <w:fldChar w:fldCharType="begin"/>
       </w:r>
       <w:r>
-        <w:instrText xml:space="preserve"> PAGEREF _Toc16921 \h </w:instrText>
+        <w:instrText xml:space="preserve"> PAGEREF _Toc22236 \h </w:instrText>
       </w:r>
       <w:r>
         <w:fldChar w:fldCharType="separate"/>
       </w:r>
       <w:r>
-        <w:t>7</w:t>
+        <w:t>8</w:t>
       </w:r>
       <w:r>
         <w:fldChar w:fldCharType="end"/>
@@ -1243,7 +1243,7 @@
     </w:p>
     <w:p>
       <w:pPr>
-        <w:pStyle w:val="24"/>
+        <w:pStyle w:val="39"/>
         <w:tabs>
           <w:tab w:val="right" w:leader="dot" w:pos="9072"/>
         </w:tabs>
@@ -1252,7 +1252,7 @@
         <w:fldChar w:fldCharType="begin"/>
       </w:r>
       <w:r>
-        <w:instrText xml:space="preserve"> HYPERLINK \l _Toc1356 </w:instrText>
+        <w:instrText xml:space="preserve"> HYPERLINK \l _Toc19049 </w:instrText>
       </w:r>
       <w:r>
         <w:fldChar w:fldCharType="separate"/>
@@ -1267,13 +1267,13 @@
         <w:fldChar w:fldCharType="begin"/>
       </w:r>
       <w:r>
-        <w:instrText xml:space="preserve"> PAGEREF _Toc1356 \h </w:instrText>
+        <w:instrText xml:space="preserve"> PAGEREF _Toc19049 \h </w:instrText>
       </w:r>
       <w:r>
         <w:fldChar w:fldCharType="separate"/>
       </w:r>
       <w:r>
-        <w:t>7</w:t>
+        <w:t>8</w:t>
       </w:r>
       <w:r>
         <w:fldChar w:fldCharType="end"/>
@@ -1284,7 +1284,7 @@
     </w:p>
     <w:p>
       <w:pPr>
-        <w:pStyle w:val="24"/>
+        <w:pStyle w:val="39"/>
         <w:tabs>
           <w:tab w:val="right" w:leader="dot" w:pos="9072"/>
         </w:tabs>
@@ -1293,7 +1293,7 @@
         <w:fldChar w:fldCharType="begin"/>
       </w:r>
       <w:r>
-        <w:instrText xml:space="preserve"> HYPERLINK \l _Toc21774 </w:instrText>
+        <w:instrText xml:space="preserve"> HYPERLINK \l _Toc6314 </w:instrText>
       </w:r>
       <w:r>
         <w:fldChar w:fldCharType="separate"/>
@@ -1308,13 +1308,13 @@
         <w:fldChar w:fldCharType="begin"/>
       </w:r>
       <w:r>
-        <w:instrText xml:space="preserve"> PAGEREF _Toc21774 \h </w:instrText>
+        <w:instrText xml:space="preserve"> PAGEREF _Toc6314 \h </w:instrText>
       </w:r>
       <w:r>
         <w:fldChar w:fldCharType="separate"/>
       </w:r>
       <w:r>
-        <w:t>7</w:t>
+        <w:t>8</w:t>
       </w:r>
       <w:r>
         <w:fldChar w:fldCharType="end"/>
@@ -1325,7 +1325,7 @@
     </w:p>
     <w:p>
       <w:pPr>
-        <w:pStyle w:val="24"/>
+        <w:pStyle w:val="39"/>
         <w:tabs>
           <w:tab w:val="right" w:leader="dot" w:pos="9072"/>
         </w:tabs>
@@ -1334,7 +1334,7 @@
         <w:fldChar w:fldCharType="begin"/>
       </w:r>
       <w:r>
-        <w:instrText xml:space="preserve"> HYPERLINK \l _Toc8487 </w:instrText>
+        <w:instrText xml:space="preserve"> HYPERLINK \l _Toc17949 </w:instrText>
       </w:r>
       <w:r>
         <w:fldChar w:fldCharType="separate"/>
@@ -1349,13 +1349,13 @@
         <w:fldChar w:fldCharType="begin"/>
       </w:r>
       <w:r>
-        <w:instrText xml:space="preserve"> PAGEREF _Toc8487 \h </w:instrText>
+        <w:instrText xml:space="preserve"> PAGEREF _Toc17949 \h </w:instrText>
       </w:r>
       <w:r>
         <w:fldChar w:fldCharType="separate"/>
       </w:r>
       <w:r>
-        <w:t>8</w:t>
+        <w:t>9</w:t>
       </w:r>
       <w:r>
         <w:fldChar w:fldCharType="end"/>
@@ -1366,7 +1366,7 @@
     </w:p>
     <w:p>
       <w:pPr>
-        <w:pStyle w:val="30"/>
+        <w:pStyle w:val="38"/>
         <w:tabs>
           <w:tab w:val="right" w:leader="dot" w:pos="9072"/>
         </w:tabs>
@@ -1375,7 +1375,7 @@
         <w:fldChar w:fldCharType="begin"/>
       </w:r>
       <w:r>
-        <w:instrText xml:space="preserve"> HYPERLINK \l _Toc13425 </w:instrText>
+        <w:instrText xml:space="preserve"> HYPERLINK \l _Toc31820 </w:instrText>
       </w:r>
       <w:r>
         <w:fldChar w:fldCharType="separate"/>
@@ -1390,13 +1390,13 @@
         <w:fldChar w:fldCharType="begin"/>
       </w:r>
       <w:r>
-        <w:instrText xml:space="preserve"> PAGEREF _Toc13425 \h </w:instrText>
+        <w:instrText xml:space="preserve"> PAGEREF _Toc31820 \h </w:instrText>
       </w:r>
       <w:r>
         <w:fldChar w:fldCharType="separate"/>
       </w:r>
       <w:r>
-        <w:t>8</w:t>
+        <w:t>9</w:t>
       </w:r>
       <w:r>
         <w:fldChar w:fldCharType="end"/>
@@ -1407,7 +1407,7 @@
     </w:p>
     <w:p>
       <w:pPr>
-        <w:pStyle w:val="24"/>
+        <w:pStyle w:val="39"/>
         <w:tabs>
           <w:tab w:val="right" w:leader="dot" w:pos="9072"/>
         </w:tabs>
@@ -1416,7 +1416,7 @@
         <w:fldChar w:fldCharType="begin"/>
       </w:r>
       <w:r>
-        <w:instrText xml:space="preserve"> HYPERLINK \l _Toc22214 </w:instrText>
+        <w:instrText xml:space="preserve"> HYPERLINK \l _Toc18583 </w:instrText>
       </w:r>
       <w:r>
         <w:fldChar w:fldCharType="separate"/>
@@ -1431,13 +1431,13 @@
         <w:fldChar w:fldCharType="begin"/>
       </w:r>
       <w:r>
-        <w:instrText xml:space="preserve"> PAGEREF _Toc22214 \h </w:instrText>
+        <w:instrText xml:space="preserve"> PAGEREF _Toc18583 \h </w:instrText>
       </w:r>
       <w:r>
         <w:fldChar w:fldCharType="separate"/>
       </w:r>
       <w:r>
-        <w:t>8</w:t>
+        <w:t>9</w:t>
       </w:r>
       <w:r>
         <w:fldChar w:fldCharType="end"/>
@@ -1448,7 +1448,7 @@
     </w:p>
     <w:p>
       <w:pPr>
-        <w:pStyle w:val="24"/>
+        <w:pStyle w:val="39"/>
         <w:tabs>
           <w:tab w:val="right" w:leader="dot" w:pos="9072"/>
         </w:tabs>
@@ -1457,7 +1457,7 @@
         <w:fldChar w:fldCharType="begin"/>
       </w:r>
       <w:r>
-        <w:instrText xml:space="preserve"> HYPERLINK \l _Toc21084 </w:instrText>
+        <w:instrText xml:space="preserve"> HYPERLINK \l _Toc22493 </w:instrText>
       </w:r>
       <w:r>
         <w:fldChar w:fldCharType="separate"/>
@@ -1472,13 +1472,13 @@
         <w:fldChar w:fldCharType="begin"/>
       </w:r>
       <w:r>
-        <w:instrText xml:space="preserve"> PAGEREF _Toc21084 \h </w:instrText>
+        <w:instrText xml:space="preserve"> PAGEREF _Toc22493 \h </w:instrText>
       </w:r>
       <w:r>
         <w:fldChar w:fldCharType="separate"/>
       </w:r>
       <w:r>
-        <w:t>8</w:t>
+        <w:t>9</w:t>
       </w:r>
       <w:r>
         <w:fldChar w:fldCharType="end"/>
@@ -1489,7 +1489,7 @@
     </w:p>
     <w:p>
       <w:pPr>
-        <w:pStyle w:val="24"/>
+        <w:pStyle w:val="39"/>
         <w:tabs>
           <w:tab w:val="right" w:leader="dot" w:pos="9072"/>
         </w:tabs>
@@ -1498,7 +1498,7 @@
         <w:fldChar w:fldCharType="begin"/>
       </w:r>
       <w:r>
-        <w:instrText xml:space="preserve"> HYPERLINK \l _Toc4685 </w:instrText>
+        <w:instrText xml:space="preserve"> HYPERLINK \l _Toc19336 </w:instrText>
       </w:r>
       <w:r>
         <w:fldChar w:fldCharType="separate"/>
@@ -1513,13 +1513,13 @@
         <w:fldChar w:fldCharType="begin"/>
       </w:r>
       <w:r>
-        <w:instrText xml:space="preserve"> PAGEREF _Toc4685 \h </w:instrText>
+        <w:instrText xml:space="preserve"> PAGEREF _Toc19336 \h </w:instrText>
       </w:r>
       <w:r>
         <w:fldChar w:fldCharType="separate"/>
       </w:r>
       <w:r>
-        <w:t>8</w:t>
+        <w:t>9</w:t>
       </w:r>
       <w:r>
         <w:fldChar w:fldCharType="end"/>
@@ -1530,7 +1530,7 @@
     </w:p>
     <w:p>
       <w:pPr>
-        <w:pStyle w:val="24"/>
+        <w:pStyle w:val="39"/>
         <w:tabs>
           <w:tab w:val="right" w:leader="dot" w:pos="9072"/>
         </w:tabs>
@@ -1539,7 +1539,7 @@
         <w:fldChar w:fldCharType="begin"/>
       </w:r>
       <w:r>
-        <w:instrText xml:space="preserve"> HYPERLINK \l _Toc27404 </w:instrText>
+        <w:instrText xml:space="preserve"> HYPERLINK \l _Toc21060 </w:instrText>
       </w:r>
       <w:r>
         <w:fldChar w:fldCharType="separate"/>
@@ -1554,13 +1554,13 @@
         <w:fldChar w:fldCharType="begin"/>
       </w:r>
       <w:r>
-        <w:instrText xml:space="preserve"> PAGEREF _Toc27404 \h </w:instrText>
+        <w:instrText xml:space="preserve"> PAGEREF _Toc21060 \h </w:instrText>
       </w:r>
       <w:r>
         <w:fldChar w:fldCharType="separate"/>
       </w:r>
       <w:r>
-        <w:t>8</w:t>
+        <w:t>9</w:t>
       </w:r>
       <w:r>
         <w:fldChar w:fldCharType="end"/>
@@ -1571,7 +1571,7 @@
     </w:p>
     <w:p>
       <w:pPr>
-        <w:pStyle w:val="30"/>
+        <w:pStyle w:val="38"/>
         <w:tabs>
           <w:tab w:val="right" w:leader="dot" w:pos="9072"/>
         </w:tabs>
@@ -1580,7 +1580,7 @@
         <w:fldChar w:fldCharType="begin"/>
       </w:r>
       <w:r>
-        <w:instrText xml:space="preserve"> HYPERLINK \l _Toc17671 </w:instrText>
+        <w:instrText xml:space="preserve"> HYPERLINK \l _Toc1609 </w:instrText>
       </w:r>
       <w:r>
         <w:fldChar w:fldCharType="separate"/>
@@ -1595,13 +1595,13 @@
         <w:fldChar w:fldCharType="begin"/>
       </w:r>
       <w:r>
-        <w:instrText xml:space="preserve"> PAGEREF _Toc17671 \h </w:instrText>
+        <w:instrText xml:space="preserve"> PAGEREF _Toc1609 \h </w:instrText>
       </w:r>
       <w:r>
         <w:fldChar w:fldCharType="separate"/>
       </w:r>
       <w:r>
-        <w:t>8</w:t>
+        <w:t>9</w:t>
       </w:r>
       <w:r>
         <w:fldChar w:fldCharType="end"/>
@@ -1612,7 +1612,7 @@
     </w:p>
     <w:p>
       <w:pPr>
-        <w:pStyle w:val="24"/>
+        <w:pStyle w:val="39"/>
         <w:tabs>
           <w:tab w:val="right" w:leader="dot" w:pos="9072"/>
         </w:tabs>
@@ -1621,7 +1621,7 @@
         <w:fldChar w:fldCharType="begin"/>
       </w:r>
       <w:r>
-        <w:instrText xml:space="preserve"> HYPERLINK \l _Toc16545 </w:instrText>
+        <w:instrText xml:space="preserve"> HYPERLINK \l _Toc2365 </w:instrText>
       </w:r>
       <w:r>
         <w:fldChar w:fldCharType="separate"/>
@@ -1636,13 +1636,13 @@
         <w:fldChar w:fldCharType="begin"/>
       </w:r>
       <w:r>
-        <w:instrText xml:space="preserve"> PAGEREF _Toc16545 \h </w:instrText>
+        <w:instrText xml:space="preserve"> PAGEREF _Toc2365 \h </w:instrText>
       </w:r>
       <w:r>
         <w:fldChar w:fldCharType="separate"/>
       </w:r>
       <w:r>
-        <w:t>8</w:t>
+        <w:t>9</w:t>
       </w:r>
       <w:r>
         <w:fldChar w:fldCharType="end"/>
@@ -1653,7 +1653,7 @@
     </w:p>
     <w:p>
       <w:pPr>
-        <w:pStyle w:val="24"/>
+        <w:pStyle w:val="39"/>
         <w:tabs>
           <w:tab w:val="right" w:leader="dot" w:pos="9072"/>
         </w:tabs>
@@ -1662,7 +1662,7 @@
         <w:fldChar w:fldCharType="begin"/>
       </w:r>
       <w:r>
-        <w:instrText xml:space="preserve"> HYPERLINK \l _Toc20137 </w:instrText>
+        <w:instrText xml:space="preserve"> HYPERLINK \l _Toc25739 </w:instrText>
       </w:r>
       <w:r>
         <w:fldChar w:fldCharType="separate"/>
@@ -1677,13 +1677,13 @@
         <w:fldChar w:fldCharType="begin"/>
       </w:r>
       <w:r>
-        <w:instrText xml:space="preserve"> PAGEREF _Toc20137 \h </w:instrText>
+        <w:instrText xml:space="preserve"> PAGEREF _Toc25739 \h </w:instrText>
       </w:r>
       <w:r>
         <w:fldChar w:fldCharType="separate"/>
       </w:r>
       <w:r>
-        <w:t>8</w:t>
+        <w:t>9</w:t>
       </w:r>
       <w:r>
         <w:fldChar w:fldCharType="end"/>
@@ -1694,7 +1694,7 @@
     </w:p>
     <w:p>
       <w:pPr>
-        <w:pStyle w:val="24"/>
+        <w:pStyle w:val="39"/>
         <w:tabs>
           <w:tab w:val="right" w:leader="dot" w:pos="9072"/>
         </w:tabs>
@@ -1703,7 +1703,7 @@
         <w:fldChar w:fldCharType="begin"/>
       </w:r>
       <w:r>
-        <w:instrText xml:space="preserve"> HYPERLINK \l _Toc2494 </w:instrText>
+        <w:instrText xml:space="preserve"> HYPERLINK \l _Toc2038 </w:instrText>
       </w:r>
       <w:r>
         <w:fldChar w:fldCharType="separate"/>
@@ -1718,13 +1718,13 @@
         <w:fldChar w:fldCharType="begin"/>
       </w:r>
       <w:r>
-        <w:instrText xml:space="preserve"> PAGEREF _Toc2494 \h </w:instrText>
+        <w:instrText xml:space="preserve"> PAGEREF _Toc2038 \h </w:instrText>
       </w:r>
       <w:r>
         <w:fldChar w:fldCharType="separate"/>
       </w:r>
       <w:r>
-        <w:t>8</w:t>
+        <w:t>9</w:t>
       </w:r>
       <w:r>
         <w:fldChar w:fldCharType="end"/>
@@ -1735,7 +1735,7 @@
     </w:p>
     <w:p>
       <w:pPr>
-        <w:pStyle w:val="24"/>
+        <w:pStyle w:val="39"/>
         <w:tabs>
           <w:tab w:val="right" w:leader="dot" w:pos="9072"/>
         </w:tabs>
@@ -1744,7 +1744,7 @@
         <w:fldChar w:fldCharType="begin"/>
       </w:r>
       <w:r>
-        <w:instrText xml:space="preserve"> HYPERLINK \l _Toc12774 </w:instrText>
+        <w:instrText xml:space="preserve"> HYPERLINK \l _Toc26607 </w:instrText>
       </w:r>
       <w:r>
         <w:fldChar w:fldCharType="separate"/>
@@ -1759,13 +1759,13 @@
         <w:fldChar w:fldCharType="begin"/>
       </w:r>
       <w:r>
-        <w:instrText xml:space="preserve"> PAGEREF _Toc12774 \h </w:instrText>
+        <w:instrText xml:space="preserve"> PAGEREF _Toc26607 \h </w:instrText>
       </w:r>
       <w:r>
         <w:fldChar w:fldCharType="separate"/>
       </w:r>
       <w:r>
-        <w:t>8</w:t>
+        <w:t>9</w:t>
       </w:r>
       <w:r>
         <w:fldChar w:fldCharType="end"/>
@@ -1776,7 +1776,7 @@
     </w:p>
     <w:p>
       <w:pPr>
-        <w:pStyle w:val="24"/>
+        <w:pStyle w:val="39"/>
         <w:tabs>
           <w:tab w:val="right" w:leader="dot" w:pos="9072"/>
         </w:tabs>
@@ -1785,7 +1785,7 @@
         <w:fldChar w:fldCharType="begin"/>
       </w:r>
       <w:r>
-        <w:instrText xml:space="preserve"> HYPERLINK \l _Toc21096 </w:instrText>
+        <w:instrText xml:space="preserve"> HYPERLINK \l _Toc3403 </w:instrText>
       </w:r>
       <w:r>
         <w:fldChar w:fldCharType="separate"/>
@@ -1800,13 +1800,13 @@
         <w:fldChar w:fldCharType="begin"/>
       </w:r>
       <w:r>
-        <w:instrText xml:space="preserve"> PAGEREF _Toc21096 \h </w:instrText>
+        <w:instrText xml:space="preserve"> PAGEREF _Toc3403 \h </w:instrText>
       </w:r>
       <w:r>
         <w:fldChar w:fldCharType="separate"/>
       </w:r>
       <w:r>
-        <w:t>9</w:t>
+        <w:t>10</w:t>
       </w:r>
       <w:r>
         <w:fldChar w:fldCharType="end"/>
@@ -1817,7 +1817,7 @@
     </w:p>
     <w:p>
       <w:pPr>
-        <w:pStyle w:val="24"/>
+        <w:pStyle w:val="39"/>
         <w:tabs>
           <w:tab w:val="right" w:leader="dot" w:pos="9072"/>
         </w:tabs>
@@ -1826,7 +1826,7 @@
         <w:fldChar w:fldCharType="begin"/>
       </w:r>
       <w:r>
-        <w:instrText xml:space="preserve"> HYPERLINK \l _Toc30310 </w:instrText>
+        <w:instrText xml:space="preserve"> HYPERLINK \l _Toc8594 </w:instrText>
       </w:r>
       <w:r>
         <w:fldChar w:fldCharType="separate"/>
@@ -1841,13 +1841,13 @@
         <w:fldChar w:fldCharType="begin"/>
       </w:r>
       <w:r>
-        <w:instrText xml:space="preserve"> PAGEREF _Toc30310 \h </w:instrText>
+        <w:instrText xml:space="preserve"> PAGEREF _Toc8594 \h </w:instrText>
       </w:r>
       <w:r>
         <w:fldChar w:fldCharType="separate"/>
       </w:r>
       <w:r>
-        <w:t>9</w:t>
+        <w:t>10</w:t>
       </w:r>
       <w:r>
         <w:fldChar w:fldCharType="end"/>
@@ -1858,7 +1858,7 @@
     </w:p>
     <w:p>
       <w:pPr>
-        <w:pStyle w:val="30"/>
+        <w:pStyle w:val="38"/>
         <w:tabs>
           <w:tab w:val="right" w:leader="dot" w:pos="9072"/>
         </w:tabs>
@@ -1867,7 +1867,7 @@
         <w:fldChar w:fldCharType="begin"/>
       </w:r>
       <w:r>
-        <w:instrText xml:space="preserve"> HYPERLINK \l _Toc18575 </w:instrText>
+        <w:instrText xml:space="preserve"> HYPERLINK \l _Toc6942 </w:instrText>
       </w:r>
       <w:r>
         <w:fldChar w:fldCharType="separate"/>
@@ -1882,13 +1882,13 @@
         <w:fldChar w:fldCharType="begin"/>
       </w:r>
       <w:r>
-        <w:instrText xml:space="preserve"> PAGEREF _Toc18575 \h </w:instrText>
+        <w:instrText xml:space="preserve"> PAGEREF _Toc6942 \h </w:instrText>
       </w:r>
       <w:r>
         <w:fldChar w:fldCharType="separate"/>
       </w:r>
       <w:r>
-        <w:t>9</w:t>
+        <w:t>10</w:t>
       </w:r>
       <w:r>
         <w:fldChar w:fldCharType="end"/>
@@ -1899,7 +1899,7 @@
     </w:p>
     <w:p>
       <w:pPr>
-        <w:pStyle w:val="24"/>
+        <w:pStyle w:val="39"/>
         <w:tabs>
           <w:tab w:val="right" w:leader="dot" w:pos="9072"/>
         </w:tabs>
@@ -1908,7 +1908,7 @@
         <w:fldChar w:fldCharType="begin"/>
       </w:r>
       <w:r>
-        <w:instrText xml:space="preserve"> HYPERLINK \l _Toc27543 </w:instrText>
+        <w:instrText xml:space="preserve"> HYPERLINK \l _Toc259 </w:instrText>
       </w:r>
       <w:r>
         <w:fldChar w:fldCharType="separate"/>
@@ -1923,13 +1923,13 @@
         <w:fldChar w:fldCharType="begin"/>
       </w:r>
       <w:r>
-        <w:instrText xml:space="preserve"> PAGEREF _Toc27543 \h </w:instrText>
+        <w:instrText xml:space="preserve"> PAGEREF _Toc259 \h </w:instrText>
       </w:r>
       <w:r>
         <w:fldChar w:fldCharType="separate"/>
       </w:r>
       <w:r>
-        <w:t>9</w:t>
+        <w:t>10</w:t>
       </w:r>
       <w:r>
         <w:fldChar w:fldCharType="end"/>
@@ -1940,7 +1940,7 @@
     </w:p>
     <w:p>
       <w:pPr>
-        <w:pStyle w:val="24"/>
+        <w:pStyle w:val="39"/>
         <w:tabs>
           <w:tab w:val="right" w:leader="dot" w:pos="9072"/>
         </w:tabs>
@@ -1949,7 +1949,7 @@
         <w:fldChar w:fldCharType="begin"/>
       </w:r>
       <w:r>
-        <w:instrText xml:space="preserve"> HYPERLINK \l _Toc31269 </w:instrText>
+        <w:instrText xml:space="preserve"> HYPERLINK \l _Toc13988 </w:instrText>
       </w:r>
       <w:r>
         <w:fldChar w:fldCharType="separate"/>
@@ -1964,13 +1964,13 @@
         <w:fldChar w:fldCharType="begin"/>
       </w:r>
       <w:r>
-        <w:instrText xml:space="preserve"> PAGEREF _Toc31269 \h </w:instrText>
+        <w:instrText xml:space="preserve"> PAGEREF _Toc13988 \h </w:instrText>
       </w:r>
       <w:r>
         <w:fldChar w:fldCharType="separate"/>
       </w:r>
       <w:r>
-        <w:t>9</w:t>
+        <w:t>10</w:t>
       </w:r>
       <w:r>
         <w:fldChar w:fldCharType="end"/>
@@ -1981,7 +1981,7 @@
     </w:p>
     <w:p>
       <w:pPr>
-        <w:pStyle w:val="24"/>
+        <w:pStyle w:val="39"/>
         <w:tabs>
           <w:tab w:val="right" w:leader="dot" w:pos="9072"/>
         </w:tabs>
@@ -1990,7 +1990,7 @@
         <w:fldChar w:fldCharType="begin"/>
       </w:r>
       <w:r>
-        <w:instrText xml:space="preserve"> HYPERLINK \l _Toc23289 </w:instrText>
+        <w:instrText xml:space="preserve"> HYPERLINK \l _Toc771 </w:instrText>
       </w:r>
       <w:r>
         <w:fldChar w:fldCharType="separate"/>
@@ -2005,13 +2005,13 @@
         <w:fldChar w:fldCharType="begin"/>
       </w:r>
       <w:r>
-        <w:instrText xml:space="preserve"> PAGEREF _Toc23289 \h </w:instrText>
+        <w:instrText xml:space="preserve"> PAGEREF _Toc771 \h </w:instrText>
       </w:r>
       <w:r>
         <w:fldChar w:fldCharType="separate"/>
       </w:r>
       <w:r>
-        <w:t>9</w:t>
+        <w:t>10</w:t>
       </w:r>
       <w:r>
         <w:fldChar w:fldCharType="end"/>
@@ -2021,712 +2021,1869 @@
       </w:r>
     </w:p>
     <w:p>
+      <w:pPr>
+        <w:pStyle w:val="37"/>
+        <w:tabs>
+          <w:tab w:val="right" w:leader="dot" w:pos="9072"/>
+        </w:tabs>
+      </w:pPr>
+      <w:r>
+        <w:fldChar w:fldCharType="begin"/>
+      </w:r>
+      <w:r>
+        <w:instrText xml:space="preserve"> HYPERLINK \l _Toc11406 </w:instrText>
+      </w:r>
+      <w:r>
+        <w:fldChar w:fldCharType="separate"/>
+      </w:r>
+      <w:r>
+        <w:t>三、项目定位与开发策略</w:t>
+      </w:r>
+      <w:r>
+        <w:tab/>
+      </w:r>
+      <w:r>
+        <w:fldChar w:fldCharType="begin"/>
+      </w:r>
+      <w:r>
+        <w:instrText xml:space="preserve"> PAGEREF _Toc11406 \h </w:instrText>
+      </w:r>
+      <w:r>
+        <w:fldChar w:fldCharType="separate"/>
+      </w:r>
+      <w:r>
+        <w:t>11</w:t>
+      </w:r>
       <w:r>
         <w:fldChar w:fldCharType="end"/>
       </w:r>
+      <w:r>
+        <w:fldChar w:fldCharType="end"/>
+      </w:r>
+    </w:p>
+    <w:p>
+      <w:pPr>
+        <w:pStyle w:val="38"/>
+        <w:tabs>
+          <w:tab w:val="right" w:leader="dot" w:pos="9072"/>
+        </w:tabs>
+      </w:pPr>
+      <w:r>
+        <w:fldChar w:fldCharType="begin"/>
+      </w:r>
+      <w:r>
+        <w:instrText xml:space="preserve"> HYPERLINK \l _Toc16551 </w:instrText>
+      </w:r>
+      <w:r>
+        <w:fldChar w:fldCharType="separate"/>
+      </w:r>
+      <w:r>
+        <w:t>3.1 项目定位与分发前景</w:t>
+      </w:r>
+      <w:r>
+        <w:tab/>
+      </w:r>
+      <w:r>
+        <w:fldChar w:fldCharType="begin"/>
+      </w:r>
+      <w:r>
+        <w:instrText xml:space="preserve"> PAGEREF _Toc16551 \h </w:instrText>
+      </w:r>
+      <w:r>
+        <w:fldChar w:fldCharType="separate"/>
+      </w:r>
+      <w:r>
+        <w:t>11</w:t>
+      </w:r>
+      <w:r>
+        <w:fldChar w:fldCharType="end"/>
+      </w:r>
+      <w:r>
+        <w:fldChar w:fldCharType="end"/>
+      </w:r>
+    </w:p>
+    <w:p>
+      <w:pPr>
+        <w:pStyle w:val="39"/>
+        <w:tabs>
+          <w:tab w:val="right" w:leader="dot" w:pos="9072"/>
+        </w:tabs>
+      </w:pPr>
+      <w:r>
+        <w:fldChar w:fldCharType="begin"/>
+      </w:r>
+      <w:r>
+        <w:instrText xml:space="preserve"> HYPERLINK \l _Toc23584 </w:instrText>
+      </w:r>
+      <w:r>
+        <w:fldChar w:fldCharType="separate"/>
+      </w:r>
+      <w:r>
+        <w:t>3.1.1 核心开发目标</w:t>
+      </w:r>
+      <w:r>
+        <w:tab/>
+      </w:r>
+      <w:r>
+        <w:fldChar w:fldCharType="begin"/>
+      </w:r>
+      <w:r>
+        <w:instrText xml:space="preserve"> PAGEREF _Toc23584 \h </w:instrText>
+      </w:r>
+      <w:r>
+        <w:fldChar w:fldCharType="separate"/>
+      </w:r>
+      <w:r>
+        <w:t>11</w:t>
+      </w:r>
+      <w:r>
+        <w:fldChar w:fldCharType="end"/>
+      </w:r>
+      <w:r>
+        <w:fldChar w:fldCharType="end"/>
+      </w:r>
+    </w:p>
+    <w:p>
+      <w:pPr>
+        <w:pStyle w:val="39"/>
+        <w:tabs>
+          <w:tab w:val="right" w:leader="dot" w:pos="9072"/>
+        </w:tabs>
+      </w:pPr>
+      <w:r>
+        <w:fldChar w:fldCharType="begin"/>
+      </w:r>
+      <w:r>
+        <w:instrText xml:space="preserve"> HYPERLINK \l _Toc9372 </w:instrText>
+      </w:r>
+      <w:r>
+        <w:fldChar w:fldCharType="separate"/>
+      </w:r>
+      <w:r>
+        <w:t>3.1.2 后期分发前景</w:t>
+      </w:r>
+      <w:r>
+        <w:tab/>
+      </w:r>
+      <w:r>
+        <w:fldChar w:fldCharType="begin"/>
+      </w:r>
+      <w:r>
+        <w:instrText xml:space="preserve"> PAGEREF _Toc9372 \h </w:instrText>
+      </w:r>
+      <w:r>
+        <w:fldChar w:fldCharType="separate"/>
+      </w:r>
+      <w:r>
+        <w:t>11</w:t>
+      </w:r>
+      <w:r>
+        <w:fldChar w:fldCharType="end"/>
+      </w:r>
+      <w:r>
+        <w:fldChar w:fldCharType="end"/>
+      </w:r>
+    </w:p>
+    <w:p>
+      <w:pPr>
+        <w:pStyle w:val="38"/>
+        <w:tabs>
+          <w:tab w:val="right" w:leader="dot" w:pos="9072"/>
+        </w:tabs>
+      </w:pPr>
+      <w:r>
+        <w:fldChar w:fldCharType="begin"/>
+      </w:r>
+      <w:r>
+        <w:instrText xml:space="preserve"> HYPERLINK \l _Toc21472 </w:instrText>
+      </w:r>
+      <w:r>
+        <w:fldChar w:fldCharType="separate"/>
+      </w:r>
+      <w:r>
+        <w:t>3.2 分发内容与仓库边界</w:t>
+      </w:r>
+      <w:r>
+        <w:tab/>
+      </w:r>
+      <w:r>
+        <w:fldChar w:fldCharType="begin"/>
+      </w:r>
+      <w:r>
+        <w:instrText xml:space="preserve"> PAGEREF _Toc21472 \h </w:instrText>
+      </w:r>
+      <w:r>
+        <w:fldChar w:fldCharType="separate"/>
+      </w:r>
+      <w:r>
+        <w:t>11</w:t>
+      </w:r>
+      <w:r>
+        <w:fldChar w:fldCharType="end"/>
+      </w:r>
+      <w:r>
+        <w:fldChar w:fldCharType="end"/>
+      </w:r>
+    </w:p>
+    <w:p>
+      <w:pPr>
+        <w:pStyle w:val="39"/>
+        <w:tabs>
+          <w:tab w:val="right" w:leader="dot" w:pos="9072"/>
+        </w:tabs>
+      </w:pPr>
+      <w:r>
+        <w:fldChar w:fldCharType="begin"/>
+      </w:r>
+      <w:r>
+        <w:instrText xml:space="preserve"> HYPERLINK \l _Toc24474 </w:instrText>
+      </w:r>
+      <w:r>
+        <w:fldChar w:fldCharType="separate"/>
+      </w:r>
+      <w:r>
+        <w:t>3.2.1 三部分的分发范围</w:t>
+      </w:r>
+      <w:r>
+        <w:tab/>
+      </w:r>
+      <w:r>
+        <w:fldChar w:fldCharType="begin"/>
+      </w:r>
+      <w:r>
+        <w:instrText xml:space="preserve"> PAGEREF _Toc24474 \h </w:instrText>
+      </w:r>
+      <w:r>
+        <w:fldChar w:fldCharType="separate"/>
+      </w:r>
+      <w:r>
+        <w:t>11</w:t>
+      </w:r>
+      <w:r>
+        <w:fldChar w:fldCharType="end"/>
+      </w:r>
+      <w:r>
+        <w:fldChar w:fldCharType="end"/>
+      </w:r>
+    </w:p>
+    <w:p>
+      <w:pPr>
+        <w:pStyle w:val="39"/>
+        <w:tabs>
+          <w:tab w:val="right" w:leader="dot" w:pos="9072"/>
+        </w:tabs>
+      </w:pPr>
+      <w:r>
+        <w:fldChar w:fldCharType="begin"/>
+      </w:r>
+      <w:r>
+        <w:instrText xml:space="preserve"> HYPERLINK \l _Toc5325 </w:instrText>
+      </w:r>
+      <w:r>
+        <w:fldChar w:fldCharType="separate"/>
+      </w:r>
+      <w:r>
+        <w:t>3.2.2 开发测试仓库与分发仓库</w:t>
+      </w:r>
+      <w:r>
+        <w:tab/>
+      </w:r>
+      <w:r>
+        <w:fldChar w:fldCharType="begin"/>
+      </w:r>
+      <w:r>
+        <w:instrText xml:space="preserve"> PAGEREF _Toc5325 \h </w:instrText>
+      </w:r>
+      <w:r>
+        <w:fldChar w:fldCharType="separate"/>
+      </w:r>
+      <w:r>
+        <w:t>11</w:t>
+      </w:r>
+      <w:r>
+        <w:fldChar w:fldCharType="end"/>
+      </w:r>
+      <w:r>
+        <w:fldChar w:fldCharType="end"/>
+      </w:r>
+    </w:p>
+    <w:p>
+      <w:pPr>
+        <w:pStyle w:val="38"/>
+        <w:tabs>
+          <w:tab w:val="right" w:leader="dot" w:pos="9072"/>
+        </w:tabs>
+      </w:pPr>
+      <w:r>
+        <w:fldChar w:fldCharType="begin"/>
+      </w:r>
+      <w:r>
+        <w:instrText xml:space="preserve"> HYPERLINK \l _Toc15678 </w:instrText>
+      </w:r>
+      <w:r>
+        <w:fldChar w:fldCharType="separate"/>
+      </w:r>
+      <w:r>
+        <w:t>3.3 增量开发策略与阶段职责</w:t>
+      </w:r>
+      <w:r>
+        <w:tab/>
+      </w:r>
+      <w:r>
+        <w:fldChar w:fldCharType="begin"/>
+      </w:r>
+      <w:r>
+        <w:instrText xml:space="preserve"> PAGEREF _Toc15678 \h </w:instrText>
+      </w:r>
+      <w:r>
+        <w:fldChar w:fldCharType="separate"/>
+      </w:r>
+      <w:r>
+        <w:t>11</w:t>
+      </w:r>
+      <w:r>
+        <w:fldChar w:fldCharType="end"/>
+      </w:r>
+      <w:r>
+        <w:fldChar w:fldCharType="end"/>
+      </w:r>
+    </w:p>
+    <w:p>
+      <w:pPr>
+        <w:pStyle w:val="39"/>
+        <w:tabs>
+          <w:tab w:val="right" w:leader="dot" w:pos="9072"/>
+        </w:tabs>
+      </w:pPr>
+      <w:r>
+        <w:fldChar w:fldCharType="begin"/>
+      </w:r>
+      <w:r>
+        <w:instrText xml:space="preserve"> HYPERLINK \l _Toc14401 </w:instrText>
+      </w:r>
+      <w:r>
+        <w:fldChar w:fldCharType="separate"/>
+      </w:r>
+      <w:r>
+        <w:t>3.3.1 增量模型与风险控制</w:t>
+      </w:r>
+      <w:r>
+        <w:tab/>
+      </w:r>
+      <w:r>
+        <w:fldChar w:fldCharType="begin"/>
+      </w:r>
+      <w:r>
+        <w:instrText xml:space="preserve"> PAGEREF _Toc14401 \h </w:instrText>
+      </w:r>
+      <w:r>
+        <w:fldChar w:fldCharType="separate"/>
+      </w:r>
+      <w:r>
+        <w:t>11</w:t>
+      </w:r>
+      <w:r>
+        <w:fldChar w:fldCharType="end"/>
+      </w:r>
+      <w:r>
+        <w:fldChar w:fldCharType="end"/>
+      </w:r>
+    </w:p>
+    <w:p>
+      <w:pPr>
+        <w:pStyle w:val="39"/>
+        <w:tabs>
+          <w:tab w:val="right" w:leader="dot" w:pos="9072"/>
+        </w:tabs>
+      </w:pPr>
+      <w:r>
+        <w:fldChar w:fldCharType="begin"/>
+      </w:r>
+      <w:r>
+        <w:instrText xml:space="preserve"> HYPERLINK \l _Toc17636 </w:instrText>
+      </w:r>
+      <w:r>
+        <w:fldChar w:fldCharType="separate"/>
+      </w:r>
+      <w:r>
+        <w:t>3.3.2 设计管理阶段</w:t>
+      </w:r>
+      <w:r>
+        <w:tab/>
+      </w:r>
+      <w:r>
+        <w:fldChar w:fldCharType="begin"/>
+      </w:r>
+      <w:r>
+        <w:instrText xml:space="preserve"> PAGEREF _Toc17636 \h </w:instrText>
+      </w:r>
+      <w:r>
+        <w:fldChar w:fldCharType="separate"/>
+      </w:r>
+      <w:r>
+        <w:t>11</w:t>
+      </w:r>
+      <w:r>
+        <w:fldChar w:fldCharType="end"/>
+      </w:r>
+      <w:r>
+        <w:fldChar w:fldCharType="end"/>
+      </w:r>
+    </w:p>
+    <w:p>
+      <w:pPr>
+        <w:pStyle w:val="39"/>
+        <w:tabs>
+          <w:tab w:val="right" w:leader="dot" w:pos="9072"/>
+        </w:tabs>
+      </w:pPr>
+      <w:r>
+        <w:fldChar w:fldCharType="begin"/>
+      </w:r>
+      <w:r>
+        <w:instrText xml:space="preserve"> HYPERLINK \l _Toc21992 </w:instrText>
+      </w:r>
+      <w:r>
+        <w:fldChar w:fldCharType="separate"/>
+      </w:r>
+      <w:r>
+        <w:t>3.3.3 框架实施阶段</w:t>
+      </w:r>
+      <w:r>
+        <w:tab/>
+      </w:r>
+      <w:r>
+        <w:fldChar w:fldCharType="begin"/>
+      </w:r>
+      <w:r>
+        <w:instrText xml:space="preserve"> PAGEREF _Toc21992 \h </w:instrText>
+      </w:r>
+      <w:r>
+        <w:fldChar w:fldCharType="separate"/>
+      </w:r>
+      <w:r>
+        <w:t>12</w:t>
+      </w:r>
+      <w:r>
+        <w:fldChar w:fldCharType="end"/>
+      </w:r>
+      <w:r>
+        <w:fldChar w:fldCharType="end"/>
+      </w:r>
+    </w:p>
+    <w:p>
+      <w:pPr>
+        <w:pStyle w:val="39"/>
+        <w:tabs>
+          <w:tab w:val="right" w:leader="dot" w:pos="9072"/>
+        </w:tabs>
+      </w:pPr>
+      <w:r>
+        <w:fldChar w:fldCharType="begin"/>
+      </w:r>
+      <w:r>
+        <w:instrText xml:space="preserve"> HYPERLINK \l _Toc11841 </w:instrText>
+      </w:r>
+      <w:r>
+        <w:fldChar w:fldCharType="separate"/>
+      </w:r>
+      <w:r>
+        <w:t>3.3.4 测试与试运行阶段</w:t>
+      </w:r>
+      <w:r>
+        <w:tab/>
+      </w:r>
+      <w:r>
+        <w:fldChar w:fldCharType="begin"/>
+      </w:r>
+      <w:r>
+        <w:instrText xml:space="preserve"> PAGEREF _Toc11841 \h </w:instrText>
+      </w:r>
+      <w:r>
+        <w:fldChar w:fldCharType="separate"/>
+      </w:r>
+      <w:r>
+        <w:t>12</w:t>
+      </w:r>
+      <w:r>
+        <w:fldChar w:fldCharType="end"/>
+      </w:r>
+      <w:r>
+        <w:fldChar w:fldCharType="end"/>
+      </w:r>
+    </w:p>
+    <w:p>
+      <w:pPr>
+        <w:pStyle w:val="39"/>
+        <w:tabs>
+          <w:tab w:val="right" w:leader="dot" w:pos="9072"/>
+        </w:tabs>
+      </w:pPr>
+      <w:r>
+        <w:fldChar w:fldCharType="begin"/>
+      </w:r>
+      <w:r>
+        <w:instrText xml:space="preserve"> HYPERLINK \l _Toc12919 </w:instrText>
+      </w:r>
+      <w:r>
+        <w:fldChar w:fldCharType="separate"/>
+      </w:r>
+      <w:r>
+        <w:t>3.3.5 运行维护与分发阶段</w:t>
+      </w:r>
+      <w:r>
+        <w:tab/>
+      </w:r>
+      <w:r>
+        <w:fldChar w:fldCharType="begin"/>
+      </w:r>
+      <w:r>
+        <w:instrText xml:space="preserve"> PAGEREF _Toc12919 \h </w:instrText>
+      </w:r>
+      <w:r>
+        <w:fldChar w:fldCharType="separate"/>
+      </w:r>
+      <w:r>
+        <w:t>12</w:t>
+      </w:r>
+      <w:r>
+        <w:fldChar w:fldCharType="end"/>
+      </w:r>
+      <w:r>
+        <w:fldChar w:fldCharType="end"/>
+      </w:r>
+    </w:p>
+    <w:p>
+      <w:pPr>
+        <w:pStyle w:val="38"/>
+        <w:tabs>
+          <w:tab w:val="right" w:leader="dot" w:pos="9072"/>
+        </w:tabs>
+      </w:pPr>
+      <w:r>
+        <w:fldChar w:fldCharType="begin"/>
+      </w:r>
+      <w:r>
+        <w:instrText xml:space="preserve"> HYPERLINK \l _Toc12229 </w:instrText>
+      </w:r>
+      <w:r>
+        <w:fldChar w:fldCharType="separate"/>
+      </w:r>
+      <w:r>
+        <w:t>3.4 阶段与工作流程及工作切片</w:t>
+      </w:r>
+      <w:r>
+        <w:tab/>
+      </w:r>
+      <w:r>
+        <w:fldChar w:fldCharType="begin"/>
+      </w:r>
+      <w:r>
+        <w:instrText xml:space="preserve"> PAGEREF _Toc12229 \h </w:instrText>
+      </w:r>
+      <w:r>
+        <w:fldChar w:fldCharType="separate"/>
+      </w:r>
+      <w:r>
+        <w:t>12</w:t>
+      </w:r>
+      <w:r>
+        <w:fldChar w:fldCharType="end"/>
+      </w:r>
+      <w:r>
+        <w:fldChar w:fldCharType="end"/>
+      </w:r>
+    </w:p>
+    <w:p>
+      <w:pPr>
+        <w:pStyle w:val="39"/>
+        <w:tabs>
+          <w:tab w:val="right" w:leader="dot" w:pos="9072"/>
+        </w:tabs>
+      </w:pPr>
+      <w:r>
+        <w:fldChar w:fldCharType="begin"/>
+      </w:r>
+      <w:r>
+        <w:instrText xml:space="preserve"> HYPERLINK \l _Toc17664 </w:instrText>
+      </w:r>
+      <w:r>
+        <w:fldChar w:fldCharType="separate"/>
+      </w:r>
+      <w:r>
+        <w:t>3.4.1 项目阶段明确工作层级</w:t>
+      </w:r>
+      <w:r>
+        <w:tab/>
+      </w:r>
+      <w:r>
+        <w:fldChar w:fldCharType="begin"/>
+      </w:r>
+      <w:r>
+        <w:instrText xml:space="preserve"> PAGEREF _Toc17664 \h </w:instrText>
+      </w:r>
+      <w:r>
+        <w:fldChar w:fldCharType="separate"/>
+      </w:r>
+      <w:r>
+        <w:t>12</w:t>
+      </w:r>
+      <w:r>
+        <w:fldChar w:fldCharType="end"/>
+      </w:r>
+      <w:r>
+        <w:fldChar w:fldCharType="end"/>
+      </w:r>
+    </w:p>
+    <w:p>
+      <w:pPr>
+        <w:pStyle w:val="39"/>
+        <w:tabs>
+          <w:tab w:val="right" w:leader="dot" w:pos="9072"/>
+        </w:tabs>
+      </w:pPr>
+      <w:r>
+        <w:fldChar w:fldCharType="begin"/>
+      </w:r>
+      <w:r>
+        <w:instrText xml:space="preserve"> HYPERLINK \l _Toc7435 </w:instrText>
+      </w:r>
+      <w:r>
+        <w:fldChar w:fldCharType="separate"/>
+      </w:r>
+      <w:r>
+        <w:t>3.4.2 工作流程组织连续工作</w:t>
+      </w:r>
+      <w:r>
+        <w:tab/>
+      </w:r>
+      <w:r>
+        <w:fldChar w:fldCharType="begin"/>
+      </w:r>
+      <w:r>
+        <w:instrText xml:space="preserve"> PAGEREF _Toc7435 \h </w:instrText>
+      </w:r>
+      <w:r>
+        <w:fldChar w:fldCharType="separate"/>
+      </w:r>
+      <w:r>
+        <w:t>12</w:t>
+      </w:r>
+      <w:r>
+        <w:fldChar w:fldCharType="end"/>
+      </w:r>
+      <w:r>
+        <w:fldChar w:fldCharType="end"/>
+      </w:r>
+    </w:p>
+    <w:p>
+      <w:pPr>
+        <w:pStyle w:val="39"/>
+        <w:tabs>
+          <w:tab w:val="right" w:leader="dot" w:pos="9072"/>
+        </w:tabs>
+      </w:pPr>
+      <w:r>
+        <w:fldChar w:fldCharType="begin"/>
+      </w:r>
+      <w:r>
+        <w:instrText xml:space="preserve"> HYPERLINK \l _Toc20514 </w:instrText>
+      </w:r>
+      <w:r>
+        <w:fldChar w:fldCharType="separate"/>
+      </w:r>
+      <w:r>
+        <w:t>3.4.3 工作切片限制单次增量</w:t>
+      </w:r>
+      <w:r>
+        <w:tab/>
+      </w:r>
+      <w:r>
+        <w:fldChar w:fldCharType="begin"/>
+      </w:r>
+      <w:r>
+        <w:instrText xml:space="preserve"> PAGEREF _Toc20514 \h </w:instrText>
+      </w:r>
+      <w:r>
+        <w:fldChar w:fldCharType="separate"/>
+      </w:r>
+      <w:r>
+        <w:t>12</w:t>
+      </w:r>
+      <w:r>
+        <w:fldChar w:fldCharType="end"/>
+      </w:r>
+      <w:r>
+        <w:fldChar w:fldCharType="end"/>
+      </w:r>
+    </w:p>
+    <w:p>
+      <w:pPr>
+        <w:pStyle w:val="39"/>
+        <w:tabs>
+          <w:tab w:val="right" w:leader="dot" w:pos="9072"/>
+        </w:tabs>
+      </w:pPr>
+      <w:bookmarkStart w:id="69" w:name="_GoBack"/>
+      <w:bookmarkEnd w:id="69"/>
+      <w:r>
+        <w:fldChar w:fldCharType="begin"/>
+      </w:r>
+      <w:r>
+        <w:instrText xml:space="preserve"> HYPERLINK \l _Toc15851 </w:instrText>
+      </w:r>
+      <w:r>
+        <w:fldChar w:fldCharType="separate"/>
+      </w:r>
+      <w:r>
+        <w:t>3.4.4 流程总结与上层调整</w:t>
+      </w:r>
+      <w:r>
+        <w:tab/>
+      </w:r>
+      <w:r>
+        <w:fldChar w:fldCharType="begin"/>
+      </w:r>
+      <w:r>
+        <w:instrText xml:space="preserve"> PAGEREF _Toc15851 \h </w:instrText>
+      </w:r>
+      <w:r>
+        <w:fldChar w:fldCharType="separate"/>
+      </w:r>
+      <w:r>
+        <w:t>12</w:t>
+      </w:r>
+      <w:r>
+        <w:fldChar w:fldCharType="end"/>
+      </w:r>
+      <w:r>
+        <w:fldChar w:fldCharType="end"/>
+      </w:r>
+    </w:p>
+    <w:p>
+      <w:pPr>
+        <w:pStyle w:val="38"/>
+        <w:tabs>
+          <w:tab w:val="right" w:leader="dot" w:pos="9072"/>
+        </w:tabs>
+      </w:pPr>
+      <w:r>
+        <w:fldChar w:fldCharType="begin"/>
+      </w:r>
+      <w:r>
+        <w:instrText xml:space="preserve"> HYPERLINK \l _Toc30041 </w:instrText>
+      </w:r>
+      <w:r>
+        <w:fldChar w:fldCharType="separate"/>
+      </w:r>
+      <w:r>
+        <w:t>3.5 开发项目与运行项目的职责</w:t>
+      </w:r>
+      <w:r>
+        <w:tab/>
+      </w:r>
+      <w:r>
+        <w:fldChar w:fldCharType="begin"/>
+      </w:r>
+      <w:r>
+        <w:instrText xml:space="preserve"> PAGEREF _Toc30041 \h </w:instrText>
+      </w:r>
+      <w:r>
+        <w:fldChar w:fldCharType="separate"/>
+      </w:r>
+      <w:r>
+        <w:t>12</w:t>
+      </w:r>
+      <w:r>
+        <w:fldChar w:fldCharType="end"/>
+      </w:r>
+      <w:r>
+        <w:fldChar w:fldCharType="end"/>
+      </w:r>
+    </w:p>
+    <w:p>
+      <w:pPr>
+        <w:pStyle w:val="39"/>
+        <w:tabs>
+          <w:tab w:val="right" w:leader="dot" w:pos="9072"/>
+        </w:tabs>
+      </w:pPr>
+      <w:r>
+        <w:fldChar w:fldCharType="begin"/>
+      </w:r>
+      <w:r>
+        <w:instrText xml:space="preserve"> HYPERLINK \l _Toc19169 </w:instrText>
+      </w:r>
+      <w:r>
+        <w:fldChar w:fldCharType="separate"/>
+      </w:r>
+      <w:r>
+        <w:t>3.5.1 两个项目的工作范围</w:t>
+      </w:r>
+      <w:r>
+        <w:tab/>
+      </w:r>
+      <w:r>
+        <w:fldChar w:fldCharType="begin"/>
+      </w:r>
+      <w:r>
+        <w:instrText xml:space="preserve"> PAGEREF _Toc19169 \h </w:instrText>
+      </w:r>
+      <w:r>
+        <w:fldChar w:fldCharType="separate"/>
+      </w:r>
+      <w:r>
+        <w:t>12</w:t>
+      </w:r>
+      <w:r>
+        <w:fldChar w:fldCharType="end"/>
+      </w:r>
+      <w:r>
+        <w:fldChar w:fldCharType="end"/>
+      </w:r>
+    </w:p>
+    <w:p>
+      <w:pPr>
+        <w:pStyle w:val="39"/>
+        <w:tabs>
+          <w:tab w:val="right" w:leader="dot" w:pos="9072"/>
+        </w:tabs>
+      </w:pPr>
+      <w:r>
+        <w:fldChar w:fldCharType="begin"/>
+      </w:r>
+      <w:r>
+        <w:instrText xml:space="preserve"> HYPERLINK \l _Toc7233 </w:instrText>
+      </w:r>
+      <w:r>
+        <w:fldChar w:fldCharType="separate"/>
+      </w:r>
+      <w:r>
+        <w:t>3.5.2 运行与开发 Agent 的分工</w:t>
+      </w:r>
+      <w:r>
+        <w:tab/>
+      </w:r>
+      <w:r>
+        <w:fldChar w:fldCharType="begin"/>
+      </w:r>
+      <w:r>
+        <w:instrText xml:space="preserve"> PAGEREF _Toc7233 \h </w:instrText>
+      </w:r>
+      <w:r>
+        <w:fldChar w:fldCharType="separate"/>
+      </w:r>
+      <w:r>
+        <w:t>13</w:t>
+      </w:r>
+      <w:r>
+        <w:fldChar w:fldCharType="end"/>
+      </w:r>
+      <w:r>
+        <w:fldChar w:fldCharType="end"/>
+      </w:r>
+    </w:p>
+    <w:p>
+      <w:r>
+        <w:fldChar w:fldCharType="end"/>
+      </w:r>
+    </w:p>
+    <w:p>
+      <w:pPr>
+        <w:pStyle w:val="2"/>
+        <w:pageBreakBefore/>
+      </w:pPr>
+      <w:bookmarkStart w:id="0" w:name="_Toc5118"/>
+      <w:r>
+        <w:t>一、项目整体介绍</w:t>
+      </w:r>
+      <w:bookmarkEnd w:id="0"/>
     </w:p>
     <w:p>
       <w:pPr>
         <w:pStyle w:val="3"/>
+      </w:pPr>
+      <w:bookmarkStart w:id="1" w:name="_Toc11771"/>
+      <w:r>
+        <w:t>1.1 项目目的与定位</w:t>
+      </w:r>
+      <w:bookmarkEnd w:id="1"/>
+    </w:p>
+    <w:p>
+      <w:r>
+        <w:t>本项目是面向个人使用、深度融合智能体技术的新闻事件感知分析与投资建议生成系统。系统从外部互联网获取实时新闻事件，经事实分析、多源验证和市场验证，形成与事件关联的投资建议，并跟踪后续市场动向，学习决策经验。</w:t>
+      </w:r>
+    </w:p>
+    <w:p>
+      <w:pPr>
+        <w:pStyle w:val="3"/>
+      </w:pPr>
+      <w:bookmarkStart w:id="2" w:name="_Toc26692"/>
+      <w:r>
+        <w:t>1.2 设计理念</w:t>
+      </w:r>
+      <w:bookmarkEnd w:id="2"/>
+    </w:p>
+    <w:p>
+      <w:r>
+        <w:t>相比传统量化交易，项目更强调对事件的感知、个人化配置和智能分析。系统以事件为驱动，内部运行具有软逻辑特征，由多个实际 Agent 协同开展业务。分析与决策方法主要由用户选择和建立的工作文档、工具脚本及投资分析与决策泛式承载。</w:t>
+      </w:r>
+    </w:p>
+    <w:p>
+      <w:pPr>
+        <w:pStyle w:val="3"/>
+      </w:pPr>
+      <w:bookmarkStart w:id="3" w:name="_Toc1687"/>
+      <w:r>
+        <w:t>1.3 整体功能与工作闭环</w:t>
+      </w:r>
+      <w:bookmarkEnd w:id="3"/>
+    </w:p>
+    <w:p>
+      <w:r>
+        <w:t>系统的实际业务由两条相衔接的流程构成：第一条从持续探测新闻热点开始，经事实提取、初步分析、专家路由、多源验证和市场验证，形成投资建议；第二条对已有事件持续跟踪，分析后续市场变化，在人工监督下学习决策经验，并经人工放行后记录经验。</w:t>
+      </w:r>
+    </w:p>
+    <w:p>
+      <w:r>
+        <w:t>系统同时提供用户资产的初始建立与运行后的学习能力。初始建立面向历史事件，在用户监督下从事实中学习，不涉及真实投资建议；运行后的学习面向实际业务中的成功或错误经验。两者在整体功能中关联，在学习依据和具体工作过程中分别组织。</w:t>
+      </w:r>
+    </w:p>
+    <w:p>
+      <w:pPr>
+        <w:pStyle w:val="3"/>
+      </w:pPr>
+      <w:bookmarkStart w:id="4" w:name="_Toc21061"/>
+      <w:r>
+        <w:t>1.4 逻辑架构与系统组成</w:t>
+      </w:r>
+      <w:bookmarkEnd w:id="4"/>
+    </w:p>
+    <w:p>
+      <w:r>
+        <w:t>从组成与职责的视角，系统分为框架、用户资产和运行时数据。这一划分描述实际使用中的系统，不包含文档管理体系等开发期间的内容，也不等同于功能模块划分。各项业务通过三部分协作完成。</w:t>
+      </w:r>
+    </w:p>
+    <w:p>
+      <w:pPr>
+        <w:pStyle w:val="4"/>
+      </w:pPr>
+      <w:bookmarkStart w:id="5" w:name="_Toc4279"/>
+      <w:r>
+        <w:t>1.4.1 框架</w:t>
+      </w:r>
+      <w:bookmarkEnd w:id="5"/>
+    </w:p>
+    <w:p>
+      <w:r>
+        <w:t>框架提供系统运行能力，负责内部模块之间的桥接，以及数据的标准化处理、存储和转移。框架运行用户资产中的泛式，不承担数据的业务分析；业务分析由框架调用的 Agent 按用户资产中的工作方法执行。</w:t>
+      </w:r>
+    </w:p>
+    <w:p>
+      <w:pPr>
+        <w:pStyle w:val="4"/>
+      </w:pPr>
+      <w:bookmarkStart w:id="6" w:name="_Toc28828"/>
+      <w:r>
+        <w:t>1.4.2 用户资产</w:t>
+      </w:r>
+      <w:bookmarkEnd w:id="6"/>
+    </w:p>
+    <w:p>
+      <w:r>
+        <w:t>用户资产包括用户配置的 LLM API Key、挑选的信息源与市场目标，以及建立好的投资分析与决策泛式。业务工作方法主要以 Agent 工作文档和工具脚本承载，接入框架后用于实际业务。</w:t>
+      </w:r>
+    </w:p>
+    <w:p>
+      <w:pPr>
+        <w:pStyle w:val="4"/>
+      </w:pPr>
+      <w:bookmarkStart w:id="7" w:name="_Toc16428"/>
+      <w:r>
+        <w:t>1.4.3 运行时数据</w:t>
+      </w:r>
+      <w:bookmarkEnd w:id="7"/>
+    </w:p>
+    <w:p>
+      <w:r>
+        <w:t>运行时数据包括当前系统工作状态、上下文记忆和归档事件等内容，用于记录系统正在开展的工作，以及已经发生和处理过的事件。</w:t>
+      </w:r>
+    </w:p>
+    <w:p>
+      <w:pPr>
+        <w:pStyle w:val="4"/>
+      </w:pPr>
+      <w:bookmarkStart w:id="8" w:name="_Toc245"/>
+      <w:r>
+        <w:t>1.4.4 三部分的协作关系</w:t>
+      </w:r>
+      <w:bookmarkEnd w:id="8"/>
+    </w:p>
+    <w:p>
+      <w:r>
+        <w:t>运行时，框架调用简易 Agent，按照用户资产中的工作文档开展工作。Agent 根据工作要求调用已有工具脚本，或依照已有逻辑自行分析，产出标准化分析数据并交回框架，由框架衔接后续的数据处理与流转。</w:t>
+      </w:r>
+    </w:p>
+    <w:p>
+      <w:r>
+        <w:t>整体可类比为一个由多个实际 Agent 聚合而成的 Agent：框架类似服务器与 harness，用户资产类似决定业务能力的模型，运行时数据类似上下文与记忆。该类比用于解释职责关系，其中“模型”所指的用户资产包含配置、工作文档、脚本和决策泛式。</w:t>
+      </w:r>
+    </w:p>
+    <w:p>
+      <w:pPr>
+        <w:pStyle w:val="3"/>
+      </w:pPr>
+      <w:bookmarkStart w:id="9" w:name="_Toc30883"/>
+      <w:r>
+        <w:t>1.5 功能组织与用户使用形态</w:t>
+      </w:r>
+      <w:bookmarkEnd w:id="9"/>
+    </w:p>
+    <w:p>
+      <w:r>
+        <w:t>系统组成与功能模块按照不同视角划分。框架、用户资产和运行时数据说明系统由什么构成及各部分的职责；事件分析、事件跟踪、资产建立等功能说明系统开展哪些工作，不要求二者一一对应。</w:t>
+      </w:r>
+    </w:p>
+    <w:p>
+      <w:r>
+        <w:t>内部模块可以独立运行，也可以使用脚本作为基本功能构件进行分散式运行，具体实现由模块设计决定。用户通过统一的 Web 控制台与工作台访问系统全部功能，后端接通各模块并与 Web 页面通信。</w:t>
+      </w:r>
+    </w:p>
+    <w:p>
+      <w:pPr>
+        <w:pStyle w:val="2"/>
         <w:pageBreakBefore/>
       </w:pPr>
-      <w:bookmarkStart w:id="0" w:name="_Toc25328"/>
-      <w:r>
-        <w:t>一、项目整体介绍</w:t>
-      </w:r>
-      <w:bookmarkEnd w:id="0"/>
+      <w:bookmarkStart w:id="10" w:name="_Toc18987"/>
+      <w:r>
+        <w:t>二、业务与功能</w:t>
+      </w:r>
+      <w:bookmarkEnd w:id="10"/>
+    </w:p>
+    <w:p>
+      <w:pPr>
+        <w:pStyle w:val="3"/>
+      </w:pPr>
+      <w:bookmarkStart w:id="11" w:name="_Toc14285"/>
+      <w:r>
+        <w:t>2.1 事件发现、分析与投资建议</w:t>
+      </w:r>
+      <w:bookmarkEnd w:id="11"/>
+    </w:p>
+    <w:p>
+      <w:r>
+        <w:t>完整业务流程为：事件雷达（持续运行） → 探测突发热点 → 提取新闻事实 → 初步语义与逻辑分析 → 激活专家路由获取更多相关事实 → 联合分析验证（可人工监督） → 爬取市场数据 → 分析投资可行性并形成完整事件 → 给出建议。</w:t>
+      </w:r>
     </w:p>
     <w:p>
       <w:pPr>
         <w:pStyle w:val="4"/>
       </w:pPr>
-      <w:bookmarkStart w:id="1" w:name="_Toc30424"/>
-      <w:r>
-        <w:t>1.1 项目目的与定位</w:t>
-      </w:r>
-      <w:bookmarkEnd w:id="1"/>
-    </w:p>
-    <w:p>
-      <w:r>
-        <w:t>本项目是面向个人使用、深度融合智能体技术的新闻事件感知分析与投资建议生成系统。系统从外部互联网获取实时新闻事件，经事实分析、多源验证和市场验证，形成与事件关联的投资建议，并跟踪后续市场动向，学习决策经验。</w:t>
+      <w:bookmarkStart w:id="12" w:name="_Toc25707"/>
+      <w:r>
+        <w:t>2.1.1 事件雷达与热点探测</w:t>
+      </w:r>
+      <w:bookmarkEnd w:id="12"/>
+    </w:p>
+    <w:p>
+      <w:r>
+        <w:t>事件雷达持续从外部互联网感知实时新闻，探测突发热点，为后续的事实提取与分析提供起点。持续运行及停机后的追赶要求见 2.5 节。</w:t>
       </w:r>
     </w:p>
     <w:p>
       <w:pPr>
         <w:pStyle w:val="4"/>
       </w:pPr>
-      <w:bookmarkStart w:id="2" w:name="_Toc1406"/>
-      <w:r>
-        <w:t>1.2 设计理念</w:t>
-      </w:r>
-      <w:bookmarkEnd w:id="2"/>
-    </w:p>
-    <w:p>
-      <w:r>
-        <w:t>相比传统量化交易，项目更强调对事件的感知、个人化配置和智能分析。系统以事件为驱动，内部运行具有软逻辑特征，由多个实际 Agent 协同开展业务。分析与决策方法主要由用户选择和建立的工作文档、工具脚本及投资分析与决策泛式承载。</w:t>
+      <w:bookmarkStart w:id="13" w:name="_Toc26996"/>
+      <w:r>
+        <w:t>2.1.2 新闻事实提取与初步分析</w:t>
+      </w:r>
+      <w:bookmarkEnd w:id="13"/>
+    </w:p>
+    <w:p>
+      <w:r>
+        <w:t>系统从热点中提取新闻事实，进行初步语义、逻辑与影响度分析，并对信息进行标签化，为专家路由及进一步验证提供依据。</w:t>
       </w:r>
     </w:p>
     <w:p>
       <w:pPr>
         <w:pStyle w:val="4"/>
       </w:pPr>
-      <w:bookmarkStart w:id="3" w:name="_Toc31970"/>
-      <w:r>
-        <w:t>1.3 整体功能与工作闭环</w:t>
-      </w:r>
-      <w:bookmarkEnd w:id="3"/>
-    </w:p>
-    <w:p>
-      <w:r>
-        <w:t>系统的实际业务由两条相衔接的流程构成：第一条从持续探测新闻热点开始，经事实提取、初步分析、专家路由、多源验证和市场验证，形成投资建议；第二条对已有事件持续跟踪，分析后续市场变化，在人工监督下学习决策经验，并经人工放行后记录经验。</w:t>
-      </w:r>
-    </w:p>
-    <w:p>
-      <w:r>
-        <w:t>系统同时提供用户资产的初始建立与运行后的学习能力。初始建立面向历史事件，在用户监督下从事实中学习，不涉及真实投资建议；运行后的学习面向实际业务中的成功或错误经验。两者在整体功能中关联，在学习依据和具体工作过程中分别组织。</w:t>
+      <w:bookmarkStart w:id="14" w:name="_Toc14174"/>
+      <w:r>
+        <w:t>2.1.3 专家路由与信息补充</w:t>
+      </w:r>
+      <w:bookmarkEnd w:id="14"/>
+    </w:p>
+    <w:p>
+      <w:r>
+        <w:t>系统根据初步分析激活专家路由，连接更多相关信息源，获取与新闻事实及其影响有关的补充事实，支持多方面交叉验证。</w:t>
       </w:r>
     </w:p>
     <w:p>
       <w:pPr>
         <w:pStyle w:val="4"/>
       </w:pPr>
-      <w:bookmarkStart w:id="4" w:name="_Toc25955"/>
-      <w:r>
-        <w:t>1.4 逻辑架构与系统组成</w:t>
-      </w:r>
-      <w:bookmarkEnd w:id="4"/>
-    </w:p>
-    <w:p>
-      <w:r>
-        <w:t>从组成与职责的视角，系统分为框架、用户资产和运行时数据。这一划分描述实际使用中的系统，不包含文档管理体系等开发期间的内容，也不等同于功能模块划分。各项业务通过三部分协作完成。</w:t>
-      </w:r>
-    </w:p>
-    <w:p>
-      <w:pPr>
-        <w:pStyle w:val="5"/>
-      </w:pPr>
-      <w:bookmarkStart w:id="5" w:name="_Toc21961"/>
-      <w:r>
-        <w:t>1.4.1 框架</w:t>
-      </w:r>
-      <w:bookmarkEnd w:id="5"/>
-    </w:p>
-    <w:p>
-      <w:r>
-        <w:t>框架提供系统运行能力，负责内部模块之间的桥接，以及数据的标准化处理、存储和转移。框架运行用户资产中的泛式，不承担数据的业务分析；业务分析由框架调用的 Agent 按用户资产中的工作方法执行。</w:t>
-      </w:r>
-    </w:p>
-    <w:p>
-      <w:pPr>
-        <w:pStyle w:val="5"/>
-      </w:pPr>
-      <w:bookmarkStart w:id="6" w:name="_Toc1287"/>
-      <w:r>
-        <w:t>1.4.2 用户资产</w:t>
-      </w:r>
-      <w:bookmarkEnd w:id="6"/>
-    </w:p>
-    <w:p>
-      <w:r>
-        <w:t>用户资产包括用户配置的 LLM API Key、挑选的信息源与市场目标，以及建立好的投资分析与决策泛式。业务工作方法主要以 Agent 工作文档和工具脚本承载，接入框架后用于实际业务。</w:t>
-      </w:r>
-    </w:p>
-    <w:p>
-      <w:pPr>
-        <w:pStyle w:val="5"/>
-      </w:pPr>
-      <w:bookmarkStart w:id="7" w:name="_Toc15206"/>
-      <w:r>
-        <w:t>1.4.3 运行时数据</w:t>
-      </w:r>
-      <w:bookmarkEnd w:id="7"/>
-    </w:p>
-    <w:p>
-      <w:r>
-        <w:t>运行时数据包括当前系统工作状态、上下文记忆和归档事件等内容，用于记录系统正在开展的工作，以及已经发生和处理过的事件。</w:t>
-      </w:r>
-    </w:p>
-    <w:p>
-      <w:pPr>
-        <w:pStyle w:val="5"/>
-      </w:pPr>
-      <w:bookmarkStart w:id="8" w:name="_Toc15282"/>
-      <w:r>
-        <w:t>1.4.4 三部分的协作关系</w:t>
-      </w:r>
-      <w:bookmarkEnd w:id="8"/>
-    </w:p>
-    <w:p>
-      <w:r>
-        <w:t>运行时，框架调用简易 Agent，按照用户资产中的工作文档开展工作。Agent 根据工作要求调用已有工具脚本，或依照已有逻辑自行分析，产出标准化分析数据并交回框架，由框架衔接后续的数据处理与流转。</w:t>
-      </w:r>
-    </w:p>
-    <w:p>
-      <w:r>
-        <w:t>整体可类比为一个由多个实际 Agent 聚合而成的 Agent：框架类似服务器与 harness，用户资产类似决定业务能力的模型，运行时数据类似上下文与记忆。该类比用于解释职责关系，其中“模型”所指的用户资产包含配置、工作文档、脚本和决策泛式。</w:t>
+      <w:bookmarkStart w:id="15" w:name="_Toc32130"/>
+      <w:r>
+        <w:t>2.1.4 多源交叉验证与联合分析</w:t>
+      </w:r>
+      <w:bookmarkEnd w:id="15"/>
+    </w:p>
+    <w:p>
+      <w:r>
+        <w:t>系统对多个信息源提供的相关事实进行交叉验证和联合分析，确认事件具有足够的置信度与影响度后，进入市场数据获取与验证环节。联合分析验证过程可由人工监督。</w:t>
       </w:r>
     </w:p>
     <w:p>
       <w:pPr>
         <w:pStyle w:val="4"/>
       </w:pPr>
-      <w:bookmarkStart w:id="9" w:name="_Toc16774"/>
-      <w:r>
-        <w:t>1.5 功能组织与用户使用形态</w:t>
-      </w:r>
-      <w:bookmarkEnd w:id="9"/>
-    </w:p>
-    <w:p>
-      <w:r>
-        <w:t>系统组成与功能模块按照不同视角划分。框架、用户资产和运行时数据说明系统由什么构成及各部分的职责；事件分析、事件跟踪、资产建立等功能说明系统开展哪些工作，不要求二者一一对应。</w:t>
-      </w:r>
-    </w:p>
-    <w:p>
-      <w:r>
-        <w:t>内部模块可以独立运行，也可以使用脚本作为基本功能构件进行分散式运行，具体实现由模块设计决定。用户通过统一的 Web 控制台与工作台访问系统全部功能，后端接通各模块并与 Web 页面通信。</w:t>
-      </w:r>
-      <w:bookmarkStart w:id="48" w:name="_GoBack"/>
+      <w:bookmarkStart w:id="16" w:name="_Toc1698"/>
+      <w:r>
+        <w:t>2.1.5 市场验证与投资可行性分析</w:t>
+      </w:r>
+      <w:bookmarkEnd w:id="16"/>
+    </w:p>
+    <w:p>
+      <w:r>
+        <w:t>系统爬取市场数据，进行市场真实性验证，并结合事件分析投资可行性，形成完整事件。</w:t>
+      </w:r>
+    </w:p>
+    <w:p>
+      <w:pPr>
+        <w:pStyle w:val="4"/>
+      </w:pPr>
+      <w:bookmarkStart w:id="17" w:name="_Toc22284"/>
+      <w:r>
+        <w:t>2.1.6 投资建议生成</w:t>
+      </w:r>
+      <w:bookmarkEnd w:id="17"/>
+    </w:p>
+    <w:p>
+      <w:r>
+        <w:t>系统依据事实验证、影响分析和市场验证的结果，给出与事件关联的投资建议。后续事件跟踪与经验学习按 2.2 节开展。</w:t>
+      </w:r>
+    </w:p>
+    <w:p>
+      <w:pPr>
+        <w:pStyle w:val="3"/>
+      </w:pPr>
+      <w:bookmarkStart w:id="18" w:name="_Toc26401"/>
+      <w:r>
+        <w:t>2.2 事件跟踪与运行后经验学习</w:t>
+      </w:r>
+      <w:bookmarkEnd w:id="18"/>
+    </w:p>
+    <w:p>
+      <w:r>
+        <w:t>完整业务流程为：标记已有事件 → 市场监控（持续运行） → 分析一段时间后的变化趋势 → 学习经验（人工监督） → 记录经验（人工放行）。</w:t>
+      </w:r>
+    </w:p>
+    <w:p>
+      <w:pPr>
+        <w:pStyle w:val="4"/>
+      </w:pPr>
+      <w:bookmarkStart w:id="19" w:name="_Toc9432"/>
+      <w:r>
+        <w:t>2.2.1 事件标记与持续市场监控</w:t>
+      </w:r>
+      <w:bookmarkEnd w:id="19"/>
+    </w:p>
+    <w:p>
+      <w:r>
+        <w:t>系统标记已有事件，并持续监控后续市场动向。对停机期间市场变化及跟踪任务的接续，按 2.5 节的要求处理。</w:t>
+      </w:r>
+    </w:p>
+    <w:p>
+      <w:pPr>
+        <w:pStyle w:val="4"/>
+      </w:pPr>
+      <w:bookmarkStart w:id="20" w:name="_Toc3076"/>
+      <w:r>
+        <w:t>2.2.2 后续变化与趋势分析</w:t>
+      </w:r>
+      <w:bookmarkEnd w:id="20"/>
+    </w:p>
+    <w:p>
+      <w:r>
+        <w:t>系统分析一段时间后的市场变化趋势，为回顾先前的分析与决策提供依据。</w:t>
+      </w:r>
+    </w:p>
+    <w:p>
+      <w:pPr>
+        <w:pStyle w:val="4"/>
+      </w:pPr>
+      <w:bookmarkStart w:id="21" w:name="_Toc30460"/>
+      <w:r>
+        <w:t>2.2.3 成功与错误经验学习</w:t>
+      </w:r>
+      <w:bookmarkEnd w:id="21"/>
+    </w:p>
+    <w:p>
+      <w:r>
+        <w:t>运行后的学习以实际业务中形成的成功或错误经验为来源。系统结合事件及其后续市场变化学习决策经验，学习过程需人工监督。</w:t>
+      </w:r>
+    </w:p>
+    <w:p>
+      <w:pPr>
+        <w:pStyle w:val="4"/>
+      </w:pPr>
+      <w:bookmarkStart w:id="22" w:name="_Toc4178"/>
+      <w:r>
+        <w:t>2.2.4 经验记录与人工放行</w:t>
+      </w:r>
+      <w:bookmarkEnd w:id="22"/>
+    </w:p>
+    <w:p>
+      <w:r>
+        <w:t>学习所得经验须经人工放行后记录。经验如何进一步进入用户资产，属于待讨论内容。</w:t>
+      </w:r>
+    </w:p>
+    <w:p>
+      <w:pPr>
+        <w:pStyle w:val="3"/>
+      </w:pPr>
+      <w:bookmarkStart w:id="23" w:name="_Toc17028"/>
+      <w:r>
+        <w:t>2.3 用户资产的初始建立</w:t>
+      </w:r>
+      <w:bookmarkEnd w:id="23"/>
+    </w:p>
+    <w:p>
+      <w:pPr>
+        <w:pStyle w:val="4"/>
+      </w:pPr>
+      <w:bookmarkStart w:id="24" w:name="_Toc19071"/>
+      <w:r>
+        <w:t>2.3.1 功能定位与使用阶段</w:t>
+      </w:r>
+      <w:bookmarkEnd w:id="24"/>
+    </w:p>
+    <w:p>
+      <w:r>
+        <w:t>初始资产建立服务于系统开始使用的阶段，在尚未具备用户资产时，从零建立后续实际业务所需的用户资产。该过程不涉及真实投资建议。</w:t>
+      </w:r>
+    </w:p>
+    <w:p>
+      <w:pPr>
+        <w:pStyle w:val="4"/>
+      </w:pPr>
+      <w:bookmarkStart w:id="25" w:name="_Toc19271"/>
+      <w:r>
+        <w:t>2.3.2 历史事实与用户监督</w:t>
+      </w:r>
+      <w:bookmarkEnd w:id="25"/>
+    </w:p>
+    <w:p>
+      <w:r>
+        <w:t>初始资产建立以历史事件及事实为学习材料，在用户监督下开展工作，从事实中学习形成业务所需的分析与决策方法。</w:t>
+      </w:r>
+    </w:p>
+    <w:p>
+      <w:pPr>
+        <w:pStyle w:val="4"/>
+      </w:pPr>
+      <w:bookmarkStart w:id="26" w:name="_Toc24949"/>
+      <w:r>
+        <w:t>2.3.3 框架调用与资产形成</w:t>
+      </w:r>
+      <w:bookmarkEnd w:id="26"/>
+    </w:p>
+    <w:p>
+      <w:r>
+        <w:t>框架内设置服务于初始资产建立的特殊模块。该模块位于实际业务流程之外，通过调用框架能力，建立用于后续业务的工作文档、脚本及投资分析与决策泛式。具体建立过程尚待展开。</w:t>
+      </w:r>
+    </w:p>
+    <w:p>
+      <w:pPr>
+        <w:pStyle w:val="4"/>
+      </w:pPr>
+      <w:bookmarkStart w:id="27" w:name="_Toc27978"/>
+      <w:r>
+        <w:t>2.3.4 与运行后经验学习的区别</w:t>
+      </w:r>
+      <w:bookmarkEnd w:id="27"/>
+    </w:p>
+    <w:p>
+      <w:r>
+        <w:t>初始资产建立与运行后经验学习具有不同的学习依据。前者从历史事实中学习，不涉及真实投资建议；后者从实际业务中决策成功或错误的经验中学习。二者在整体功能描述中关联，但具体内容和过程应加以区分。</w:t>
+      </w:r>
+    </w:p>
+    <w:p>
+      <w:pPr>
+        <w:pStyle w:val="3"/>
+      </w:pPr>
+      <w:bookmarkStart w:id="28" w:name="_Toc22236"/>
+      <w:r>
+        <w:t>2.4 成本预估与限制</w:t>
+      </w:r>
+      <w:bookmarkEnd w:id="28"/>
+    </w:p>
+    <w:p>
+      <w:pPr>
+        <w:pStyle w:val="4"/>
+      </w:pPr>
+      <w:bookmarkStart w:id="29" w:name="_Toc19049"/>
+      <w:r>
+        <w:t>2.4.1 成本控制目的与阶段划分</w:t>
+      </w:r>
+      <w:bookmarkEnd w:id="29"/>
+    </w:p>
+    <w:p>
+      <w:r>
+        <w:t>成本控制的目的是在用户建立资产时和运行实际业务之前，对成本形成较准确的预估，并通过调整工作流与业务范围，使预期成本与目标对齐。资产建立与实际业务运行两个阶段应分别设置成本限制器，对 Agent 使用的 API 额度进行限制，并对每项任务进行成本预估。</w:t>
+      </w:r>
+    </w:p>
+    <w:p>
+      <w:pPr>
+        <w:pStyle w:val="4"/>
+      </w:pPr>
+      <w:bookmarkStart w:id="30" w:name="_Toc6314"/>
+      <w:r>
+        <w:t>2.4.2 资产建立阶段的成本限制</w:t>
+      </w:r>
+      <w:bookmarkEnd w:id="30"/>
+    </w:p>
+    <w:p>
+      <w:r>
+        <w:t>在建立用户资产时，通过约束工作流复杂程度、将简单分析任务脚本化等机制，将所建立工作流的单次执行成本与目标对齐。成本约束应进入工作流程的建立过程。</w:t>
+      </w:r>
+    </w:p>
+    <w:p>
+      <w:pPr>
+        <w:pStyle w:val="4"/>
+      </w:pPr>
+      <w:bookmarkStart w:id="31" w:name="_Toc17949"/>
+      <w:r>
+        <w:t>2.4.3 业务运行阶段的成本限制</w:t>
+      </w:r>
+      <w:bookmarkEnd w:id="31"/>
+    </w:p>
+    <w:p>
+      <w:r>
+        <w:t>在实际业务运行阶段，根据新闻热点的平均频率与业务涵盖范围预估成本，并据此调整关注范围和处理程度。对于超出预算的低重要性事件，裁剪其关注与处理程度，将单位时间内的运行成本与目标对齐。</w:t>
+      </w:r>
+    </w:p>
+    <w:p>
+      <w:pPr>
+        <w:pStyle w:val="3"/>
+      </w:pPr>
+      <w:bookmarkStart w:id="32" w:name="_Toc31820"/>
+      <w:r>
+        <w:t>2.5 持续运行与断续运行支持</w:t>
+      </w:r>
+      <w:bookmarkEnd w:id="32"/>
+    </w:p>
+    <w:p>
+      <w:pPr>
+        <w:pStyle w:val="4"/>
+      </w:pPr>
+      <w:bookmarkStart w:id="33" w:name="_Toc18583"/>
+      <w:r>
+        <w:t>2.5.1 运行条件与持续任务</w:t>
+      </w:r>
+      <w:bookmarkEnd w:id="33"/>
+    </w:p>
+    <w:p>
+      <w:r>
+        <w:t>事件雷达与市场监控具有持续运行的工作性质。考虑到个人计算机无法保证系统全天运行，系统同时需要支持断续运行，能够在恢复后接续工作，并正确处理停机期间发生的变化。</w:t>
+      </w:r>
+    </w:p>
+    <w:p>
+      <w:pPr>
+        <w:pStyle w:val="4"/>
+      </w:pPr>
+      <w:bookmarkStart w:id="34" w:name="_Toc22493"/>
+      <w:r>
+        <w:t>2.5.2 工作进度记录与接续</w:t>
+      </w:r>
+      <w:bookmarkEnd w:id="34"/>
+    </w:p>
+    <w:p>
+      <w:r>
+        <w:t>系统应具有完善的工作进度记录能力，保存当前工作状态，并在恢复运行后接续未完成的任务。</w:t>
+      </w:r>
+    </w:p>
+    <w:p>
+      <w:pPr>
+        <w:pStyle w:val="4"/>
+      </w:pPr>
+      <w:bookmarkStart w:id="35" w:name="_Toc19336"/>
+      <w:r>
+        <w:t>2.5.3 停机期间的新闻事件追赶</w:t>
+      </w:r>
+      <w:bookmarkEnd w:id="35"/>
+    </w:p>
+    <w:p>
+      <w:r>
+        <w:t>系统应具有新闻事件追赶机制，补充停机期间发生的新闻，并正确处理其中的重大事件。恢复工作需要同时覆盖原有任务的接续与停机期间新增事件的处理。</w:t>
+      </w:r>
+    </w:p>
+    <w:p>
+      <w:pPr>
+        <w:pStyle w:val="4"/>
+      </w:pPr>
+      <w:bookmarkStart w:id="36" w:name="_Toc21060"/>
+      <w:r>
+        <w:t>2.5.4 已有事件与跟踪任务的恢复</w:t>
+      </w:r>
+      <w:bookmarkEnd w:id="36"/>
+    </w:p>
+    <w:p>
+      <w:r>
+        <w:t>对停机前已经标记的事件及其跟踪任务，系统应正确处理停机期间的市场变化，并在恢复运行后接续相关监控和分析工作。</w:t>
+      </w:r>
+    </w:p>
+    <w:p>
+      <w:pPr>
+        <w:pStyle w:val="3"/>
+      </w:pPr>
+      <w:bookmarkStart w:id="37" w:name="_Toc1609"/>
+      <w:r>
+        <w:t>2.6 用户控制台与工作台</w:t>
+      </w:r>
+      <w:bookmarkEnd w:id="37"/>
+    </w:p>
+    <w:p>
+      <w:pPr>
+        <w:pStyle w:val="4"/>
+      </w:pPr>
+      <w:bookmarkStart w:id="38" w:name="_Toc2365"/>
+      <w:r>
+        <w:t>2.6.1 统一操作入口</w:t>
+      </w:r>
+      <w:bookmarkEnd w:id="38"/>
+    </w:p>
+    <w:p>
+      <w:r>
+        <w:t>系统应提供统一的 Web 页面体系，充当控制台与工作台，集合项目全部功能并以多个视图呈现。视图用于组织功能入口，不限定一项视图对应一个独立页面。</w:t>
+      </w:r>
+    </w:p>
+    <w:p>
+      <w:pPr>
+        <w:pStyle w:val="4"/>
+      </w:pPr>
+      <w:bookmarkStart w:id="39" w:name="_Toc25739"/>
+      <w:r>
+        <w:t>2.6.2 运行状态视图</w:t>
+      </w:r>
+      <w:bookmarkEnd w:id="39"/>
+    </w:p>
+    <w:p>
+      <w:r>
+        <w:t>运行状态视图用于呈现系统运行状态，使用户了解系统当前的工作情况。</w:t>
+      </w:r>
+    </w:p>
+    <w:p>
+      <w:pPr>
+        <w:pStyle w:val="4"/>
+      </w:pPr>
+      <w:bookmarkStart w:id="40" w:name="_Toc2038"/>
+      <w:r>
+        <w:t>2.6.3 用户资产视图</w:t>
+      </w:r>
+      <w:bookmarkEnd w:id="40"/>
+    </w:p>
+    <w:p>
+      <w:r>
+        <w:t>用户资产视图用于呈现用户资产，并提供相应的查看与操作入口。</w:t>
+      </w:r>
+    </w:p>
+    <w:p>
+      <w:pPr>
+        <w:pStyle w:val="4"/>
+      </w:pPr>
+      <w:bookmarkStart w:id="41" w:name="_Toc26607"/>
+      <w:r>
+        <w:t>2.6.4 设置视图</w:t>
+      </w:r>
+      <w:bookmarkEnd w:id="41"/>
+    </w:p>
+    <w:p>
+      <w:r>
+        <w:t>设置视图提供系统配置入口，承载用户对系统设置的操作。</w:t>
+      </w:r>
+    </w:p>
+    <w:p>
+      <w:pPr>
+        <w:pStyle w:val="4"/>
+      </w:pPr>
+      <w:bookmarkStart w:id="42" w:name="_Toc3403"/>
+      <w:r>
+        <w:t>2.6.5 过程、结果与人工监督视图</w:t>
+      </w:r>
+      <w:bookmarkEnd w:id="42"/>
+    </w:p>
+    <w:p>
+      <w:r>
+        <w:t>该视图呈现业务过程与结果，并承载相应环节的人工监督及放行操作。联合分析验证可人工监督，经验学习需人工监督，经验记录需人工放行；具体参与条件以对应业务环节的要求为准。</w:t>
+      </w:r>
+    </w:p>
+    <w:p>
+      <w:pPr>
+        <w:pStyle w:val="4"/>
+      </w:pPr>
+      <w:bookmarkStart w:id="43" w:name="_Toc8594"/>
+      <w:r>
+        <w:t>2.6.6 预训练工作视图</w:t>
+      </w:r>
+      <w:bookmarkEnd w:id="43"/>
+    </w:p>
+    <w:p>
+      <w:r>
+        <w:t>预训练工作视图承载用户资产初始建立阶段的工作，供用户围绕历史事件与事实开展监督和资产建立操作，并与实际业务运行过程加以区分。</w:t>
+      </w:r>
+    </w:p>
+    <w:p>
+      <w:pPr>
+        <w:pStyle w:val="3"/>
+      </w:pPr>
+      <w:bookmarkStart w:id="44" w:name="_Toc6942"/>
+      <w:r>
+        <w:t>2.7 模块运行、通信与扩展</w:t>
+      </w:r>
+      <w:bookmarkEnd w:id="44"/>
+    </w:p>
+    <w:p>
+      <w:pPr>
+        <w:pStyle w:val="4"/>
+      </w:pPr>
+      <w:bookmarkStart w:id="45" w:name="_Toc259"/>
+      <w:r>
+        <w:t>2.7.1 内部模块的运行方式</w:t>
+      </w:r>
+      <w:bookmarkEnd w:id="45"/>
+    </w:p>
+    <w:p>
+      <w:r>
+        <w:t>项目内部的多个模块可以独立运行，也可以使用脚本作为基本功能构件进行分散式运行。各模块的具体实现方式取决于模块设计，用户层面通过统一的 Web 页面体系使用其功能。</w:t>
+      </w:r>
+    </w:p>
+    <w:p>
+      <w:pPr>
+        <w:pStyle w:val="4"/>
+      </w:pPr>
+      <w:bookmarkStart w:id="46" w:name="_Toc13988"/>
+      <w:r>
+        <w:t>2.7.2 统一后端与 Web 通信</w:t>
+      </w:r>
+      <w:bookmarkEnd w:id="46"/>
+    </w:p>
+    <w:p>
+      <w:r>
+        <w:t>项目应使用统一后端接通各模块，并与 Web 页面通信，使统一操作入口能够连接内部各项功能。</w:t>
+      </w:r>
+    </w:p>
+    <w:p>
+      <w:pPr>
+        <w:pStyle w:val="4"/>
+      </w:pPr>
+      <w:bookmarkStart w:id="47" w:name="_Toc771"/>
+      <w:r>
+        <w:t>2.7.3 后续扩展方向</w:t>
+      </w:r>
+      <w:bookmarkEnd w:id="47"/>
+    </w:p>
+    <w:p>
+      <w:r>
+        <w:t>后端应为后续版本可能加入的远程控制、远程信息通知等功能预留扩展空间。这些属于后续扩展方向，当前要求为保留扩展能力。</w:t>
+      </w:r>
+    </w:p>
+    <w:p>
+      <w:pPr>
+        <w:pStyle w:val="2"/>
+        <w:pageBreakBefore/>
+      </w:pPr>
+      <w:bookmarkStart w:id="48" w:name="_Toc11406"/>
+      <w:r>
+        <w:t>三、项目定位与开发策略</w:t>
+      </w:r>
       <w:bookmarkEnd w:id="48"/>
     </w:p>
     <w:p>
+      <w:r>
+        <w:t>本章规定项目的使用定位、后期分发边界及增量开发方式。项目以在用户个人设备上运行并提供投资工具性帮助为核心目标，通过阶段、工作流程与工作切片组织开发，在有限增量的验证中推进。</w:t>
+      </w:r>
+    </w:p>
+    <w:p>
       <w:pPr>
         <w:pStyle w:val="3"/>
-        <w:pageBreakBefore/>
-      </w:pPr>
-      <w:bookmarkStart w:id="10" w:name="_Toc2317"/>
-      <w:r>
-        <w:t>二、业务与功能</w:t>
-      </w:r>
-      <w:bookmarkEnd w:id="10"/>
+      </w:pPr>
+      <w:bookmarkStart w:id="49" w:name="_Toc16551"/>
+      <w:r>
+        <w:t>3.1 项目定位与分发前景</w:t>
+      </w:r>
+      <w:bookmarkEnd w:id="49"/>
     </w:p>
     <w:p>
       <w:pPr>
         <w:pStyle w:val="4"/>
       </w:pPr>
-      <w:bookmarkStart w:id="11" w:name="_Toc8160"/>
-      <w:r>
-        <w:t>2.1 事件发现、分析与投资建议</w:t>
-      </w:r>
-      <w:bookmarkEnd w:id="11"/>
-    </w:p>
-    <w:p>
-      <w:r>
-        <w:t>完整业务流程为：事件雷达（持续运行） → 探测突发热点 → 提取新闻事实 → 初步语义与逻辑分析 → 激活专家路由获取更多相关事实 → 联合分析验证（可人工监督） → 爬取市场数据 → 分析投资可行性并形成完整事件 → 给出建议。</w:t>
-      </w:r>
-    </w:p>
-    <w:p>
-      <w:pPr>
-        <w:pStyle w:val="5"/>
-      </w:pPr>
-      <w:bookmarkStart w:id="12" w:name="_Toc27110"/>
-      <w:r>
-        <w:t>2.1.1 事件雷达与热点探测</w:t>
-      </w:r>
-      <w:bookmarkEnd w:id="12"/>
-    </w:p>
-    <w:p>
-      <w:r>
-        <w:t>事件雷达持续从外部互联网感知实时新闻，探测突发热点，为后续的事实提取与分析提供起点。持续运行及停机后的追赶要求见 2.5 节。</w:t>
-      </w:r>
-    </w:p>
-    <w:p>
-      <w:pPr>
-        <w:pStyle w:val="5"/>
-      </w:pPr>
-      <w:bookmarkStart w:id="13" w:name="_Toc7241"/>
-      <w:r>
-        <w:t>2.1.2 新闻事实提取与初步分析</w:t>
-      </w:r>
-      <w:bookmarkEnd w:id="13"/>
-    </w:p>
-    <w:p>
-      <w:r>
-        <w:t>系统从热点中提取新闻事实，进行初步语义、逻辑与影响度分析，并对信息进行标签化，为专家路由及进一步验证提供依据。</w:t>
-      </w:r>
-    </w:p>
-    <w:p>
-      <w:pPr>
-        <w:pStyle w:val="5"/>
-      </w:pPr>
-      <w:bookmarkStart w:id="14" w:name="_Toc24560"/>
-      <w:r>
-        <w:t>2.1.3 专家路由与信息补充</w:t>
-      </w:r>
-      <w:bookmarkEnd w:id="14"/>
-    </w:p>
-    <w:p>
-      <w:r>
-        <w:t>系统根据初步分析激活专家路由，连接更多相关信息源，获取与新闻事实及其影响有关的补充事实，支持多方面交叉验证。</w:t>
-      </w:r>
-    </w:p>
-    <w:p>
-      <w:pPr>
-        <w:pStyle w:val="5"/>
-      </w:pPr>
-      <w:bookmarkStart w:id="15" w:name="_Toc8185"/>
-      <w:r>
-        <w:t>2.1.4 多源交叉验证与联合分析</w:t>
-      </w:r>
-      <w:bookmarkEnd w:id="15"/>
-    </w:p>
-    <w:p>
-      <w:r>
-        <w:t>系统对多个信息源提供的相关事实进行交叉验证和联合分析，确认事件具有足够的置信度与影响度后，进入市场数据获取与验证环节。联合分析验证过程可由人工监督。</w:t>
-      </w:r>
-    </w:p>
-    <w:p>
-      <w:pPr>
-        <w:pStyle w:val="5"/>
-      </w:pPr>
-      <w:bookmarkStart w:id="16" w:name="_Toc11407"/>
-      <w:r>
-        <w:t>2.1.5 市场验证与投资可行性分析</w:t>
-      </w:r>
-      <w:bookmarkEnd w:id="16"/>
-    </w:p>
-    <w:p>
-      <w:r>
-        <w:t>系统爬取市场数据，进行市场真实性验证，并结合事件分析投资可行性，形成完整事件。</w:t>
-      </w:r>
-    </w:p>
-    <w:p>
-      <w:pPr>
-        <w:pStyle w:val="5"/>
-      </w:pPr>
-      <w:bookmarkStart w:id="17" w:name="_Toc6059"/>
-      <w:r>
-        <w:t>2.1.6 投资建议生成</w:t>
-      </w:r>
-      <w:bookmarkEnd w:id="17"/>
-    </w:p>
-    <w:p>
-      <w:r>
-        <w:t>系统依据事实验证、影响分析和市场验证的结果，给出与事件关联的投资建议。后续事件跟踪与经验学习按 2.2 节开展。</w:t>
+      <w:bookmarkStart w:id="50" w:name="_Toc23584"/>
+      <w:r>
+        <w:t>3.1.1 核心开发目标</w:t>
+      </w:r>
+      <w:bookmarkEnd w:id="50"/>
+    </w:p>
+    <w:p>
+      <w:r>
+        <w:t>本项目首先是一个面向用户个人的项目，应能够运行在用户自己的设备中，为个人投资提供工具性帮助。开发工作的核心目标围绕这一使用需求展开。</w:t>
       </w:r>
     </w:p>
     <w:p>
       <w:pPr>
         <w:pStyle w:val="4"/>
       </w:pPr>
-      <w:bookmarkStart w:id="18" w:name="_Toc32495"/>
-      <w:r>
-        <w:t>2.2 事件跟踪与运行后经验学习</w:t>
-      </w:r>
-      <w:bookmarkEnd w:id="18"/>
-    </w:p>
-    <w:p>
-      <w:r>
-        <w:t>完整业务流程为：标记已有事件 → 市场监控（持续运行） → 分析一段时间后的变化趋势 → 学习经验（人工监督） → 记录经验（人工放行）。</w:t>
-      </w:r>
-    </w:p>
-    <w:p>
-      <w:pPr>
-        <w:pStyle w:val="5"/>
-      </w:pPr>
-      <w:bookmarkStart w:id="19" w:name="_Toc32200"/>
-      <w:r>
-        <w:t>2.2.1 事件标记与持续市场监控</w:t>
-      </w:r>
-      <w:bookmarkEnd w:id="19"/>
-    </w:p>
-    <w:p>
-      <w:r>
-        <w:t>系统标记已有事件，并持续监控后续市场动向。对停机期间市场变化及跟踪任务的接续，按 2.5 节的要求处理。</w:t>
-      </w:r>
-    </w:p>
-    <w:p>
-      <w:pPr>
-        <w:pStyle w:val="5"/>
-      </w:pPr>
-      <w:bookmarkStart w:id="20" w:name="_Toc6141"/>
-      <w:r>
-        <w:t>2.2.2 后续变化与趋势分析</w:t>
-      </w:r>
-      <w:bookmarkEnd w:id="20"/>
-    </w:p>
-    <w:p>
-      <w:r>
-        <w:t>系统分析一段时间后的市场变化趋势，为回顾先前的分析与决策提供依据。</w:t>
-      </w:r>
-    </w:p>
-    <w:p>
-      <w:pPr>
-        <w:pStyle w:val="5"/>
-      </w:pPr>
-      <w:bookmarkStart w:id="21" w:name="_Toc9998"/>
-      <w:r>
-        <w:t>2.2.3 成功与错误经验学习</w:t>
-      </w:r>
-      <w:bookmarkEnd w:id="21"/>
-    </w:p>
-    <w:p>
-      <w:r>
-        <w:t>运行后的学习以实际业务中形成的成功或错误经验为来源。系统结合事件及其后续市场变化学习决策经验，学习过程需人工监督。</w:t>
-      </w:r>
-    </w:p>
-    <w:p>
-      <w:pPr>
-        <w:pStyle w:val="5"/>
-      </w:pPr>
-      <w:bookmarkStart w:id="22" w:name="_Toc15097"/>
-      <w:r>
-        <w:t>2.2.4 经验记录与人工放行</w:t>
-      </w:r>
-      <w:bookmarkEnd w:id="22"/>
-    </w:p>
-    <w:p>
-      <w:r>
-        <w:t>学习所得经验须经人工放行后记录。经验如何进一步进入用户资产，属于待讨论内容。</w:t>
-      </w:r>
+      <w:bookmarkStart w:id="51" w:name="_Toc9372"/>
+      <w:r>
+        <w:t>3.1.2 后期分发前景</w:t>
+      </w:r>
+      <w:bookmarkEnd w:id="51"/>
+    </w:p>
+    <w:p>
+      <w:r>
+        <w:t>如果开发后期项目的稳定性与可用性得到一定程度的验证，可以考虑以某种方式进行线上分发，例如通过 GitHub 开源，或打包发送给其他人。线上分发属于有条件的后期前景。</w:t>
+      </w:r>
+    </w:p>
+    <w:p>
+      <w:pPr>
+        <w:pStyle w:val="3"/>
+      </w:pPr>
+      <w:bookmarkStart w:id="52" w:name="_Toc21472"/>
+      <w:r>
+        <w:t>3.2 分发内容与仓库边界</w:t>
+      </w:r>
+      <w:bookmarkEnd w:id="52"/>
     </w:p>
     <w:p>
       <w:pPr>
         <w:pStyle w:val="4"/>
       </w:pPr>
-      <w:bookmarkStart w:id="23" w:name="_Toc27985"/>
-      <w:r>
-        <w:t>2.3 用户资产的初始建立</w:t>
-      </w:r>
-      <w:bookmarkEnd w:id="23"/>
-    </w:p>
-    <w:p>
-      <w:pPr>
-        <w:pStyle w:val="5"/>
-      </w:pPr>
-      <w:bookmarkStart w:id="24" w:name="_Toc14259"/>
-      <w:r>
-        <w:t>2.3.1 功能定位与使用阶段</w:t>
-      </w:r>
-      <w:bookmarkEnd w:id="24"/>
-    </w:p>
-    <w:p>
-      <w:r>
-        <w:t>初始资产建立服务于系统开始使用的阶段，在尚未具备用户资产时，从零建立后续实际业务所需的用户资产。该过程不涉及真实投资建议。</w:t>
-      </w:r>
-    </w:p>
-    <w:p>
-      <w:pPr>
-        <w:pStyle w:val="5"/>
-      </w:pPr>
-      <w:bookmarkStart w:id="25" w:name="_Toc28988"/>
-      <w:r>
-        <w:t>2.3.2 历史事实与用户监督</w:t>
-      </w:r>
-      <w:bookmarkEnd w:id="25"/>
-    </w:p>
-    <w:p>
-      <w:r>
-        <w:t>初始资产建立以历史事件及事实为学习材料，在用户监督下开展工作，从事实中学习形成业务所需的分析与决策方法。</w:t>
-      </w:r>
-    </w:p>
-    <w:p>
-      <w:pPr>
-        <w:pStyle w:val="5"/>
-      </w:pPr>
-      <w:bookmarkStart w:id="26" w:name="_Toc959"/>
-      <w:r>
-        <w:t>2.3.3 框架调用与资产形成</w:t>
-      </w:r>
-      <w:bookmarkEnd w:id="26"/>
-    </w:p>
-    <w:p>
-      <w:r>
-        <w:t>框架内设置服务于初始资产建立的特殊模块。该模块位于实际业务流程之外，通过调用框架能力，建立用于后续业务的工作文档、脚本及投资分析与决策泛式。具体建立过程尚待展开。</w:t>
-      </w:r>
-    </w:p>
-    <w:p>
-      <w:pPr>
-        <w:pStyle w:val="5"/>
-      </w:pPr>
-      <w:bookmarkStart w:id="27" w:name="_Toc13131"/>
-      <w:r>
-        <w:t>2.3.4 与运行后经验学习的区别</w:t>
-      </w:r>
-      <w:bookmarkEnd w:id="27"/>
-    </w:p>
-    <w:p>
-      <w:r>
-        <w:t>初始资产建立与运行后经验学习具有不同的学习依据。前者从历史事实中学习，不涉及真实投资建议；后者从实际业务中决策成功或错误的经验中学习。二者在整体功能描述中关联，但具体内容和过程应加以区分。</w:t>
+      <w:bookmarkStart w:id="53" w:name="_Toc24474"/>
+      <w:r>
+        <w:t>3.2.1 三部分的分发范围</w:t>
+      </w:r>
+      <w:bookmarkEnd w:id="53"/>
+    </w:p>
+    <w:p>
+      <w:r>
+        <w:t>根据完整项目由框架、用户资产和运行时数据构成的划分，分发包应完整包含框架。用户根据自己的具体使用情况，选择性地将个人资产加入分发包，作为资产示例。运行时数据绝不加入分发包。</w:t>
       </w:r>
     </w:p>
     <w:p>
       <w:pPr>
         <w:pStyle w:val="4"/>
       </w:pPr>
-      <w:bookmarkStart w:id="28" w:name="_Toc16921"/>
-      <w:r>
-        <w:t>2.4 成本预估与限制</w:t>
-      </w:r>
-      <w:bookmarkEnd w:id="28"/>
-    </w:p>
-    <w:p>
-      <w:pPr>
-        <w:pStyle w:val="5"/>
-      </w:pPr>
-      <w:bookmarkStart w:id="29" w:name="_Toc1356"/>
-      <w:r>
-        <w:t>2.4.1 成本控制目的与阶段划分</w:t>
-      </w:r>
-      <w:bookmarkEnd w:id="29"/>
-    </w:p>
-    <w:p>
-      <w:r>
-        <w:t>成本控制的目的是在用户建立资产时和运行实际业务之前，对成本形成较准确的预估，并通过调整工作流与业务范围，使预期成本与目标对齐。资产建立与实际业务运行两个阶段应分别设置成本限制器，对 Agent 使用的 API 额度进行限制，并对每项任务进行成本预估。</w:t>
-      </w:r>
-    </w:p>
-    <w:p>
-      <w:pPr>
-        <w:pStyle w:val="5"/>
-      </w:pPr>
-      <w:bookmarkStart w:id="30" w:name="_Toc21774"/>
-      <w:r>
-        <w:t>2.4.2 资产建立阶段的成本限制</w:t>
-      </w:r>
-      <w:bookmarkEnd w:id="30"/>
-    </w:p>
-    <w:p>
-      <w:r>
-        <w:t>在建立用户资产时，通过约束工作流复杂程度、将简单分析任务脚本化等机制，将所建立工作流的单次执行成本与目标对齐。成本约束应进入工作流程的建立过程。</w:t>
-      </w:r>
-    </w:p>
-    <w:p>
-      <w:pPr>
-        <w:pStyle w:val="5"/>
-      </w:pPr>
-      <w:bookmarkStart w:id="31" w:name="_Toc8487"/>
-      <w:r>
-        <w:t>2.4.3 业务运行阶段的成本限制</w:t>
-      </w:r>
-      <w:bookmarkEnd w:id="31"/>
-    </w:p>
-    <w:p>
-      <w:r>
-        <w:t>在实际业务运行阶段，根据新闻热点的平均频率与业务涵盖范围预估成本，并据此调整关注范围和处理程度。对于超出预算的低重要性事件，裁剪其关注与处理程度，将单位时间内的运行成本与目标对齐。</w:t>
-      </w:r>
+      <w:bookmarkStart w:id="54" w:name="_Toc5325"/>
+      <w:r>
+        <w:t>3.2.2 开发测试仓库与分发仓库</w:t>
+      </w:r>
+      <w:bookmarkEnd w:id="54"/>
+    </w:p>
+    <w:p>
+      <w:r>
+        <w:t>现阶段项目所连接的本地 Git 仓库与 GitHub 远程仓库，均服务于开发工作及后期测试。线上分发不使用现有仓库；运行维护与分发阶段负责从项目开发结构中提取分发包，并维护用于线上分发的仓库。</w:t>
+      </w:r>
+    </w:p>
+    <w:p>
+      <w:pPr>
+        <w:pStyle w:val="3"/>
+      </w:pPr>
+      <w:bookmarkStart w:id="55" w:name="_Toc15678"/>
+      <w:r>
+        <w:t>3.3 增量开发策略与阶段职责</w:t>
+      </w:r>
+      <w:bookmarkEnd w:id="55"/>
     </w:p>
     <w:p>
       <w:pPr>
         <w:pStyle w:val="4"/>
       </w:pPr>
-      <w:bookmarkStart w:id="32" w:name="_Toc13425"/>
-      <w:r>
-        <w:t>2.5 持续运行与断续运行支持</w:t>
-      </w:r>
-      <w:bookmarkEnd w:id="32"/>
-    </w:p>
-    <w:p>
-      <w:pPr>
-        <w:pStyle w:val="5"/>
-      </w:pPr>
-      <w:bookmarkStart w:id="33" w:name="_Toc22214"/>
-      <w:r>
-        <w:t>2.5.1 运行条件与持续任务</w:t>
-      </w:r>
-      <w:bookmarkEnd w:id="33"/>
-    </w:p>
-    <w:p>
-      <w:r>
-        <w:t>事件雷达与市场监控具有持续运行的工作性质。考虑到个人计算机无法保证系统全天运行，系统同时需要支持断续运行，能够在恢复后接续工作，并正确处理停机期间发生的变化。</w:t>
-      </w:r>
-    </w:p>
-    <w:p>
-      <w:pPr>
-        <w:pStyle w:val="5"/>
-      </w:pPr>
-      <w:bookmarkStart w:id="34" w:name="_Toc21084"/>
-      <w:r>
-        <w:t>2.5.2 工作进度记录与接续</w:t>
-      </w:r>
-      <w:bookmarkEnd w:id="34"/>
-    </w:p>
-    <w:p>
-      <w:r>
-        <w:t>系统应具有完善的工作进度记录能力，保存当前工作状态，并在恢复运行后接续未完成的任务。</w:t>
-      </w:r>
-    </w:p>
-    <w:p>
-      <w:pPr>
-        <w:pStyle w:val="5"/>
-      </w:pPr>
-      <w:bookmarkStart w:id="35" w:name="_Toc4685"/>
-      <w:r>
-        <w:t>2.5.3 停机期间的新闻事件追赶</w:t>
-      </w:r>
-      <w:bookmarkEnd w:id="35"/>
-    </w:p>
-    <w:p>
-      <w:r>
-        <w:t>系统应具有新闻事件追赶机制，补充停机期间发生的新闻，并正确处理其中的重大事件。恢复工作需要同时覆盖原有任务的接续与停机期间新增事件的处理。</w:t>
-      </w:r>
-    </w:p>
-    <w:p>
-      <w:pPr>
-        <w:pStyle w:val="5"/>
-      </w:pPr>
-      <w:bookmarkStart w:id="36" w:name="_Toc27404"/>
-      <w:r>
-        <w:t>2.5.4 已有事件与跟踪任务的恢复</w:t>
-      </w:r>
-      <w:bookmarkEnd w:id="36"/>
-    </w:p>
-    <w:p>
-      <w:r>
-        <w:t>对停机前已经标记的事件及其跟踪任务，系统应正确处理停机期间的市场变化，并在恢复运行后接续相关监控和分析工作。</w:t>
+      <w:bookmarkStart w:id="56" w:name="_Toc14401"/>
+      <w:r>
+        <w:t>3.3.1 增量模型与风险控制</w:t>
+      </w:r>
+      <w:bookmarkEnd w:id="56"/>
+    </w:p>
+    <w:p>
+      <w:r>
+        <w:t>考虑到用户缺少完整工程项目的开发经验，且对投资不熟悉，项目采用增量模型控制开发风险。开发工作按职责划分为设计管理、框架实施、测试与试运行、运行维护与分发四个阶段，并以有限范围的工作切片推进。</w:t>
       </w:r>
     </w:p>
     <w:p>
       <w:pPr>
         <w:pStyle w:val="4"/>
       </w:pPr>
-      <w:bookmarkStart w:id="37" w:name="_Toc17671"/>
-      <w:r>
-        <w:t>2.6 用户控制台与工作台</w:t>
-      </w:r>
-      <w:bookmarkEnd w:id="37"/>
-    </w:p>
-    <w:p>
-      <w:pPr>
-        <w:pStyle w:val="5"/>
-      </w:pPr>
-      <w:bookmarkStart w:id="38" w:name="_Toc16545"/>
-      <w:r>
-        <w:t>2.6.1 统一操作入口</w:t>
-      </w:r>
-      <w:bookmarkEnd w:id="38"/>
-    </w:p>
-    <w:p>
-      <w:r>
-        <w:t>系统应提供统一的 Web 页面体系，充当控制台与工作台，集合项目全部功能并以多个视图呈现。视图用于组织功能入口，不限定一项视图对应一个独立页面。</w:t>
-      </w:r>
-    </w:p>
-    <w:p>
-      <w:pPr>
-        <w:pStyle w:val="5"/>
-      </w:pPr>
-      <w:bookmarkStart w:id="39" w:name="_Toc20137"/>
-      <w:r>
-        <w:t>2.6.2 运行状态视图</w:t>
-      </w:r>
-      <w:bookmarkEnd w:id="39"/>
-    </w:p>
-    <w:p>
-      <w:r>
-        <w:t>运行状态视图用于呈现系统运行状态，使用户了解系统当前的工作情况。</w:t>
-      </w:r>
-    </w:p>
-    <w:p>
-      <w:pPr>
-        <w:pStyle w:val="5"/>
-      </w:pPr>
-      <w:bookmarkStart w:id="40" w:name="_Toc2494"/>
-      <w:r>
-        <w:t>2.6.3 用户资产视图</w:t>
-      </w:r>
-      <w:bookmarkEnd w:id="40"/>
-    </w:p>
-    <w:p>
-      <w:r>
-        <w:t>用户资产视图用于呈现用户资产，并提供相应的查看与操作入口。</w:t>
-      </w:r>
-    </w:p>
-    <w:p>
-      <w:pPr>
-        <w:pStyle w:val="5"/>
-      </w:pPr>
-      <w:bookmarkStart w:id="41" w:name="_Toc12774"/>
-      <w:r>
-        <w:t>2.6.4 设置视图</w:t>
-      </w:r>
-      <w:bookmarkEnd w:id="41"/>
-    </w:p>
-    <w:p>
-      <w:r>
-        <w:t>设置视图提供系统配置入口，承载用户对系统设置的操作。</w:t>
-      </w:r>
-    </w:p>
-    <w:p>
-      <w:pPr>
-        <w:pStyle w:val="5"/>
-      </w:pPr>
-      <w:bookmarkStart w:id="42" w:name="_Toc21096"/>
-      <w:r>
-        <w:t>2.6.5 过程、结果与人工监督视图</w:t>
-      </w:r>
-      <w:bookmarkEnd w:id="42"/>
-    </w:p>
-    <w:p>
-      <w:r>
-        <w:t>该视图呈现业务过程与结果，并承载相应环节的人工监督及放行操作。联合分析验证可人工监督，经验学习需人工监督，经验记录需人工放行；具体参与条件以对应业务环节的要求为准。</w:t>
-      </w:r>
-    </w:p>
-    <w:p>
-      <w:pPr>
-        <w:pStyle w:val="5"/>
-      </w:pPr>
-      <w:bookmarkStart w:id="43" w:name="_Toc30310"/>
-      <w:r>
-        <w:t>2.6.6 预训练工作视图</w:t>
-      </w:r>
-      <w:bookmarkEnd w:id="43"/>
-    </w:p>
-    <w:p>
-      <w:r>
-        <w:t>预训练工作视图承载用户资产初始建立阶段的工作，供用户围绕历史事件与事实开展监督和资产建立操作，并与实际业务运行过程加以区分。</w:t>
+      <w:bookmarkStart w:id="57" w:name="_Toc17636"/>
+      <w:r>
+        <w:t>3.3.2 设计管理阶段</w:t>
+      </w:r>
+      <w:bookmarkEnd w:id="57"/>
+    </w:p>
+    <w:p>
+      <w:r>
+        <w:t>设计管理阶段主要获取和分析投资、工程构建相关资料，开展项目设计并形成文档，对项目进行总体管制。</w:t>
       </w:r>
     </w:p>
     <w:p>
       <w:pPr>
         <w:pStyle w:val="4"/>
       </w:pPr>
-      <w:bookmarkStart w:id="44" w:name="_Toc18575"/>
-      <w:r>
-        <w:t>2.7 模块运行、通信与扩展</w:t>
-      </w:r>
-      <w:bookmarkEnd w:id="44"/>
-    </w:p>
-    <w:p>
-      <w:pPr>
-        <w:pStyle w:val="5"/>
-      </w:pPr>
-      <w:bookmarkStart w:id="45" w:name="_Toc27543"/>
-      <w:r>
-        <w:t>2.7.1 内部模块的运行方式</w:t>
-      </w:r>
-      <w:bookmarkEnd w:id="45"/>
-    </w:p>
-    <w:p>
-      <w:r>
-        <w:t>项目内部的多个模块可以独立运行，也可以使用脚本作为基本功能构件进行分散式运行。各模块的具体实现方式取决于模块设计，用户层面通过统一的 Web 页面体系使用其功能。</w:t>
-      </w:r>
-    </w:p>
-    <w:p>
-      <w:pPr>
-        <w:pStyle w:val="5"/>
-      </w:pPr>
-      <w:bookmarkStart w:id="46" w:name="_Toc31269"/>
-      <w:r>
-        <w:t>2.7.2 统一后端与 Web 通信</w:t>
-      </w:r>
-      <w:bookmarkEnd w:id="46"/>
-    </w:p>
-    <w:p>
-      <w:r>
-        <w:t>项目应使用统一后端接通各模块，并与 Web 页面通信，使统一操作入口能够连接内部各项功能。</w:t>
-      </w:r>
-    </w:p>
-    <w:p>
-      <w:pPr>
-        <w:pStyle w:val="5"/>
-      </w:pPr>
-      <w:bookmarkStart w:id="47" w:name="_Toc23289"/>
-      <w:r>
-        <w:t>2.7.3 后续扩展方向</w:t>
-      </w:r>
-      <w:bookmarkEnd w:id="47"/>
-    </w:p>
-    <w:p>
-      <w:r>
-        <w:t>后端应为后续版本可能加入的远程控制、远程信息通知等功能预留扩展空间。这些属于后续扩展方向，当前要求为保留扩展能力。</w:t>
+      <w:bookmarkStart w:id="58" w:name="_Toc21992"/>
+      <w:r>
+        <w:t>3.3.3 框架实施阶段</w:t>
+      </w:r>
+      <w:bookmarkEnd w:id="58"/>
+    </w:p>
+    <w:p>
+      <w:r>
+        <w:t>框架实施阶段主要根据模块设计编写框架代码与规范，形成一个完整框架。</w:t>
+      </w:r>
+    </w:p>
+    <w:p>
+      <w:pPr>
+        <w:pStyle w:val="4"/>
+      </w:pPr>
+      <w:bookmarkStart w:id="59" w:name="_Toc11841"/>
+      <w:r>
+        <w:t>3.3.4 测试与试运行阶段</w:t>
+      </w:r>
+      <w:bookmarkEnd w:id="59"/>
+    </w:p>
+    <w:p>
+      <w:r>
+        <w:t>测试与试运行阶段主要测试框架功能，形成简单的用户资产，开展有限运行，验证系统功能。</w:t>
+      </w:r>
+    </w:p>
+    <w:p>
+      <w:pPr>
+        <w:pStyle w:val="4"/>
+      </w:pPr>
+      <w:bookmarkStart w:id="60" w:name="_Toc12919"/>
+      <w:r>
+        <w:t>3.3.5 运行维护与分发阶段</w:t>
+      </w:r>
+      <w:bookmarkEnd w:id="60"/>
+    </w:p>
+    <w:p>
+      <w:r>
+        <w:t>运行维护与分发阶段负责从项目开发结构中提取线上分发包，维护线上分发仓库，接收建议与修改。同时，用户在这一阶段正式使用系统；正式运行与持续开发的职责关系见 3.5 节。</w:t>
+      </w:r>
+    </w:p>
+    <w:p>
+      <w:pPr>
+        <w:pStyle w:val="3"/>
+      </w:pPr>
+      <w:bookmarkStart w:id="61" w:name="_Toc12229"/>
+      <w:r>
+        <w:t>3.4 阶段与工作流程及工作切片</w:t>
+      </w:r>
+      <w:bookmarkEnd w:id="61"/>
+    </w:p>
+    <w:p>
+      <w:pPr>
+        <w:pStyle w:val="4"/>
+      </w:pPr>
+      <w:bookmarkStart w:id="62" w:name="_Toc17664"/>
+      <w:r>
+        <w:t>3.4.1 项目阶段明确工作层级</w:t>
+      </w:r>
+      <w:bookmarkEnd w:id="62"/>
+    </w:p>
+    <w:p>
+      <w:r>
+        <w:t>四个项目阶段属于概念划分，并非完全线性进行。各阶段的工作可以分散、交叉开展；阶段用于明确当前工作的层级与职责。</w:t>
+      </w:r>
+    </w:p>
+    <w:p>
+      <w:pPr>
+        <w:pStyle w:val="4"/>
+      </w:pPr>
+      <w:bookmarkStart w:id="63" w:name="_Toc7435"/>
+      <w:r>
+        <w:t>3.4.2 工作流程组织连续工作</w:t>
+      </w:r>
+      <w:bookmarkEnd w:id="63"/>
+    </w:p>
+    <w:p>
+      <w:r>
+        <w:t>每个项目阶段划分为多个工作流程。一个阶段内多个连续的工作切片形成一段连续的工作流程，用于确保工作内容与有效产出。实际开展的整体工作流由各阶段的工作流程拼接而成。</w:t>
+      </w:r>
+    </w:p>
+    <w:p>
+      <w:r>
+        <w:t>工作流程由上层工作切片划分。例如，可以在上层概念设计工作中，确定理想情况下某个模块的开发流程，再通过相应工作流程开展后续工作。</w:t>
+      </w:r>
+    </w:p>
+    <w:p>
+      <w:pPr>
+        <w:pStyle w:val="4"/>
+      </w:pPr>
+      <w:bookmarkStart w:id="64" w:name="_Toc20514"/>
+      <w:r>
+        <w:t>3.4.3 工作切片限制单次增量</w:t>
+      </w:r>
+      <w:bookmarkEnd w:id="64"/>
+    </w:p>
+    <w:p>
+      <w:r>
+        <w:t>每个工作切片只开展有限范围的开发，以明确每次项目开发的增量限度。当前概念设计会话也是一种工作切片：每次只进行有限的概念扩展，随后进行验证，并将工作成果写入文档。</w:t>
+      </w:r>
+    </w:p>
+    <w:p>
+      <w:pPr>
+        <w:pStyle w:val="4"/>
+      </w:pPr>
+      <w:bookmarkStart w:id="65" w:name="_Toc15851"/>
+      <w:r>
+        <w:t>3.4.4 流程总结与上层调整</w:t>
+      </w:r>
+      <w:bookmarkEnd w:id="65"/>
+    </w:p>
+    <w:p>
+      <w:r>
+        <w:t>一段工作流程结束后，应总结工作成果与需要调整的部分，并启动专门的工作切片，重新进入上层工作阶段，开展相应的调整。由此，各阶段通过工作流程的衔接和返回形成交叉推进的关系。</w:t>
+      </w:r>
+    </w:p>
+    <w:p>
+      <w:pPr>
+        <w:pStyle w:val="3"/>
+      </w:pPr>
+      <w:bookmarkStart w:id="66" w:name="_Toc30041"/>
+      <w:r>
+        <w:t>3.5 开发项目与运行项目的职责</w:t>
+      </w:r>
+      <w:bookmarkEnd w:id="66"/>
+    </w:p>
+    <w:p>
+      <w:pPr>
+        <w:pStyle w:val="4"/>
+      </w:pPr>
+      <w:bookmarkStart w:id="67" w:name="_Toc19169"/>
+      <w:r>
+        <w:t>3.5.1 两个项目的工作范围</w:t>
+      </w:r>
+      <w:bookmarkEnd w:id="67"/>
+    </w:p>
+    <w:p>
+      <w:r>
+        <w:t>当前开展的是“AI辅助投资系统开发项目”。用户正式使用系统时，将启动“AI投资辅助系统运行项目”，用于组织系统运行工作。</w:t>
+      </w:r>
+    </w:p>
+    <w:p>
+      <w:pPr>
+        <w:pStyle w:val="4"/>
+      </w:pPr>
+      <w:bookmarkStart w:id="68" w:name="_Toc7233"/>
+      <w:r>
+        <w:t>3.5.2 运行与开发 Agent 的分工</w:t>
+      </w:r>
+      <w:bookmarkEnd w:id="68"/>
+    </w:p>
+    <w:p>
+      <w:r>
+        <w:t>运行项目的工作 Agent 只负责运行该系统。开发项目的工作 Agent 接收运行反馈，检查运行项目的工作流，并据此开展优化调整与版本迭代。</w:t>
       </w:r>
     </w:p>
     <w:sectPr>
@@ -2769,7 +3926,7 @@
 <w:ftr xmlns:wpc="http://schemas.microsoft.com/office/word/2010/wordprocessingCanvas" xmlns:mc="http://schemas.openxmlformats.org/markup-compatibility/2006" xmlns:o="urn:schemas-microsoft-com:office:office" xmlns:r="http://schemas.openxmlformats.org/officeDocument/2006/relationships" xmlns:m="http://schemas.openxmlformats.org/officeDocument/2006/math" xmlns:v="urn:schemas-microsoft-com:vml" xmlns:wp14="http://schemas.microsoft.com/office/word/2010/wordprocessingDrawing" xmlns:wp="http://schemas.openxmlformats.org/drawingml/2006/wordprocessingDrawing" xmlns:w10="urn:schemas-microsoft-com:office:word" xmlns:w="http://schemas.openxmlformats.org/wordprocessingml/2006/main" xmlns:w14="http://schemas.microsoft.com/office/word/2010/wordml" xmlns:w15="http://schemas.microsoft.com/office/word/2012/wordml" xmlns:wpg="http://schemas.microsoft.com/office/word/2010/wordprocessingGroup" xmlns:wpi="http://schemas.microsoft.com/office/word/2010/wordprocessingInk" xmlns:wne="http://schemas.microsoft.com/office/word/2006/wordml" xmlns:wps="http://schemas.microsoft.com/office/word/2010/wordprocessingShape" xmlns:wpsCustomData="http://www.wps.cn/officeDocument/2013/wpsCustomData" mc:Ignorable="w14 w15 wp14">
   <w:p>
     <w:pPr>
-      <w:pStyle w:val="25"/>
+      <w:pStyle w:val="18"/>
       <w:spacing w:after="0"/>
       <w:jc w:val="center"/>
     </w:pPr>
@@ -2823,7 +3980,7 @@
     <w:lvl w:ilvl="0" w:tentative="0">
       <w:start w:val="1"/>
       <w:numFmt w:val="decimal"/>
-      <w:pStyle w:val="20"/>
+      <w:pStyle w:val="31"/>
       <w:lvlText w:val="%1."/>
       <w:lvlJc w:val="left"/>
       <w:pPr>
@@ -2841,7 +3998,7 @@
     <w:lvl w:ilvl="0" w:tentative="0">
       <w:start w:val="1"/>
       <w:numFmt w:val="decimal"/>
-      <w:pStyle w:val="13"/>
+      <w:pStyle w:val="30"/>
       <w:lvlText w:val="%1."/>
       <w:lvlJc w:val="left"/>
       <w:pPr>
@@ -2859,7 +4016,7 @@
     <w:lvl w:ilvl="0" w:tentative="0">
       <w:start w:val="1"/>
       <w:numFmt w:val="bullet"/>
-      <w:pStyle w:val="18"/>
+      <w:pStyle w:val="25"/>
       <w:lvlText w:val=""/>
       <w:lvlJc w:val="left"/>
       <w:pPr>
@@ -2880,7 +4037,7 @@
     <w:lvl w:ilvl="0" w:tentative="0">
       <w:start w:val="1"/>
       <w:numFmt w:val="bullet"/>
-      <w:pStyle w:val="23"/>
+      <w:pStyle w:val="24"/>
       <w:lvlText w:val=""/>
       <w:lvlJc w:val="left"/>
       <w:pPr>
@@ -2901,7 +4058,7 @@
     <w:lvl w:ilvl="0" w:tentative="0">
       <w:start w:val="1"/>
       <w:numFmt w:val="decimal"/>
-      <w:pStyle w:val="14"/>
+      <w:pStyle w:val="29"/>
       <w:lvlText w:val="%1."/>
       <w:lvlJc w:val="left"/>
       <w:pPr>
@@ -2919,7 +4076,7 @@
     <w:lvl w:ilvl="0" w:tentative="0">
       <w:start w:val="1"/>
       <w:numFmt w:val="bullet"/>
-      <w:pStyle w:val="16"/>
+      <w:pStyle w:val="23"/>
       <w:lvlText w:val=""/>
       <w:lvlJc w:val="left"/>
       <w:pPr>
@@ -2934,22 +4091,22 @@
     </w:lvl>
   </w:abstractNum>
   <w:num w:numId="1">
+    <w:abstractNumId w:val="5"/>
+  </w:num>
+  <w:num w:numId="2">
+    <w:abstractNumId w:val="3"/>
+  </w:num>
+  <w:num w:numId="3">
+    <w:abstractNumId w:val="2"/>
+  </w:num>
+  <w:num w:numId="4">
+    <w:abstractNumId w:val="4"/>
+  </w:num>
+  <w:num w:numId="5">
     <w:abstractNumId w:val="1"/>
   </w:num>
-  <w:num w:numId="2">
-    <w:abstractNumId w:val="4"/>
-  </w:num>
-  <w:num w:numId="3">
-    <w:abstractNumId w:val="5"/>
-  </w:num>
-  <w:num w:numId="4">
-    <w:abstractNumId w:val="2"/>
-  </w:num>
-  <w:num w:numId="5">
+  <w:num w:numId="6">
     <w:abstractNumId w:val="0"/>
-  </w:num>
-  <w:num w:numId="6">
-    <w:abstractNumId w:val="3"/>
   </w:num>
 </w:numbering>
 </file>
@@ -2986,7 +4143,7 @@
     <w:lsdException w:uiPriority="99" w:name="index 9"/>
     <w:lsdException w:uiPriority="39" w:name="toc 1"/>
     <w:lsdException w:uiPriority="39" w:name="toc 2"/>
-    <w:lsdException w:uiPriority="39" w:name="toc 3"/>
+    <w:lsdException w:qFormat="1" w:uiPriority="39" w:name="toc 3"/>
     <w:lsdException w:uiPriority="39" w:name="toc 4"/>
     <w:lsdException w:uiPriority="39" w:name="toc 5"/>
     <w:lsdException w:uiPriority="39" w:name="toc 6"/>
@@ -2996,7 +4153,7 @@
     <w:lsdException w:uiPriority="99" w:name="Normal Indent"/>
     <w:lsdException w:uiPriority="99" w:name="footnote text"/>
     <w:lsdException w:uiPriority="99" w:name="annotation text"/>
-    <w:lsdException w:uiPriority="99" w:semiHidden="0" w:name="header"/>
+    <w:lsdException w:qFormat="1" w:uiPriority="99" w:semiHidden="0" w:name="header"/>
     <w:lsdException w:qFormat="1" w:uiPriority="99" w:semiHidden="0" w:name="footer"/>
     <w:lsdException w:uiPriority="99" w:name="index heading"/>
     <w:lsdException w:qFormat="1" w:uiPriority="35" w:name="caption"/>
@@ -3236,7 +4393,7 @@
       <w:lang w:val="en-US" w:eastAsia="en-US" w:bidi="ar-SA"/>
     </w:rPr>
   </w:style>
-  <w:style w:type="paragraph" w:styleId="3">
+  <w:style w:type="paragraph" w:styleId="2">
     <w:name w:val="heading 1"/>
     <w:basedOn w:val="1"/>
     <w:next w:val="1"/>
@@ -3260,7 +4417,7 @@
       <w:szCs w:val="28"/>
     </w:rPr>
   </w:style>
-  <w:style w:type="paragraph" w:styleId="4">
+  <w:style w:type="paragraph" w:styleId="3">
     <w:name w:val="heading 2"/>
     <w:basedOn w:val="1"/>
     <w:next w:val="1"/>
@@ -3285,7 +4442,7 @@
       <w:szCs w:val="26"/>
     </w:rPr>
   </w:style>
-  <w:style w:type="paragraph" w:styleId="5">
+  <w:style w:type="paragraph" w:styleId="4">
     <w:name w:val="heading 3"/>
     <w:basedOn w:val="1"/>
     <w:next w:val="1"/>
@@ -3309,7 +4466,7 @@
       <w:sz w:val="23"/>
     </w:rPr>
   </w:style>
-  <w:style w:type="paragraph" w:styleId="6">
+  <w:style w:type="paragraph" w:styleId="5">
     <w:name w:val="heading 4"/>
     <w:basedOn w:val="1"/>
     <w:next w:val="1"/>
@@ -3338,7 +4495,7 @@
       </w14:textFill>
     </w:rPr>
   </w:style>
-  <w:style w:type="paragraph" w:styleId="7">
+  <w:style w:type="paragraph" w:styleId="6">
     <w:name w:val="heading 5"/>
     <w:basedOn w:val="1"/>
     <w:next w:val="1"/>
@@ -3358,7 +4515,7 @@
       <w:color w:val="254061" w:themeColor="accent1" w:themeShade="80"/>
     </w:rPr>
   </w:style>
-  <w:style w:type="paragraph" w:styleId="8">
+  <w:style w:type="paragraph" w:styleId="7">
     <w:name w:val="heading 6"/>
     <w:basedOn w:val="1"/>
     <w:next w:val="1"/>
@@ -3380,7 +4537,7 @@
       <w:color w:val="254061" w:themeColor="accent1" w:themeShade="80"/>
     </w:rPr>
   </w:style>
-  <w:style w:type="paragraph" w:styleId="9">
+  <w:style w:type="paragraph" w:styleId="8">
     <w:name w:val="heading 7"/>
     <w:basedOn w:val="1"/>
     <w:next w:val="1"/>
@@ -3410,7 +4567,7 @@
       </w14:textFill>
     </w:rPr>
   </w:style>
-  <w:style w:type="paragraph" w:styleId="10">
+  <w:style w:type="paragraph" w:styleId="9">
     <w:name w:val="heading 8"/>
     <w:basedOn w:val="1"/>
     <w:next w:val="1"/>
@@ -3437,7 +4594,7 @@
       </w14:textFill>
     </w:rPr>
   </w:style>
-  <w:style w:type="paragraph" w:styleId="11">
+  <w:style w:type="paragraph" w:styleId="10">
     <w:name w:val="heading 9"/>
     <w:basedOn w:val="1"/>
     <w:next w:val="1"/>
@@ -3469,14 +4626,14 @@
       </w14:textFill>
     </w:rPr>
   </w:style>
-  <w:style w:type="character" w:default="1" w:styleId="135">
+  <w:style w:type="character" w:default="1" w:styleId="11">
     <w:name w:val="Default Paragraph Font"/>
     <w:semiHidden/>
     <w:unhideWhenUsed/>
     <w:qFormat/>
     <w:uiPriority w:val="1"/>
   </w:style>
-  <w:style w:type="table" w:default="1" w:styleId="35">
+  <w:style w:type="table" w:default="1" w:styleId="12">
     <w:name w:val="Normal Table"/>
     <w:semiHidden/>
     <w:unhideWhenUsed/>
@@ -3491,7 +4648,261 @@
       </w:tblCellMar>
     </w:tblPr>
   </w:style>
-  <w:style w:type="paragraph" w:styleId="2">
+  <w:style w:type="paragraph" w:styleId="13">
+    <w:name w:val="Body Text"/>
+    <w:basedOn w:val="1"/>
+    <w:link w:val="147"/>
+    <w:unhideWhenUsed/>
+    <w:qFormat/>
+    <w:uiPriority w:val="99"/>
+    <w:pPr>
+      <w:spacing w:after="120"/>
+    </w:pPr>
+  </w:style>
+  <w:style w:type="paragraph" w:styleId="14">
+    <w:name w:val="Body Text 2"/>
+    <w:basedOn w:val="1"/>
+    <w:link w:val="148"/>
+    <w:unhideWhenUsed/>
+    <w:qFormat/>
+    <w:uiPriority w:val="99"/>
+    <w:pPr>
+      <w:spacing w:after="120" w:line="480" w:lineRule="auto"/>
+    </w:pPr>
+  </w:style>
+  <w:style w:type="paragraph" w:styleId="15">
+    <w:name w:val="Body Text 3"/>
+    <w:basedOn w:val="1"/>
+    <w:link w:val="149"/>
+    <w:unhideWhenUsed/>
+    <w:qFormat/>
+    <w:uiPriority w:val="99"/>
+    <w:pPr>
+      <w:spacing w:after="120"/>
+    </w:pPr>
+    <w:rPr>
+      <w:sz w:val="16"/>
+      <w:szCs w:val="16"/>
+    </w:rPr>
+  </w:style>
+  <w:style w:type="paragraph" w:styleId="16">
+    <w:name w:val="caption"/>
+    <w:basedOn w:val="1"/>
+    <w:next w:val="1"/>
+    <w:semiHidden/>
+    <w:unhideWhenUsed/>
+    <w:qFormat/>
+    <w:uiPriority w:val="35"/>
+    <w:pPr>
+      <w:spacing w:line="240" w:lineRule="auto"/>
+    </w:pPr>
+    <w:rPr>
+      <w:b/>
+      <w:bCs/>
+      <w:color w:val="4F81BD" w:themeColor="accent1"/>
+      <w:sz w:val="18"/>
+      <w:szCs w:val="18"/>
+      <w14:textFill>
+        <w14:solidFill>
+          <w14:schemeClr w14:val="accent1"/>
+        </w14:solidFill>
+      </w14:textFill>
+    </w:rPr>
+  </w:style>
+  <w:style w:type="character" w:styleId="17">
+    <w:name w:val="Emphasis"/>
+    <w:basedOn w:val="11"/>
+    <w:qFormat/>
+    <w:uiPriority w:val="20"/>
+    <w:rPr>
+      <w:i/>
+      <w:iCs/>
+    </w:rPr>
+  </w:style>
+  <w:style w:type="paragraph" w:styleId="18">
+    <w:name w:val="footer"/>
+    <w:basedOn w:val="1"/>
+    <w:link w:val="139"/>
+    <w:unhideWhenUsed/>
+    <w:qFormat/>
+    <w:uiPriority w:val="99"/>
+    <w:pPr>
+      <w:tabs>
+        <w:tab w:val="center" w:pos="4680"/>
+        <w:tab w:val="right" w:pos="9360"/>
+      </w:tabs>
+      <w:spacing w:after="0" w:line="240" w:lineRule="auto"/>
+    </w:pPr>
+  </w:style>
+  <w:style w:type="paragraph" w:styleId="19">
+    <w:name w:val="header"/>
+    <w:basedOn w:val="1"/>
+    <w:link w:val="138"/>
+    <w:unhideWhenUsed/>
+    <w:qFormat/>
+    <w:uiPriority w:val="99"/>
+    <w:pPr>
+      <w:tabs>
+        <w:tab w:val="center" w:pos="4680"/>
+        <w:tab w:val="right" w:pos="9360"/>
+      </w:tabs>
+      <w:spacing w:after="0" w:line="240" w:lineRule="auto"/>
+    </w:pPr>
+  </w:style>
+  <w:style w:type="paragraph" w:styleId="20">
+    <w:name w:val="List"/>
+    <w:basedOn w:val="1"/>
+    <w:unhideWhenUsed/>
+    <w:qFormat/>
+    <w:uiPriority w:val="99"/>
+    <w:pPr>
+      <w:ind w:left="360" w:hanging="360"/>
+      <w:contextualSpacing/>
+    </w:pPr>
+  </w:style>
+  <w:style w:type="paragraph" w:styleId="21">
+    <w:name w:val="List 2"/>
+    <w:basedOn w:val="1"/>
+    <w:unhideWhenUsed/>
+    <w:qFormat/>
+    <w:uiPriority w:val="99"/>
+    <w:pPr>
+      <w:ind w:left="720" w:hanging="360"/>
+      <w:contextualSpacing/>
+    </w:pPr>
+  </w:style>
+  <w:style w:type="paragraph" w:styleId="22">
+    <w:name w:val="List 3"/>
+    <w:basedOn w:val="1"/>
+    <w:unhideWhenUsed/>
+    <w:qFormat/>
+    <w:uiPriority w:val="99"/>
+    <w:pPr>
+      <w:ind w:left="1080" w:hanging="360"/>
+      <w:contextualSpacing/>
+    </w:pPr>
+  </w:style>
+  <w:style w:type="paragraph" w:styleId="23">
+    <w:name w:val="List Bullet"/>
+    <w:basedOn w:val="1"/>
+    <w:unhideWhenUsed/>
+    <w:qFormat/>
+    <w:uiPriority w:val="99"/>
+    <w:pPr>
+      <w:numPr>
+        <w:ilvl w:val="0"/>
+        <w:numId w:val="1"/>
+      </w:numPr>
+      <w:contextualSpacing/>
+    </w:pPr>
+  </w:style>
+  <w:style w:type="paragraph" w:styleId="24">
+    <w:name w:val="List Bullet 2"/>
+    <w:basedOn w:val="1"/>
+    <w:unhideWhenUsed/>
+    <w:qFormat/>
+    <w:uiPriority w:val="99"/>
+    <w:pPr>
+      <w:numPr>
+        <w:ilvl w:val="0"/>
+        <w:numId w:val="2"/>
+      </w:numPr>
+      <w:contextualSpacing/>
+    </w:pPr>
+  </w:style>
+  <w:style w:type="paragraph" w:styleId="25">
+    <w:name w:val="List Bullet 3"/>
+    <w:basedOn w:val="1"/>
+    <w:unhideWhenUsed/>
+    <w:qFormat/>
+    <w:uiPriority w:val="99"/>
+    <w:pPr>
+      <w:numPr>
+        <w:ilvl w:val="0"/>
+        <w:numId w:val="3"/>
+      </w:numPr>
+      <w:contextualSpacing/>
+    </w:pPr>
+  </w:style>
+  <w:style w:type="paragraph" w:styleId="26">
+    <w:name w:val="List Continue"/>
+    <w:basedOn w:val="1"/>
+    <w:unhideWhenUsed/>
+    <w:qFormat/>
+    <w:uiPriority w:val="99"/>
+    <w:pPr>
+      <w:spacing w:after="120"/>
+      <w:ind w:left="360"/>
+      <w:contextualSpacing/>
+    </w:pPr>
+  </w:style>
+  <w:style w:type="paragraph" w:styleId="27">
+    <w:name w:val="List Continue 2"/>
+    <w:basedOn w:val="1"/>
+    <w:unhideWhenUsed/>
+    <w:qFormat/>
+    <w:uiPriority w:val="99"/>
+    <w:pPr>
+      <w:spacing w:after="120"/>
+      <w:ind w:left="720"/>
+      <w:contextualSpacing/>
+    </w:pPr>
+  </w:style>
+  <w:style w:type="paragraph" w:styleId="28">
+    <w:name w:val="List Continue 3"/>
+    <w:basedOn w:val="1"/>
+    <w:unhideWhenUsed/>
+    <w:qFormat/>
+    <w:uiPriority w:val="99"/>
+    <w:pPr>
+      <w:spacing w:after="120"/>
+      <w:ind w:left="1080"/>
+      <w:contextualSpacing/>
+    </w:pPr>
+  </w:style>
+  <w:style w:type="paragraph" w:styleId="29">
+    <w:name w:val="List Number"/>
+    <w:basedOn w:val="1"/>
+    <w:unhideWhenUsed/>
+    <w:qFormat/>
+    <w:uiPriority w:val="99"/>
+    <w:pPr>
+      <w:numPr>
+        <w:ilvl w:val="0"/>
+        <w:numId w:val="4"/>
+      </w:numPr>
+      <w:contextualSpacing/>
+    </w:pPr>
+  </w:style>
+  <w:style w:type="paragraph" w:styleId="30">
+    <w:name w:val="List Number 2"/>
+    <w:basedOn w:val="1"/>
+    <w:unhideWhenUsed/>
+    <w:qFormat/>
+    <w:uiPriority w:val="99"/>
+    <w:pPr>
+      <w:numPr>
+        <w:ilvl w:val="0"/>
+        <w:numId w:val="5"/>
+      </w:numPr>
+      <w:contextualSpacing/>
+    </w:pPr>
+  </w:style>
+  <w:style w:type="paragraph" w:styleId="31">
+    <w:name w:val="List Number 3"/>
+    <w:basedOn w:val="1"/>
+    <w:unhideWhenUsed/>
+    <w:qFormat/>
+    <w:uiPriority w:val="99"/>
+    <w:pPr>
+      <w:numPr>
+        <w:ilvl w:val="0"/>
+        <w:numId w:val="6"/>
+      </w:numPr>
+      <w:contextualSpacing/>
+    </w:pPr>
+  </w:style>
+  <w:style w:type="paragraph" w:styleId="32">
     <w:name w:val="macro"/>
     <w:link w:val="150"/>
     <w:unhideWhenUsed/>
@@ -3516,223 +4927,17 @@
       <w:lang w:val="en-US" w:eastAsia="en-US" w:bidi="ar-SA"/>
     </w:rPr>
   </w:style>
-  <w:style w:type="paragraph" w:styleId="12">
-    <w:name w:val="List 3"/>
-    <w:basedOn w:val="1"/>
-    <w:unhideWhenUsed/>
+  <w:style w:type="character" w:styleId="33">
+    <w:name w:val="Strong"/>
+    <w:basedOn w:val="11"/>
     <w:qFormat/>
-    <w:uiPriority w:val="99"/>
-    <w:pPr>
-      <w:ind w:left="1080" w:hanging="360"/>
-      <w:contextualSpacing/>
-    </w:pPr>
-  </w:style>
-  <w:style w:type="paragraph" w:styleId="13">
-    <w:name w:val="List Number 2"/>
-    <w:basedOn w:val="1"/>
-    <w:unhideWhenUsed/>
-    <w:qFormat/>
-    <w:uiPriority w:val="99"/>
-    <w:pPr>
-      <w:numPr>
-        <w:ilvl w:val="0"/>
-        <w:numId w:val="1"/>
-      </w:numPr>
-      <w:contextualSpacing/>
-    </w:pPr>
-  </w:style>
-  <w:style w:type="paragraph" w:styleId="14">
-    <w:name w:val="List Number"/>
-    <w:basedOn w:val="1"/>
-    <w:unhideWhenUsed/>
-    <w:qFormat/>
-    <w:uiPriority w:val="99"/>
-    <w:pPr>
-      <w:numPr>
-        <w:ilvl w:val="0"/>
-        <w:numId w:val="2"/>
-      </w:numPr>
-      <w:contextualSpacing/>
-    </w:pPr>
-  </w:style>
-  <w:style w:type="paragraph" w:styleId="15">
-    <w:name w:val="caption"/>
-    <w:basedOn w:val="1"/>
-    <w:next w:val="1"/>
-    <w:semiHidden/>
-    <w:unhideWhenUsed/>
-    <w:qFormat/>
-    <w:uiPriority w:val="35"/>
-    <w:pPr>
-      <w:spacing w:line="240" w:lineRule="auto"/>
-    </w:pPr>
+    <w:uiPriority w:val="22"/>
     <w:rPr>
       <w:b/>
       <w:bCs/>
-      <w:color w:val="4F81BD" w:themeColor="accent1"/>
-      <w:sz w:val="18"/>
-      <w:szCs w:val="18"/>
-      <w14:textFill>
-        <w14:solidFill>
-          <w14:schemeClr w14:val="accent1"/>
-        </w14:solidFill>
-      </w14:textFill>
     </w:rPr>
   </w:style>
-  <w:style w:type="paragraph" w:styleId="16">
-    <w:name w:val="List Bullet"/>
-    <w:basedOn w:val="1"/>
-    <w:unhideWhenUsed/>
-    <w:qFormat/>
-    <w:uiPriority w:val="99"/>
-    <w:pPr>
-      <w:numPr>
-        <w:ilvl w:val="0"/>
-        <w:numId w:val="3"/>
-      </w:numPr>
-      <w:contextualSpacing/>
-    </w:pPr>
-  </w:style>
-  <w:style w:type="paragraph" w:styleId="17">
-    <w:name w:val="Body Text 3"/>
-    <w:basedOn w:val="1"/>
-    <w:link w:val="149"/>
-    <w:unhideWhenUsed/>
-    <w:qFormat/>
-    <w:uiPriority w:val="99"/>
-    <w:pPr>
-      <w:spacing w:after="120"/>
-    </w:pPr>
-    <w:rPr>
-      <w:sz w:val="16"/>
-      <w:szCs w:val="16"/>
-    </w:rPr>
-  </w:style>
-  <w:style w:type="paragraph" w:styleId="18">
-    <w:name w:val="List Bullet 3"/>
-    <w:basedOn w:val="1"/>
-    <w:unhideWhenUsed/>
-    <w:qFormat/>
-    <w:uiPriority w:val="99"/>
-    <w:pPr>
-      <w:numPr>
-        <w:ilvl w:val="0"/>
-        <w:numId w:val="4"/>
-      </w:numPr>
-      <w:contextualSpacing/>
-    </w:pPr>
-  </w:style>
-  <w:style w:type="paragraph" w:styleId="19">
-    <w:name w:val="Body Text"/>
-    <w:basedOn w:val="1"/>
-    <w:link w:val="147"/>
-    <w:unhideWhenUsed/>
-    <w:qFormat/>
-    <w:uiPriority w:val="99"/>
-    <w:pPr>
-      <w:spacing w:after="120"/>
-    </w:pPr>
-  </w:style>
-  <w:style w:type="paragraph" w:styleId="20">
-    <w:name w:val="List Number 3"/>
-    <w:basedOn w:val="1"/>
-    <w:unhideWhenUsed/>
-    <w:qFormat/>
-    <w:uiPriority w:val="99"/>
-    <w:pPr>
-      <w:numPr>
-        <w:ilvl w:val="0"/>
-        <w:numId w:val="5"/>
-      </w:numPr>
-      <w:contextualSpacing/>
-    </w:pPr>
-  </w:style>
-  <w:style w:type="paragraph" w:styleId="21">
-    <w:name w:val="List 2"/>
-    <w:basedOn w:val="1"/>
-    <w:unhideWhenUsed/>
-    <w:qFormat/>
-    <w:uiPriority w:val="99"/>
-    <w:pPr>
-      <w:ind w:left="720" w:hanging="360"/>
-      <w:contextualSpacing/>
-    </w:pPr>
-  </w:style>
-  <w:style w:type="paragraph" w:styleId="22">
-    <w:name w:val="List Continue"/>
-    <w:basedOn w:val="1"/>
-    <w:unhideWhenUsed/>
-    <w:qFormat/>
-    <w:uiPriority w:val="99"/>
-    <w:pPr>
-      <w:spacing w:after="120"/>
-      <w:ind w:left="360"/>
-      <w:contextualSpacing/>
-    </w:pPr>
-  </w:style>
-  <w:style w:type="paragraph" w:styleId="23">
-    <w:name w:val="List Bullet 2"/>
-    <w:basedOn w:val="1"/>
-    <w:unhideWhenUsed/>
-    <w:qFormat/>
-    <w:uiPriority w:val="99"/>
-    <w:pPr>
-      <w:numPr>
-        <w:ilvl w:val="0"/>
-        <w:numId w:val="6"/>
-      </w:numPr>
-      <w:contextualSpacing/>
-    </w:pPr>
-  </w:style>
-  <w:style w:type="paragraph" w:styleId="24">
-    <w:name w:val="toc 3"/>
-    <w:basedOn w:val="1"/>
-    <w:next w:val="1"/>
-    <w:semiHidden/>
-    <w:unhideWhenUsed/>
-    <w:uiPriority w:val="39"/>
-    <w:pPr>
-      <w:ind w:left="840" w:leftChars="400"/>
-    </w:pPr>
-  </w:style>
-  <w:style w:type="paragraph" w:styleId="25">
-    <w:name w:val="footer"/>
-    <w:basedOn w:val="1"/>
-    <w:link w:val="139"/>
-    <w:unhideWhenUsed/>
-    <w:qFormat/>
-    <w:uiPriority w:val="99"/>
-    <w:pPr>
-      <w:tabs>
-        <w:tab w:val="center" w:pos="4680"/>
-        <w:tab w:val="right" w:pos="9360"/>
-      </w:tabs>
-      <w:spacing w:after="0" w:line="240" w:lineRule="auto"/>
-    </w:pPr>
-  </w:style>
-  <w:style w:type="paragraph" w:styleId="26">
-    <w:name w:val="header"/>
-    <w:basedOn w:val="1"/>
-    <w:link w:val="138"/>
-    <w:unhideWhenUsed/>
-    <w:uiPriority w:val="99"/>
-    <w:pPr>
-      <w:tabs>
-        <w:tab w:val="center" w:pos="4680"/>
-        <w:tab w:val="right" w:pos="9360"/>
-      </w:tabs>
-      <w:spacing w:after="0" w:line="240" w:lineRule="auto"/>
-    </w:pPr>
-  </w:style>
-  <w:style w:type="paragraph" w:styleId="27">
-    <w:name w:val="toc 1"/>
-    <w:basedOn w:val="1"/>
-    <w:next w:val="1"/>
-    <w:semiHidden/>
-    <w:unhideWhenUsed/>
-    <w:uiPriority w:val="39"/>
-  </w:style>
-  <w:style w:type="paragraph" w:styleId="28">
+  <w:style w:type="paragraph" w:styleId="34">
     <w:name w:val="Subtitle"/>
     <w:basedOn w:val="1"/>
     <w:next w:val="1"/>
@@ -3754,64 +4959,31 @@
       </w14:textFill>
     </w:rPr>
   </w:style>
-  <w:style w:type="paragraph" w:styleId="29">
-    <w:name w:val="List"/>
-    <w:basedOn w:val="1"/>
-    <w:unhideWhenUsed/>
-    <w:qFormat/>
-    <w:uiPriority w:val="99"/>
+  <w:style w:type="table" w:styleId="35">
+    <w:name w:val="Table Grid"/>
+    <w:basedOn w:val="12"/>
+    <w:uiPriority w:val="59"/>
     <w:pPr>
-      <w:ind w:left="360" w:hanging="360"/>
-      <w:contextualSpacing/>
+      <w:spacing w:after="0" w:line="240" w:lineRule="auto"/>
     </w:pPr>
+    <w:tblPr>
+      <w:tblBorders>
+        <w:top w:val="single" w:color="auto" w:sz="4" w:space="0"/>
+        <w:left w:val="single" w:color="auto" w:sz="4" w:space="0"/>
+        <w:bottom w:val="single" w:color="auto" w:sz="4" w:space="0"/>
+        <w:right w:val="single" w:color="auto" w:sz="4" w:space="0"/>
+        <w:insideH w:val="single" w:color="auto" w:sz="4" w:space="0"/>
+        <w:insideV w:val="single" w:color="auto" w:sz="4" w:space="0"/>
+      </w:tblBorders>
+      <w:tblCellMar>
+        <w:top w:w="0" w:type="dxa"/>
+        <w:left w:w="108" w:type="dxa"/>
+        <w:bottom w:w="0" w:type="dxa"/>
+        <w:right w:w="108" w:type="dxa"/>
+      </w:tblCellMar>
+    </w:tblPr>
   </w:style>
-  <w:style w:type="paragraph" w:styleId="30">
-    <w:name w:val="toc 2"/>
-    <w:basedOn w:val="1"/>
-    <w:next w:val="1"/>
-    <w:semiHidden/>
-    <w:unhideWhenUsed/>
-    <w:uiPriority w:val="39"/>
-    <w:pPr>
-      <w:ind w:left="420" w:leftChars="200"/>
-    </w:pPr>
-  </w:style>
-  <w:style w:type="paragraph" w:styleId="31">
-    <w:name w:val="Body Text 2"/>
-    <w:basedOn w:val="1"/>
-    <w:link w:val="148"/>
-    <w:unhideWhenUsed/>
-    <w:qFormat/>
-    <w:uiPriority w:val="99"/>
-    <w:pPr>
-      <w:spacing w:after="120" w:line="480" w:lineRule="auto"/>
-    </w:pPr>
-  </w:style>
-  <w:style w:type="paragraph" w:styleId="32">
-    <w:name w:val="List Continue 2"/>
-    <w:basedOn w:val="1"/>
-    <w:unhideWhenUsed/>
-    <w:qFormat/>
-    <w:uiPriority w:val="99"/>
-    <w:pPr>
-      <w:spacing w:after="120"/>
-      <w:ind w:left="720"/>
-      <w:contextualSpacing/>
-    </w:pPr>
-  </w:style>
-  <w:style w:type="paragraph" w:styleId="33">
-    <w:name w:val="List Continue 3"/>
-    <w:basedOn w:val="1"/>
-    <w:unhideWhenUsed/>
-    <w:qFormat/>
-    <w:uiPriority w:val="99"/>
-    <w:pPr>
-      <w:spacing w:after="120"/>
-      <w:ind w:left="1080"/>
-      <w:contextualSpacing/>
-    </w:pPr>
-  </w:style>
-  <w:style w:type="paragraph" w:styleId="34">
+  <w:style w:type="paragraph" w:styleId="36">
     <w:name w:val="Title"/>
     <w:basedOn w:val="1"/>
     <w:next w:val="1"/>
@@ -3833,33 +5005,40 @@
       <w:szCs w:val="52"/>
     </w:rPr>
   </w:style>
-  <w:style w:type="table" w:styleId="36">
-    <w:name w:val="Table Grid"/>
-    <w:basedOn w:val="35"/>
-    <w:uiPriority w:val="59"/>
+  <w:style w:type="paragraph" w:styleId="37">
+    <w:name w:val="toc 1"/>
+    <w:basedOn w:val="1"/>
+    <w:next w:val="1"/>
+    <w:semiHidden/>
+    <w:unhideWhenUsed/>
+    <w:uiPriority w:val="39"/>
+  </w:style>
+  <w:style w:type="paragraph" w:styleId="38">
+    <w:name w:val="toc 2"/>
+    <w:basedOn w:val="1"/>
+    <w:next w:val="1"/>
+    <w:semiHidden/>
+    <w:unhideWhenUsed/>
+    <w:uiPriority w:val="39"/>
     <w:pPr>
-      <w:spacing w:after="0" w:line="240" w:lineRule="auto"/>
+      <w:ind w:left="420" w:leftChars="200"/>
     </w:pPr>
-    <w:tblPr>
-      <w:tblBorders>
-        <w:top w:val="single" w:color="auto" w:sz="4" w:space="0"/>
-        <w:left w:val="single" w:color="auto" w:sz="4" w:space="0"/>
-        <w:bottom w:val="single" w:color="auto" w:sz="4" w:space="0"/>
-        <w:right w:val="single" w:color="auto" w:sz="4" w:space="0"/>
-        <w:insideH w:val="single" w:color="auto" w:sz="4" w:space="0"/>
-        <w:insideV w:val="single" w:color="auto" w:sz="4" w:space="0"/>
-      </w:tblBorders>
-      <w:tblCellMar>
-        <w:top w:w="0" w:type="dxa"/>
-        <w:left w:w="108" w:type="dxa"/>
-        <w:bottom w:w="0" w:type="dxa"/>
-        <w:right w:w="108" w:type="dxa"/>
-      </w:tblCellMar>
-    </w:tblPr>
   </w:style>
-  <w:style w:type="table" w:styleId="37">
+  <w:style w:type="paragraph" w:styleId="39">
+    <w:name w:val="toc 3"/>
+    <w:basedOn w:val="1"/>
+    <w:next w:val="1"/>
+    <w:semiHidden/>
+    <w:unhideWhenUsed/>
+    <w:qFormat/>
+    <w:uiPriority w:val="39"/>
+    <w:pPr>
+      <w:ind w:left="840" w:leftChars="400"/>
+    </w:pPr>
+  </w:style>
+  <w:style w:type="table" w:styleId="40">
     <w:name w:val="Light Shading"/>
-    <w:basedOn w:val="35"/>
+    <w:basedOn w:val="12"/>
     <w:uiPriority w:val="60"/>
     <w:pPr>
       <w:spacing w:after="0" w:line="240" w:lineRule="auto"/>
@@ -3956,9 +5135,9 @@
       </w:tcPr>
     </w:tblStylePr>
   </w:style>
-  <w:style w:type="table" w:styleId="38">
+  <w:style w:type="table" w:styleId="41">
     <w:name w:val="Light Shading Accent 1"/>
-    <w:basedOn w:val="35"/>
+    <w:basedOn w:val="12"/>
     <w:uiPriority w:val="60"/>
     <w:pPr>
       <w:spacing w:after="0" w:line="240" w:lineRule="auto"/>
@@ -4055,9 +5234,9 @@
       </w:tcPr>
     </w:tblStylePr>
   </w:style>
-  <w:style w:type="table" w:styleId="39">
+  <w:style w:type="table" w:styleId="42">
     <w:name w:val="Light Shading Accent 2"/>
-    <w:basedOn w:val="35"/>
+    <w:basedOn w:val="12"/>
     <w:qFormat/>
     <w:uiPriority w:val="60"/>
     <w:pPr>
@@ -4155,9 +5334,9 @@
       </w:tcPr>
     </w:tblStylePr>
   </w:style>
-  <w:style w:type="table" w:styleId="40">
+  <w:style w:type="table" w:styleId="43">
     <w:name w:val="Light Shading Accent 3"/>
-    <w:basedOn w:val="35"/>
+    <w:basedOn w:val="12"/>
     <w:qFormat/>
     <w:uiPriority w:val="60"/>
     <w:pPr>
@@ -4255,9 +5434,9 @@
       </w:tcPr>
     </w:tblStylePr>
   </w:style>
-  <w:style w:type="table" w:styleId="41">
+  <w:style w:type="table" w:styleId="44">
     <w:name w:val="Light Shading Accent 4"/>
-    <w:basedOn w:val="35"/>
+    <w:basedOn w:val="12"/>
     <w:uiPriority w:val="60"/>
     <w:pPr>
       <w:spacing w:after="0" w:line="240" w:lineRule="auto"/>
@@ -4354,9 +5533,9 @@
       </w:tcPr>
     </w:tblStylePr>
   </w:style>
-  <w:style w:type="table" w:styleId="42">
+  <w:style w:type="table" w:styleId="45">
     <w:name w:val="Light Shading Accent 5"/>
-    <w:basedOn w:val="35"/>
+    <w:basedOn w:val="12"/>
     <w:uiPriority w:val="60"/>
     <w:pPr>
       <w:spacing w:after="0" w:line="240" w:lineRule="auto"/>
@@ -4453,9 +5632,9 @@
       </w:tcPr>
     </w:tblStylePr>
   </w:style>
-  <w:style w:type="table" w:styleId="43">
+  <w:style w:type="table" w:styleId="46">
     <w:name w:val="Light Shading Accent 6"/>
-    <w:basedOn w:val="35"/>
+    <w:basedOn w:val="12"/>
     <w:qFormat/>
     <w:uiPriority w:val="60"/>
     <w:pPr>
@@ -4553,9 +5732,9 @@
       </w:tcPr>
     </w:tblStylePr>
   </w:style>
-  <w:style w:type="table" w:styleId="44">
+  <w:style w:type="table" w:styleId="47">
     <w:name w:val="Light List"/>
-    <w:basedOn w:val="35"/>
+    <w:basedOn w:val="12"/>
     <w:uiPriority w:val="61"/>
     <w:pPr>
       <w:spacing w:after="0" w:line="240" w:lineRule="auto"/>
@@ -4646,9 +5825,9 @@
       </w:tcPr>
     </w:tblStylePr>
   </w:style>
-  <w:style w:type="table" w:styleId="45">
+  <w:style w:type="table" w:styleId="48">
     <w:name w:val="Light List Accent 1"/>
-    <w:basedOn w:val="35"/>
+    <w:basedOn w:val="12"/>
     <w:qFormat/>
     <w:uiPriority w:val="61"/>
     <w:pPr>
@@ -4740,9 +5919,9 @@
       </w:tcPr>
     </w:tblStylePr>
   </w:style>
-  <w:style w:type="table" w:styleId="46">
+  <w:style w:type="table" w:styleId="49">
     <w:name w:val="Light List Accent 2"/>
-    <w:basedOn w:val="35"/>
+    <w:basedOn w:val="12"/>
     <w:qFormat/>
     <w:uiPriority w:val="61"/>
     <w:pPr>
@@ -4834,9 +6013,9 @@
       </w:tcPr>
     </w:tblStylePr>
   </w:style>
-  <w:style w:type="table" w:styleId="47">
+  <w:style w:type="table" w:styleId="50">
     <w:name w:val="Light List Accent 3"/>
-    <w:basedOn w:val="35"/>
+    <w:basedOn w:val="12"/>
     <w:uiPriority w:val="61"/>
     <w:pPr>
       <w:spacing w:after="0" w:line="240" w:lineRule="auto"/>
@@ -4927,9 +6106,9 @@
       </w:tcPr>
     </w:tblStylePr>
   </w:style>
-  <w:style w:type="table" w:styleId="48">
+  <w:style w:type="table" w:styleId="51">
     <w:name w:val="Light List Accent 4"/>
-    <w:basedOn w:val="35"/>
+    <w:basedOn w:val="12"/>
     <w:qFormat/>
     <w:uiPriority w:val="61"/>
     <w:pPr>
@@ -5021,9 +6200,9 @@
       </w:tcPr>
     </w:tblStylePr>
   </w:style>
-  <w:style w:type="table" w:styleId="49">
+  <w:style w:type="table" w:styleId="52">
     <w:name w:val="Light List Accent 5"/>
-    <w:basedOn w:val="35"/>
+    <w:basedOn w:val="12"/>
     <w:uiPriority w:val="61"/>
     <w:pPr>
       <w:spacing w:after="0" w:line="240" w:lineRule="auto"/>
@@ -5114,9 +6293,9 @@
       </w:tcPr>
     </w:tblStylePr>
   </w:style>
-  <w:style w:type="table" w:styleId="50">
+  <w:style w:type="table" w:styleId="53">
     <w:name w:val="Light List Accent 6"/>
-    <w:basedOn w:val="35"/>
+    <w:basedOn w:val="12"/>
     <w:uiPriority w:val="61"/>
     <w:pPr>
       <w:spacing w:after="0" w:line="240" w:lineRule="auto"/>
@@ -5207,9 +6386,9 @@
       </w:tcPr>
     </w:tblStylePr>
   </w:style>
-  <w:style w:type="table" w:styleId="51">
+  <w:style w:type="table" w:styleId="54">
     <w:name w:val="Light Grid"/>
-    <w:basedOn w:val="35"/>
+    <w:basedOn w:val="12"/>
     <w:uiPriority w:val="62"/>
     <w:pPr>
       <w:spacing w:after="0" w:line="240" w:lineRule="auto"/>
@@ -5333,9 +6512,9 @@
       </w:tcPr>
     </w:tblStylePr>
   </w:style>
-  <w:style w:type="table" w:styleId="52">
+  <w:style w:type="table" w:styleId="55">
     <w:name w:val="Light Grid Accent 1"/>
-    <w:basedOn w:val="35"/>
+    <w:basedOn w:val="12"/>
     <w:qFormat/>
     <w:uiPriority w:val="62"/>
     <w:pPr>
@@ -5460,9 +6639,9 @@
       </w:tcPr>
     </w:tblStylePr>
   </w:style>
-  <w:style w:type="table" w:styleId="53">
+  <w:style w:type="table" w:styleId="56">
     <w:name w:val="Light Grid Accent 2"/>
-    <w:basedOn w:val="35"/>
+    <w:basedOn w:val="12"/>
     <w:qFormat/>
     <w:uiPriority w:val="62"/>
     <w:pPr>
@@ -5587,9 +6766,9 @@
       </w:tcPr>
     </w:tblStylePr>
   </w:style>
-  <w:style w:type="table" w:styleId="54">
+  <w:style w:type="table" w:styleId="57">
     <w:name w:val="Light Grid Accent 3"/>
-    <w:basedOn w:val="35"/>
+    <w:basedOn w:val="12"/>
     <w:qFormat/>
     <w:uiPriority w:val="62"/>
     <w:pPr>
@@ -5714,9 +6893,9 @@
       </w:tcPr>
     </w:tblStylePr>
   </w:style>
-  <w:style w:type="table" w:styleId="55">
+  <w:style w:type="table" w:styleId="58">
     <w:name w:val="Light Grid Accent 4"/>
-    <w:basedOn w:val="35"/>
+    <w:basedOn w:val="12"/>
     <w:uiPriority w:val="62"/>
     <w:pPr>
       <w:spacing w:after="0" w:line="240" w:lineRule="auto"/>
@@ -5840,9 +7019,9 @@
       </w:tcPr>
     </w:tblStylePr>
   </w:style>
-  <w:style w:type="table" w:styleId="56">
+  <w:style w:type="table" w:styleId="59">
     <w:name w:val="Light Grid Accent 5"/>
-    <w:basedOn w:val="35"/>
+    <w:basedOn w:val="12"/>
     <w:uiPriority w:val="62"/>
     <w:pPr>
       <w:spacing w:after="0" w:line="240" w:lineRule="auto"/>
@@ -5966,9 +7145,9 @@
       </w:tcPr>
     </w:tblStylePr>
   </w:style>
-  <w:style w:type="table" w:styleId="57">
+  <w:style w:type="table" w:styleId="60">
     <w:name w:val="Light Grid Accent 6"/>
-    <w:basedOn w:val="35"/>
+    <w:basedOn w:val="12"/>
     <w:uiPriority w:val="62"/>
     <w:pPr>
       <w:spacing w:after="0" w:line="240" w:lineRule="auto"/>
@@ -6092,9 +7271,9 @@
       </w:tcPr>
     </w:tblStylePr>
   </w:style>
-  <w:style w:type="table" w:styleId="58">
+  <w:style w:type="table" w:styleId="61">
     <w:name w:val="Medium Shading 1"/>
-    <w:basedOn w:val="35"/>
+    <w:basedOn w:val="12"/>
     <w:uiPriority w:val="63"/>
     <w:pPr>
       <w:spacing w:after="0" w:line="240" w:lineRule="auto"/>
@@ -6199,9 +7378,9 @@
       </w:tcPr>
     </w:tblStylePr>
   </w:style>
-  <w:style w:type="table" w:styleId="59">
+  <w:style w:type="table" w:styleId="62">
     <w:name w:val="Medium Shading 1 Accent 1"/>
-    <w:basedOn w:val="35"/>
+    <w:basedOn w:val="12"/>
     <w:uiPriority w:val="63"/>
     <w:pPr>
       <w:spacing w:after="0" w:line="240" w:lineRule="auto"/>
@@ -6306,9 +7485,9 @@
       </w:tcPr>
     </w:tblStylePr>
   </w:style>
-  <w:style w:type="table" w:styleId="60">
+  <w:style w:type="table" w:styleId="63">
     <w:name w:val="Medium Shading 1 Accent 2"/>
-    <w:basedOn w:val="35"/>
+    <w:basedOn w:val="12"/>
     <w:uiPriority w:val="63"/>
     <w:pPr>
       <w:spacing w:after="0" w:line="240" w:lineRule="auto"/>
@@ -6413,9 +7592,9 @@
       </w:tcPr>
     </w:tblStylePr>
   </w:style>
-  <w:style w:type="table" w:styleId="61">
+  <w:style w:type="table" w:styleId="64">
     <w:name w:val="Medium Shading 1 Accent 3"/>
-    <w:basedOn w:val="35"/>
+    <w:basedOn w:val="12"/>
     <w:uiPriority w:val="63"/>
     <w:pPr>
       <w:spacing w:after="0" w:line="240" w:lineRule="auto"/>
@@ -6520,9 +7699,9 @@
       </w:tcPr>
     </w:tblStylePr>
   </w:style>
-  <w:style w:type="table" w:styleId="62">
+  <w:style w:type="table" w:styleId="65">
     <w:name w:val="Medium Shading 1 Accent 4"/>
-    <w:basedOn w:val="35"/>
+    <w:basedOn w:val="12"/>
     <w:uiPriority w:val="63"/>
     <w:pPr>
       <w:spacing w:after="0" w:line="240" w:lineRule="auto"/>
@@ -6627,9 +7806,9 @@
       </w:tcPr>
     </w:tblStylePr>
   </w:style>
-  <w:style w:type="table" w:styleId="63">
+  <w:style w:type="table" w:styleId="66">
     <w:name w:val="Medium Shading 1 Accent 5"/>
-    <w:basedOn w:val="35"/>
+    <w:basedOn w:val="12"/>
     <w:uiPriority w:val="63"/>
     <w:pPr>
       <w:spacing w:after="0" w:line="240" w:lineRule="auto"/>
@@ -6734,9 +7913,9 @@
       </w:tcPr>
     </w:tblStylePr>
   </w:style>
-  <w:style w:type="table" w:styleId="64">
+  <w:style w:type="table" w:styleId="67">
     <w:name w:val="Medium Shading 1 Accent 6"/>
-    <w:basedOn w:val="35"/>
+    <w:basedOn w:val="12"/>
     <w:qFormat/>
     <w:uiPriority w:val="63"/>
     <w:pPr>
@@ -6842,9 +8021,9 @@
       </w:tcPr>
     </w:tblStylePr>
   </w:style>
-  <w:style w:type="table" w:styleId="65">
+  <w:style w:type="table" w:styleId="68">
     <w:name w:val="Medium Shading 2"/>
-    <w:basedOn w:val="35"/>
+    <w:basedOn w:val="12"/>
     <w:uiPriority w:val="64"/>
     <w:pPr>
       <w:spacing w:after="0" w:line="240" w:lineRule="auto"/>
@@ -7007,9 +8186,9 @@
       </w:tcPr>
     </w:tblStylePr>
   </w:style>
-  <w:style w:type="table" w:styleId="66">
+  <w:style w:type="table" w:styleId="69">
     <w:name w:val="Medium Shading 2 Accent 1"/>
-    <w:basedOn w:val="35"/>
+    <w:basedOn w:val="12"/>
     <w:uiPriority w:val="64"/>
     <w:pPr>
       <w:spacing w:after="0" w:line="240" w:lineRule="auto"/>
@@ -7172,9 +8351,9 @@
       </w:tcPr>
     </w:tblStylePr>
   </w:style>
-  <w:style w:type="table" w:styleId="67">
+  <w:style w:type="table" w:styleId="70">
     <w:name w:val="Medium Shading 2 Accent 2"/>
-    <w:basedOn w:val="35"/>
+    <w:basedOn w:val="12"/>
     <w:uiPriority w:val="64"/>
     <w:pPr>
       <w:spacing w:after="0" w:line="240" w:lineRule="auto"/>
@@ -7337,9 +8516,9 @@
       </w:tcPr>
     </w:tblStylePr>
   </w:style>
-  <w:style w:type="table" w:styleId="68">
+  <w:style w:type="table" w:styleId="71">
     <w:name w:val="Medium Shading 2 Accent 3"/>
-    <w:basedOn w:val="35"/>
+    <w:basedOn w:val="12"/>
     <w:qFormat/>
     <w:uiPriority w:val="64"/>
     <w:pPr>
@@ -7503,9 +8682,9 @@
       </w:tcPr>
     </w:tblStylePr>
   </w:style>
-  <w:style w:type="table" w:styleId="69">
+  <w:style w:type="table" w:styleId="72">
     <w:name w:val="Medium Shading 2 Accent 4"/>
-    <w:basedOn w:val="35"/>
+    <w:basedOn w:val="12"/>
     <w:uiPriority w:val="64"/>
     <w:pPr>
       <w:spacing w:after="0" w:line="240" w:lineRule="auto"/>
@@ -7668,9 +8847,9 @@
       </w:tcPr>
     </w:tblStylePr>
   </w:style>
-  <w:style w:type="table" w:styleId="70">
+  <w:style w:type="table" w:styleId="73">
     <w:name w:val="Medium Shading 2 Accent 5"/>
-    <w:basedOn w:val="35"/>
+    <w:basedOn w:val="12"/>
     <w:uiPriority w:val="64"/>
     <w:pPr>
       <w:spacing w:after="0" w:line="240" w:lineRule="auto"/>
@@ -7833,9 +9012,9 @@
       </w:tcPr>
     </w:tblStylePr>
   </w:style>
-  <w:style w:type="table" w:styleId="71">
+  <w:style w:type="table" w:styleId="74">
     <w:name w:val="Medium Shading 2 Accent 6"/>
-    <w:basedOn w:val="35"/>
+    <w:basedOn w:val="12"/>
     <w:uiPriority w:val="64"/>
     <w:pPr>
       <w:spacing w:after="0" w:line="240" w:lineRule="auto"/>
@@ -7998,9 +9177,9 @@
       </w:tcPr>
     </w:tblStylePr>
   </w:style>
-  <w:style w:type="table" w:styleId="72">
+  <w:style w:type="table" w:styleId="75">
     <w:name w:val="Medium List 1"/>
-    <w:basedOn w:val="35"/>
+    <w:basedOn w:val="12"/>
     <w:uiPriority w:val="65"/>
     <w:pPr>
       <w:spacing w:after="0" w:line="240" w:lineRule="auto"/>
@@ -8088,9 +9267,9 @@
       </w:tcPr>
     </w:tblStylePr>
   </w:style>
-  <w:style w:type="table" w:styleId="73">
+  <w:style w:type="table" w:styleId="76">
     <w:name w:val="Medium List 1 Accent 1"/>
-    <w:basedOn w:val="35"/>
+    <w:basedOn w:val="12"/>
     <w:uiPriority w:val="65"/>
     <w:pPr>
       <w:spacing w:after="0" w:line="240" w:lineRule="auto"/>
@@ -8178,9 +9357,9 @@
       </w:tcPr>
     </w:tblStylePr>
   </w:style>
-  <w:style w:type="table" w:styleId="74">
+  <w:style w:type="table" w:styleId="77">
     <w:name w:val="Medium List 1 Accent 2"/>
-    <w:basedOn w:val="35"/>
+    <w:basedOn w:val="12"/>
     <w:uiPriority w:val="65"/>
     <w:pPr>
       <w:spacing w:after="0" w:line="240" w:lineRule="auto"/>
@@ -8268,9 +9447,9 @@
       </w:tcPr>
     </w:tblStylePr>
   </w:style>
-  <w:style w:type="table" w:styleId="75">
+  <w:style w:type="table" w:styleId="78">
     <w:name w:val="Medium List 1 Accent 3"/>
-    <w:basedOn w:val="35"/>
+    <w:basedOn w:val="12"/>
     <w:qFormat/>
     <w:uiPriority w:val="65"/>
     <w:pPr>
@@ -8359,9 +9538,9 @@
       </w:tcPr>
     </w:tblStylePr>
   </w:style>
-  <w:style w:type="table" w:styleId="76">
+  <w:style w:type="table" w:styleId="79">
     <w:name w:val="Medium List 1 Accent 4"/>
-    <w:basedOn w:val="35"/>
+    <w:basedOn w:val="12"/>
     <w:uiPriority w:val="65"/>
     <w:pPr>
       <w:spacing w:after="0" w:line="240" w:lineRule="auto"/>
@@ -8449,9 +9628,9 @@
       </w:tcPr>
     </w:tblStylePr>
   </w:style>
-  <w:style w:type="table" w:styleId="77">
+  <w:style w:type="table" w:styleId="80">
     <w:name w:val="Medium List 1 Accent 5"/>
-    <w:basedOn w:val="35"/>
+    <w:basedOn w:val="12"/>
     <w:qFormat/>
     <w:uiPriority w:val="65"/>
     <w:pPr>
@@ -8540,9 +9719,9 @@
       </w:tcPr>
     </w:tblStylePr>
   </w:style>
-  <w:style w:type="table" w:styleId="78">
+  <w:style w:type="table" w:styleId="81">
     <w:name w:val="Medium List 1 Accent 6"/>
-    <w:basedOn w:val="35"/>
+    <w:basedOn w:val="12"/>
     <w:uiPriority w:val="65"/>
     <w:pPr>
       <w:spacing w:after="0" w:line="240" w:lineRule="auto"/>
@@ -8630,9 +9809,9 @@
       </w:tcPr>
     </w:tblStylePr>
   </w:style>
-  <w:style w:type="table" w:styleId="79">
+  <w:style w:type="table" w:styleId="82">
     <w:name w:val="Medium List 2"/>
-    <w:basedOn w:val="35"/>
+    <w:basedOn w:val="12"/>
     <w:uiPriority w:val="66"/>
     <w:pPr>
       <w:spacing w:after="0" w:line="240" w:lineRule="auto"/>
@@ -8759,9 +9938,9 @@
       </w:tcPr>
     </w:tblStylePr>
   </w:style>
-  <w:style w:type="table" w:styleId="80">
+  <w:style w:type="table" w:styleId="83">
     <w:name w:val="Medium List 2 Accent 1"/>
-    <w:basedOn w:val="35"/>
+    <w:basedOn w:val="12"/>
     <w:qFormat/>
     <w:uiPriority w:val="66"/>
     <w:pPr>
@@ -8889,9 +10068,9 @@
       </w:tcPr>
     </w:tblStylePr>
   </w:style>
-  <w:style w:type="table" w:styleId="81">
+  <w:style w:type="table" w:styleId="84">
     <w:name w:val="Medium List 2 Accent 2"/>
-    <w:basedOn w:val="35"/>
+    <w:basedOn w:val="12"/>
     <w:uiPriority w:val="66"/>
     <w:pPr>
       <w:spacing w:after="0" w:line="240" w:lineRule="auto"/>
@@ -9018,9 +10197,9 @@
       </w:tcPr>
     </w:tblStylePr>
   </w:style>
-  <w:style w:type="table" w:styleId="82">
+  <w:style w:type="table" w:styleId="85">
     <w:name w:val="Medium List 2 Accent 3"/>
-    <w:basedOn w:val="35"/>
+    <w:basedOn w:val="12"/>
     <w:uiPriority w:val="66"/>
     <w:pPr>
       <w:spacing w:after="0" w:line="240" w:lineRule="auto"/>
@@ -9147,9 +10326,9 @@
       </w:tcPr>
     </w:tblStylePr>
   </w:style>
-  <w:style w:type="table" w:styleId="83">
+  <w:style w:type="table" w:styleId="86">
     <w:name w:val="Medium List 2 Accent 4"/>
-    <w:basedOn w:val="35"/>
+    <w:basedOn w:val="12"/>
     <w:qFormat/>
     <w:uiPriority w:val="66"/>
     <w:pPr>
@@ -9277,9 +10456,9 @@
       </w:tcPr>
     </w:tblStylePr>
   </w:style>
-  <w:style w:type="table" w:styleId="84">
+  <w:style w:type="table" w:styleId="87">
     <w:name w:val="Medium List 2 Accent 5"/>
-    <w:basedOn w:val="35"/>
+    <w:basedOn w:val="12"/>
     <w:uiPriority w:val="66"/>
     <w:pPr>
       <w:spacing w:after="0" w:line="240" w:lineRule="auto"/>
@@ -9406,9 +10585,9 @@
       </w:tcPr>
     </w:tblStylePr>
   </w:style>
-  <w:style w:type="table" w:styleId="85">
+  <w:style w:type="table" w:styleId="88">
     <w:name w:val="Medium List 2 Accent 6"/>
-    <w:basedOn w:val="35"/>
+    <w:basedOn w:val="12"/>
     <w:uiPriority w:val="66"/>
     <w:pPr>
       <w:spacing w:after="0" w:line="240" w:lineRule="auto"/>
@@ -9535,9 +10714,9 @@
       </w:tcPr>
     </w:tblStylePr>
   </w:style>
-  <w:style w:type="table" w:styleId="86">
+  <w:style w:type="table" w:styleId="89">
     <w:name w:val="Medium Grid 1"/>
-    <w:basedOn w:val="35"/>
+    <w:basedOn w:val="12"/>
     <w:uiPriority w:val="67"/>
     <w:pPr>
       <w:spacing w:after="0" w:line="240" w:lineRule="auto"/>
@@ -9604,9 +10783,9 @@
       </w:tcPr>
     </w:tblStylePr>
   </w:style>
-  <w:style w:type="table" w:styleId="87">
+  <w:style w:type="table" w:styleId="90">
     <w:name w:val="Medium Grid 1 Accent 1"/>
-    <w:basedOn w:val="35"/>
+    <w:basedOn w:val="12"/>
     <w:qFormat/>
     <w:uiPriority w:val="67"/>
     <w:pPr>
@@ -9674,9 +10853,9 @@
       </w:tcPr>
     </w:tblStylePr>
   </w:style>
-  <w:style w:type="table" w:styleId="88">
+  <w:style w:type="table" w:styleId="91">
     <w:name w:val="Medium Grid 1 Accent 2"/>
-    <w:basedOn w:val="35"/>
+    <w:basedOn w:val="12"/>
     <w:qFormat/>
     <w:uiPriority w:val="67"/>
     <w:pPr>
@@ -9744,9 +10923,9 @@
       </w:tcPr>
     </w:tblStylePr>
   </w:style>
-  <w:style w:type="table" w:styleId="89">
+  <w:style w:type="table" w:styleId="92">
     <w:name w:val="Medium Grid 1 Accent 3"/>
-    <w:basedOn w:val="35"/>
+    <w:basedOn w:val="12"/>
     <w:uiPriority w:val="67"/>
     <w:pPr>
       <w:spacing w:after="0" w:line="240" w:lineRule="auto"/>
@@ -9813,9 +10992,9 @@
       </w:tcPr>
     </w:tblStylePr>
   </w:style>
-  <w:style w:type="table" w:styleId="90">
+  <w:style w:type="table" w:styleId="93">
     <w:name w:val="Medium Grid 1 Accent 4"/>
-    <w:basedOn w:val="35"/>
+    <w:basedOn w:val="12"/>
     <w:qFormat/>
     <w:uiPriority w:val="67"/>
     <w:pPr>
@@ -9883,9 +11062,9 @@
       </w:tcPr>
     </w:tblStylePr>
   </w:style>
-  <w:style w:type="table" w:styleId="91">
+  <w:style w:type="table" w:styleId="94">
     <w:name w:val="Medium Grid 1 Accent 5"/>
-    <w:basedOn w:val="35"/>
+    <w:basedOn w:val="12"/>
     <w:qFormat/>
     <w:uiPriority w:val="67"/>
     <w:pPr>
@@ -9953,9 +11132,9 @@
       </w:tcPr>
     </w:tblStylePr>
   </w:style>
-  <w:style w:type="table" w:styleId="92">
+  <w:style w:type="table" w:styleId="95">
     <w:name w:val="Medium Grid 1 Accent 6"/>
-    <w:basedOn w:val="35"/>
+    <w:basedOn w:val="12"/>
     <w:uiPriority w:val="67"/>
     <w:pPr>
       <w:spacing w:after="0" w:line="240" w:lineRule="auto"/>
@@ -10022,9 +11201,9 @@
       </w:tcPr>
     </w:tblStylePr>
   </w:style>
-  <w:style w:type="table" w:styleId="93">
+  <w:style w:type="table" w:styleId="96">
     <w:name w:val="Medium Grid 2"/>
-    <w:basedOn w:val="35"/>
+    <w:basedOn w:val="12"/>
     <w:uiPriority w:val="68"/>
     <w:pPr>
       <w:spacing w:after="0" w:line="240" w:lineRule="auto"/>
@@ -10168,9 +11347,9 @@
       </w:tcPr>
     </w:tblStylePr>
   </w:style>
-  <w:style w:type="table" w:styleId="94">
+  <w:style w:type="table" w:styleId="97">
     <w:name w:val="Medium Grid 2 Accent 1"/>
-    <w:basedOn w:val="35"/>
+    <w:basedOn w:val="12"/>
     <w:uiPriority w:val="68"/>
     <w:pPr>
       <w:spacing w:after="0" w:line="240" w:lineRule="auto"/>
@@ -10314,9 +11493,9 @@
       </w:tcPr>
     </w:tblStylePr>
   </w:style>
-  <w:style w:type="table" w:styleId="95">
+  <w:style w:type="table" w:styleId="98">
     <w:name w:val="Medium Grid 2 Accent 2"/>
-    <w:basedOn w:val="35"/>
+    <w:basedOn w:val="12"/>
     <w:uiPriority w:val="68"/>
     <w:pPr>
       <w:spacing w:after="0" w:line="240" w:lineRule="auto"/>
@@ -10460,9 +11639,9 @@
       </w:tcPr>
     </w:tblStylePr>
   </w:style>
-  <w:style w:type="table" w:styleId="96">
+  <w:style w:type="table" w:styleId="99">
     <w:name w:val="Medium Grid 2 Accent 3"/>
-    <w:basedOn w:val="35"/>
+    <w:basedOn w:val="12"/>
     <w:uiPriority w:val="68"/>
     <w:pPr>
       <w:spacing w:after="0" w:line="240" w:lineRule="auto"/>
@@ -10606,9 +11785,9 @@
       </w:tcPr>
     </w:tblStylePr>
   </w:style>
-  <w:style w:type="table" w:styleId="97">
+  <w:style w:type="table" w:styleId="100">
     <w:name w:val="Medium Grid 2 Accent 4"/>
-    <w:basedOn w:val="35"/>
+    <w:basedOn w:val="12"/>
     <w:qFormat/>
     <w:uiPriority w:val="68"/>
     <w:pPr>
@@ -10753,9 +11932,9 @@
       </w:tcPr>
     </w:tblStylePr>
   </w:style>
-  <w:style w:type="table" w:styleId="98">
+  <w:style w:type="table" w:styleId="101">
     <w:name w:val="Medium Grid 2 Accent 5"/>
-    <w:basedOn w:val="35"/>
+    <w:basedOn w:val="12"/>
     <w:uiPriority w:val="68"/>
     <w:pPr>
       <w:spacing w:after="0" w:line="240" w:lineRule="auto"/>
@@ -10899,9 +12078,9 @@
       </w:tcPr>
     </w:tblStylePr>
   </w:style>
-  <w:style w:type="table" w:styleId="99">
+  <w:style w:type="table" w:styleId="102">
     <w:name w:val="Medium Grid 2 Accent 6"/>
-    <w:basedOn w:val="35"/>
+    <w:basedOn w:val="12"/>
     <w:qFormat/>
     <w:uiPriority w:val="68"/>
     <w:pPr>
@@ -11046,9 +12225,9 @@
       </w:tcPr>
     </w:tblStylePr>
   </w:style>
-  <w:style w:type="table" w:styleId="100">
+  <w:style w:type="table" w:styleId="103">
     <w:name w:val="Medium Grid 3"/>
-    <w:basedOn w:val="35"/>
+    <w:basedOn w:val="12"/>
     <w:uiPriority w:val="69"/>
     <w:pPr>
       <w:spacing w:after="0" w:line="240" w:lineRule="auto"/>
@@ -11203,9 +12382,9 @@
       </w:tcPr>
     </w:tblStylePr>
   </w:style>
-  <w:style w:type="table" w:styleId="101">
+  <w:style w:type="table" w:styleId="104">
     <w:name w:val="Medium Grid 3 Accent 1"/>
-    <w:basedOn w:val="35"/>
+    <w:basedOn w:val="12"/>
     <w:uiPriority w:val="69"/>
     <w:pPr>
       <w:spacing w:after="0" w:line="240" w:lineRule="auto"/>
@@ -11360,9 +12539,9 @@
       </w:tcPr>
     </w:tblStylePr>
   </w:style>
-  <w:style w:type="table" w:styleId="102">
+  <w:style w:type="table" w:styleId="105">
     <w:name w:val="Medium Grid 3 Accent 2"/>
-    <w:basedOn w:val="35"/>
+    <w:basedOn w:val="12"/>
     <w:uiPriority w:val="69"/>
     <w:pPr>
       <w:spacing w:after="0" w:line="240" w:lineRule="auto"/>
@@ -11517,9 +12696,9 @@
       </w:tcPr>
     </w:tblStylePr>
   </w:style>
-  <w:style w:type="table" w:styleId="103">
+  <w:style w:type="table" w:styleId="106">
     <w:name w:val="Medium Grid 3 Accent 3"/>
-    <w:basedOn w:val="35"/>
+    <w:basedOn w:val="12"/>
     <w:qFormat/>
     <w:uiPriority w:val="69"/>
     <w:pPr>
@@ -11675,9 +12854,9 @@
       </w:tcPr>
     </w:tblStylePr>
   </w:style>
-  <w:style w:type="table" w:styleId="104">
+  <w:style w:type="table" w:styleId="107">
     <w:name w:val="Medium Grid 3 Accent 4"/>
-    <w:basedOn w:val="35"/>
+    <w:basedOn w:val="12"/>
     <w:qFormat/>
     <w:uiPriority w:val="69"/>
     <w:pPr>
@@ -11833,9 +13012,9 @@
       </w:tcPr>
     </w:tblStylePr>
   </w:style>
-  <w:style w:type="table" w:styleId="105">
+  <w:style w:type="table" w:styleId="108">
     <w:name w:val="Medium Grid 3 Accent 5"/>
-    <w:basedOn w:val="35"/>
+    <w:basedOn w:val="12"/>
     <w:qFormat/>
     <w:uiPriority w:val="69"/>
     <w:pPr>
@@ -11991,9 +13170,9 @@
       </w:tcPr>
     </w:tblStylePr>
   </w:style>
-  <w:style w:type="table" w:styleId="106">
+  <w:style w:type="table" w:styleId="109">
     <w:name w:val="Medium Grid 3 Accent 6"/>
-    <w:basedOn w:val="35"/>
+    <w:basedOn w:val="12"/>
     <w:uiPriority w:val="69"/>
     <w:pPr>
       <w:spacing w:after="0" w:line="240" w:lineRule="auto"/>
@@ -12148,9 +13327,9 @@
       </w:tcPr>
     </w:tblStylePr>
   </w:style>
-  <w:style w:type="table" w:styleId="107">
+  <w:style w:type="table" w:styleId="110">
     <w:name w:val="Dark List"/>
-    <w:basedOn w:val="35"/>
+    <w:basedOn w:val="12"/>
     <w:qFormat/>
     <w:uiPriority w:val="70"/>
     <w:pPr>
@@ -12264,9 +13443,9 @@
       </w:tcPr>
     </w:tblStylePr>
   </w:style>
-  <w:style w:type="table" w:styleId="108">
+  <w:style w:type="table" w:styleId="111">
     <w:name w:val="Dark List Accent 1"/>
-    <w:basedOn w:val="35"/>
+    <w:basedOn w:val="12"/>
     <w:uiPriority w:val="70"/>
     <w:pPr>
       <w:spacing w:after="0" w:line="240" w:lineRule="auto"/>
@@ -12379,9 +13558,9 @@
       </w:tcPr>
     </w:tblStylePr>
   </w:style>
-  <w:style w:type="table" w:styleId="109">
+  <w:style w:type="table" w:styleId="112">
     <w:name w:val="Dark List Accent 2"/>
-    <w:basedOn w:val="35"/>
+    <w:basedOn w:val="12"/>
     <w:qFormat/>
     <w:uiPriority w:val="70"/>
     <w:pPr>
@@ -12495,9 +13674,9 @@
       </w:tcPr>
     </w:tblStylePr>
   </w:style>
-  <w:style w:type="table" w:styleId="110">
+  <w:style w:type="table" w:styleId="113">
     <w:name w:val="Dark List Accent 3"/>
-    <w:basedOn w:val="35"/>
+    <w:basedOn w:val="12"/>
     <w:qFormat/>
     <w:uiPriority w:val="70"/>
     <w:pPr>
@@ -12611,9 +13790,9 @@
       </w:tcPr>
     </w:tblStylePr>
   </w:style>
-  <w:style w:type="table" w:styleId="111">
+  <w:style w:type="table" w:styleId="114">
     <w:name w:val="Dark List Accent 4"/>
-    <w:basedOn w:val="35"/>
+    <w:basedOn w:val="12"/>
     <w:uiPriority w:val="70"/>
     <w:pPr>
       <w:spacing w:after="0" w:line="240" w:lineRule="auto"/>
@@ -12726,9 +13905,9 @@
       </w:tcPr>
     </w:tblStylePr>
   </w:style>
-  <w:style w:type="table" w:styleId="112">
+  <w:style w:type="table" w:styleId="115">
     <w:name w:val="Dark List Accent 5"/>
-    <w:basedOn w:val="35"/>
+    <w:basedOn w:val="12"/>
     <w:qFormat/>
     <w:uiPriority w:val="70"/>
     <w:pPr>
@@ -12842,9 +14021,9 @@
       </w:tcPr>
     </w:tblStylePr>
   </w:style>
-  <w:style w:type="table" w:styleId="113">
+  <w:style w:type="table" w:styleId="116">
     <w:name w:val="Dark List Accent 6"/>
-    <w:basedOn w:val="35"/>
+    <w:basedOn w:val="12"/>
     <w:uiPriority w:val="70"/>
     <w:pPr>
       <w:spacing w:after="0" w:line="240" w:lineRule="auto"/>
@@ -12957,9 +14136,9 @@
       </w:tcPr>
     </w:tblStylePr>
   </w:style>
-  <w:style w:type="table" w:styleId="114">
+  <w:style w:type="table" w:styleId="117">
     <w:name w:val="Colorful Shading"/>
-    <w:basedOn w:val="35"/>
+    <w:basedOn w:val="12"/>
     <w:uiPriority w:val="71"/>
     <w:pPr>
       <w:spacing w:after="0" w:line="240" w:lineRule="auto"/>
@@ -13105,9 +14284,9 @@
       </w:rPr>
     </w:tblStylePr>
   </w:style>
-  <w:style w:type="table" w:styleId="115">
+  <w:style w:type="table" w:styleId="118">
     <w:name w:val="Colorful Shading Accent 1"/>
-    <w:basedOn w:val="35"/>
+    <w:basedOn w:val="12"/>
     <w:uiPriority w:val="71"/>
     <w:pPr>
       <w:spacing w:after="0" w:line="240" w:lineRule="auto"/>
@@ -13253,9 +14432,9 @@
       </w:rPr>
     </w:tblStylePr>
   </w:style>
-  <w:style w:type="table" w:styleId="116">
+  <w:style w:type="table" w:styleId="119">
     <w:name w:val="Colorful Shading Accent 2"/>
-    <w:basedOn w:val="35"/>
+    <w:basedOn w:val="12"/>
     <w:qFormat/>
     <w:uiPriority w:val="71"/>
     <w:pPr>
@@ -13402,9 +14581,9 @@
       </w:rPr>
     </w:tblStylePr>
   </w:style>
-  <w:style w:type="table" w:styleId="117">
+  <w:style w:type="table" w:styleId="120">
     <w:name w:val="Colorful Shading Accent 3"/>
-    <w:basedOn w:val="35"/>
+    <w:basedOn w:val="12"/>
     <w:qFormat/>
     <w:uiPriority w:val="71"/>
     <w:pPr>
@@ -13531,9 +14710,9 @@
       </w:tcPr>
     </w:tblStylePr>
   </w:style>
-  <w:style w:type="table" w:styleId="118">
+  <w:style w:type="table" w:styleId="121">
     <w:name w:val="Colorful Shading Accent 4"/>
-    <w:basedOn w:val="35"/>
+    <w:basedOn w:val="12"/>
     <w:uiPriority w:val="71"/>
     <w:pPr>
       <w:spacing w:after="0" w:line="240" w:lineRule="auto"/>
@@ -13679,9 +14858,9 @@
       </w:rPr>
     </w:tblStylePr>
   </w:style>
-  <w:style w:type="table" w:styleId="119">
+  <w:style w:type="table" w:styleId="122">
     <w:name w:val="Colorful Shading Accent 5"/>
-    <w:basedOn w:val="35"/>
+    <w:basedOn w:val="12"/>
     <w:uiPriority w:val="71"/>
     <w:pPr>
       <w:spacing w:after="0" w:line="240" w:lineRule="auto"/>
@@ -13827,9 +15006,9 @@
       </w:rPr>
     </w:tblStylePr>
   </w:style>
-  <w:style w:type="table" w:styleId="120">
+  <w:style w:type="table" w:styleId="123">
     <w:name w:val="Colorful Shading Accent 6"/>
-    <w:basedOn w:val="35"/>
+    <w:basedOn w:val="12"/>
     <w:qFormat/>
     <w:uiPriority w:val="71"/>
     <w:pPr>
@@ -13976,9 +15155,9 @@
       </w:rPr>
     </w:tblStylePr>
   </w:style>
-  <w:style w:type="table" w:styleId="121">
+  <w:style w:type="table" w:styleId="124">
     <w:name w:val="Colorful List"/>
-    <w:basedOn w:val="35"/>
+    <w:basedOn w:val="12"/>
     <w:uiPriority w:val="72"/>
     <w:pPr>
       <w:spacing w:after="0" w:line="240" w:lineRule="auto"/>
@@ -14068,9 +15247,9 @@
       </w:tcPr>
     </w:tblStylePr>
   </w:style>
-  <w:style w:type="table" w:styleId="122">
+  <w:style w:type="table" w:styleId="125">
     <w:name w:val="Colorful List Accent 1"/>
-    <w:basedOn w:val="35"/>
+    <w:basedOn w:val="12"/>
     <w:qFormat/>
     <w:uiPriority w:val="72"/>
     <w:pPr>
@@ -14161,9 +15340,9 @@
       </w:tcPr>
     </w:tblStylePr>
   </w:style>
-  <w:style w:type="table" w:styleId="123">
+  <w:style w:type="table" w:styleId="126">
     <w:name w:val="Colorful List Accent 2"/>
-    <w:basedOn w:val="35"/>
+    <w:basedOn w:val="12"/>
     <w:uiPriority w:val="72"/>
     <w:pPr>
       <w:spacing w:after="0" w:line="240" w:lineRule="auto"/>
@@ -14253,9 +15432,9 @@
       </w:tcPr>
     </w:tblStylePr>
   </w:style>
-  <w:style w:type="table" w:styleId="124">
+  <w:style w:type="table" w:styleId="127">
     <w:name w:val="Colorful List Accent 3"/>
-    <w:basedOn w:val="35"/>
+    <w:basedOn w:val="12"/>
     <w:uiPriority w:val="72"/>
     <w:pPr>
       <w:spacing w:after="0" w:line="240" w:lineRule="auto"/>
@@ -14345,9 +15524,9 @@
       </w:tcPr>
     </w:tblStylePr>
   </w:style>
-  <w:style w:type="table" w:styleId="125">
+  <w:style w:type="table" w:styleId="128">
     <w:name w:val="Colorful List Accent 4"/>
-    <w:basedOn w:val="35"/>
+    <w:basedOn w:val="12"/>
     <w:uiPriority w:val="72"/>
     <w:pPr>
       <w:spacing w:after="0" w:line="240" w:lineRule="auto"/>
@@ -14437,9 +15616,9 @@
       </w:tcPr>
     </w:tblStylePr>
   </w:style>
-  <w:style w:type="table" w:styleId="126">
+  <w:style w:type="table" w:styleId="129">
     <w:name w:val="Colorful List Accent 5"/>
-    <w:basedOn w:val="35"/>
+    <w:basedOn w:val="12"/>
     <w:qFormat/>
     <w:uiPriority w:val="72"/>
     <w:pPr>
@@ -14530,9 +15709,9 @@
       </w:tcPr>
     </w:tblStylePr>
   </w:style>
-  <w:style w:type="table" w:styleId="127">
+  <w:style w:type="table" w:styleId="130">
     <w:name w:val="Colorful List Accent 6"/>
-    <w:basedOn w:val="35"/>
+    <w:basedOn w:val="12"/>
     <w:qFormat/>
     <w:uiPriority w:val="72"/>
     <w:pPr>
@@ -14623,9 +15802,9 @@
       </w:tcPr>
     </w:tblStylePr>
   </w:style>
-  <w:style w:type="table" w:styleId="128">
+  <w:style w:type="table" w:styleId="131">
     <w:name w:val="Colorful Grid"/>
-    <w:basedOn w:val="35"/>
+    <w:basedOn w:val="12"/>
     <w:uiPriority w:val="73"/>
     <w:pPr>
       <w:spacing w:after="0" w:line="240" w:lineRule="auto"/>
@@ -14719,9 +15898,9 @@
       </w:tcPr>
     </w:tblStylePr>
   </w:style>
-  <w:style w:type="table" w:styleId="129">
+  <w:style w:type="table" w:styleId="132">
     <w:name w:val="Colorful Grid Accent 1"/>
-    <w:basedOn w:val="35"/>
+    <w:basedOn w:val="12"/>
     <w:qFormat/>
     <w:uiPriority w:val="73"/>
     <w:pPr>
@@ -14816,9 +15995,9 @@
       </w:tcPr>
     </w:tblStylePr>
   </w:style>
-  <w:style w:type="table" w:styleId="130">
+  <w:style w:type="table" w:styleId="133">
     <w:name w:val="Colorful Grid Accent 2"/>
-    <w:basedOn w:val="35"/>
+    <w:basedOn w:val="12"/>
     <w:qFormat/>
     <w:uiPriority w:val="73"/>
     <w:pPr>
@@ -14913,9 +16092,9 @@
       </w:tcPr>
     </w:tblStylePr>
   </w:style>
-  <w:style w:type="table" w:styleId="131">
+  <w:style w:type="table" w:styleId="134">
     <w:name w:val="Colorful Grid Accent 3"/>
-    <w:basedOn w:val="35"/>
+    <w:basedOn w:val="12"/>
     <w:qFormat/>
     <w:uiPriority w:val="73"/>
     <w:pPr>
@@ -15010,9 +16189,9 @@
       </w:tcPr>
     </w:tblStylePr>
   </w:style>
-  <w:style w:type="table" w:styleId="132">
+  <w:style w:type="table" w:styleId="135">
     <w:name w:val="Colorful Grid Accent 4"/>
-    <w:basedOn w:val="35"/>
+    <w:basedOn w:val="12"/>
     <w:uiPriority w:val="73"/>
     <w:pPr>
       <w:spacing w:after="0" w:line="240" w:lineRule="auto"/>
@@ -15106,9 +16285,9 @@
       </w:tcPr>
     </w:tblStylePr>
   </w:style>
-  <w:style w:type="table" w:styleId="133">
+  <w:style w:type="table" w:styleId="136">
     <w:name w:val="Colorful Grid Accent 5"/>
-    <w:basedOn w:val="35"/>
+    <w:basedOn w:val="12"/>
     <w:uiPriority w:val="73"/>
     <w:pPr>
       <w:spacing w:after="0" w:line="240" w:lineRule="auto"/>
@@ -15202,9 +16381,9 @@
       </w:tcPr>
     </w:tblStylePr>
   </w:style>
-  <w:style w:type="table" w:styleId="134">
+  <w:style w:type="table" w:styleId="137">
     <w:name w:val="Colorful Grid Accent 6"/>
-    <w:basedOn w:val="35"/>
+    <w:basedOn w:val="12"/>
     <w:qFormat/>
     <w:uiPriority w:val="73"/>
     <w:pPr>
@@ -15299,36 +16478,16 @@
       </w:tcPr>
     </w:tblStylePr>
   </w:style>
-  <w:style w:type="character" w:styleId="136">
-    <w:name w:val="Strong"/>
-    <w:basedOn w:val="135"/>
-    <w:qFormat/>
-    <w:uiPriority w:val="22"/>
-    <w:rPr>
-      <w:b/>
-      <w:bCs/>
-    </w:rPr>
-  </w:style>
-  <w:style w:type="character" w:styleId="137">
-    <w:name w:val="Emphasis"/>
-    <w:basedOn w:val="135"/>
-    <w:qFormat/>
-    <w:uiPriority w:val="20"/>
-    <w:rPr>
-      <w:i/>
-      <w:iCs/>
-    </w:rPr>
-  </w:style>
   <w:style w:type="character" w:customStyle="1" w:styleId="138">
     <w:name w:val="Header Char"/>
-    <w:basedOn w:val="135"/>
-    <w:link w:val="26"/>
+    <w:basedOn w:val="11"/>
+    <w:link w:val="19"/>
     <w:uiPriority w:val="99"/>
   </w:style>
   <w:style w:type="character" w:customStyle="1" w:styleId="139">
     <w:name w:val="Footer Char"/>
-    <w:basedOn w:val="135"/>
-    <w:link w:val="25"/>
+    <w:basedOn w:val="11"/>
+    <w:link w:val="18"/>
     <w:uiPriority w:val="99"/>
   </w:style>
   <w:style w:type="paragraph" w:styleId="140">
@@ -15347,8 +16506,8 @@
   </w:style>
   <w:style w:type="character" w:customStyle="1" w:styleId="141">
     <w:name w:val="Heading 1 Char"/>
-    <w:basedOn w:val="135"/>
-    <w:link w:val="3"/>
+    <w:basedOn w:val="11"/>
+    <w:link w:val="2"/>
     <w:qFormat/>
     <w:uiPriority w:val="9"/>
     <w:rPr>
@@ -15362,8 +16521,8 @@
   </w:style>
   <w:style w:type="character" w:customStyle="1" w:styleId="142">
     <w:name w:val="Heading 2 Char"/>
-    <w:basedOn w:val="135"/>
-    <w:link w:val="4"/>
+    <w:basedOn w:val="11"/>
+    <w:link w:val="3"/>
     <w:qFormat/>
     <w:uiPriority w:val="9"/>
     <w:rPr>
@@ -15382,8 +16541,8 @@
   </w:style>
   <w:style w:type="character" w:customStyle="1" w:styleId="143">
     <w:name w:val="Heading 3 Char"/>
-    <w:basedOn w:val="135"/>
-    <w:link w:val="5"/>
+    <w:basedOn w:val="11"/>
+    <w:link w:val="4"/>
     <w:qFormat/>
     <w:uiPriority w:val="9"/>
     <w:rPr>
@@ -15400,8 +16559,8 @@
   </w:style>
   <w:style w:type="character" w:customStyle="1" w:styleId="144">
     <w:name w:val="Title Char"/>
-    <w:basedOn w:val="135"/>
-    <w:link w:val="34"/>
+    <w:basedOn w:val="11"/>
+    <w:link w:val="36"/>
     <w:qFormat/>
     <w:uiPriority w:val="10"/>
     <w:rPr>
@@ -15415,8 +16574,8 @@
   </w:style>
   <w:style w:type="character" w:customStyle="1" w:styleId="145">
     <w:name w:val="Subtitle Char"/>
-    <w:basedOn w:val="135"/>
-    <w:link w:val="28"/>
+    <w:basedOn w:val="11"/>
+    <w:link w:val="34"/>
     <w:qFormat/>
     <w:uiPriority w:val="11"/>
     <w:rPr>
@@ -15446,22 +16605,22 @@
   </w:style>
   <w:style w:type="character" w:customStyle="1" w:styleId="147">
     <w:name w:val="Body Text Char"/>
-    <w:basedOn w:val="135"/>
-    <w:link w:val="19"/>
+    <w:basedOn w:val="11"/>
+    <w:link w:val="13"/>
     <w:qFormat/>
     <w:uiPriority w:val="99"/>
   </w:style>
   <w:style w:type="character" w:customStyle="1" w:styleId="148">
     <w:name w:val="Body Text 2 Char"/>
-    <w:basedOn w:val="135"/>
-    <w:link w:val="31"/>
+    <w:basedOn w:val="11"/>
+    <w:link w:val="14"/>
     <w:qFormat/>
     <w:uiPriority w:val="99"/>
   </w:style>
   <w:style w:type="character" w:customStyle="1" w:styleId="149">
     <w:name w:val="Body Text 3 Char"/>
-    <w:basedOn w:val="135"/>
-    <w:link w:val="17"/>
+    <w:basedOn w:val="11"/>
+    <w:link w:val="15"/>
     <w:qFormat/>
     <w:uiPriority w:val="99"/>
     <w:rPr>
@@ -15471,8 +16630,8 @@
   </w:style>
   <w:style w:type="character" w:customStyle="1" w:styleId="150">
     <w:name w:val="Macro Text Char"/>
-    <w:basedOn w:val="135"/>
-    <w:link w:val="2"/>
+    <w:basedOn w:val="11"/>
+    <w:link w:val="32"/>
     <w:qFormat/>
     <w:uiPriority w:val="99"/>
     <w:rPr>
@@ -15501,7 +16660,7 @@
   </w:style>
   <w:style w:type="character" w:customStyle="1" w:styleId="152">
     <w:name w:val="Quote Char"/>
-    <w:basedOn w:val="135"/>
+    <w:basedOn w:val="11"/>
     <w:link w:val="151"/>
     <w:qFormat/>
     <w:uiPriority w:val="29"/>
@@ -15518,8 +16677,8 @@
   </w:style>
   <w:style w:type="character" w:customStyle="1" w:styleId="153">
     <w:name w:val="Heading 4 Char"/>
-    <w:basedOn w:val="135"/>
-    <w:link w:val="6"/>
+    <w:basedOn w:val="11"/>
+    <w:link w:val="5"/>
     <w:semiHidden/>
     <w:qFormat/>
     <w:uiPriority w:val="9"/>
@@ -15539,8 +16698,8 @@
   </w:style>
   <w:style w:type="character" w:customStyle="1" w:styleId="154">
     <w:name w:val="Heading 5 Char"/>
-    <w:basedOn w:val="135"/>
-    <w:link w:val="7"/>
+    <w:basedOn w:val="11"/>
+    <w:link w:val="6"/>
     <w:semiHidden/>
     <w:qFormat/>
     <w:uiPriority w:val="9"/>
@@ -15551,8 +16710,8 @@
   </w:style>
   <w:style w:type="character" w:customStyle="1" w:styleId="155">
     <w:name w:val="Heading 6 Char"/>
-    <w:basedOn w:val="135"/>
-    <w:link w:val="8"/>
+    <w:basedOn w:val="11"/>
+    <w:link w:val="7"/>
     <w:semiHidden/>
     <w:qFormat/>
     <w:uiPriority w:val="9"/>
@@ -15565,8 +16724,8 @@
   </w:style>
   <w:style w:type="character" w:customStyle="1" w:styleId="156">
     <w:name w:val="Heading 7 Char"/>
-    <w:basedOn w:val="135"/>
-    <w:link w:val="9"/>
+    <w:basedOn w:val="11"/>
+    <w:link w:val="8"/>
     <w:semiHidden/>
     <w:qFormat/>
     <w:uiPriority w:val="9"/>
@@ -15587,8 +16746,8 @@
   </w:style>
   <w:style w:type="character" w:customStyle="1" w:styleId="157">
     <w:name w:val="Heading 8 Char"/>
-    <w:basedOn w:val="135"/>
-    <w:link w:val="10"/>
+    <w:basedOn w:val="11"/>
+    <w:link w:val="9"/>
     <w:semiHidden/>
     <w:qFormat/>
     <w:uiPriority w:val="9"/>
@@ -15606,8 +16765,8 @@
   </w:style>
   <w:style w:type="character" w:customStyle="1" w:styleId="158">
     <w:name w:val="Heading 9 Char"/>
-    <w:basedOn w:val="135"/>
-    <w:link w:val="11"/>
+    <w:basedOn w:val="11"/>
+    <w:link w:val="10"/>
     <w:semiHidden/>
     <w:qFormat/>
     <w:uiPriority w:val="9"/>
@@ -15654,7 +16813,7 @@
   </w:style>
   <w:style w:type="character" w:customStyle="1" w:styleId="160">
     <w:name w:val="Intense Quote Char"/>
-    <w:basedOn w:val="135"/>
+    <w:basedOn w:val="11"/>
     <w:link w:val="159"/>
     <w:qFormat/>
     <w:uiPriority w:val="30"/>
@@ -15673,7 +16832,7 @@
   </w:style>
   <w:style w:type="character" w:customStyle="1" w:styleId="161">
     <w:name w:val="Subtle Emphasis"/>
-    <w:basedOn w:val="135"/>
+    <w:basedOn w:val="11"/>
     <w:qFormat/>
     <w:uiPriority w:val="19"/>
     <w:rPr>
@@ -15692,7 +16851,7 @@
   </w:style>
   <w:style w:type="character" w:customStyle="1" w:styleId="162">
     <w:name w:val="Intense Emphasis"/>
-    <w:basedOn w:val="135"/>
+    <w:basedOn w:val="11"/>
     <w:qFormat/>
     <w:uiPriority w:val="21"/>
     <w:rPr>
@@ -15710,7 +16869,7 @@
   </w:style>
   <w:style w:type="character" w:customStyle="1" w:styleId="163">
     <w:name w:val="Subtle Reference"/>
-    <w:basedOn w:val="135"/>
+    <w:basedOn w:val="11"/>
     <w:qFormat/>
     <w:uiPriority w:val="31"/>
     <w:rPr>
@@ -15726,7 +16885,7 @@
   </w:style>
   <w:style w:type="character" w:customStyle="1" w:styleId="164">
     <w:name w:val="Intense Reference"/>
-    <w:basedOn w:val="135"/>
+    <w:basedOn w:val="11"/>
     <w:qFormat/>
     <w:uiPriority w:val="32"/>
     <w:rPr>
@@ -15745,7 +16904,7 @@
   </w:style>
   <w:style w:type="character" w:customStyle="1" w:styleId="165">
     <w:name w:val="Book Title"/>
-    <w:basedOn w:val="135"/>
+    <w:basedOn w:val="11"/>
     <w:qFormat/>
     <w:uiPriority w:val="33"/>
     <w:rPr>
@@ -15757,7 +16916,7 @@
   </w:style>
   <w:style w:type="paragraph" w:customStyle="1" w:styleId="166">
     <w:name w:val="TOC Heading"/>
-    <w:basedOn w:val="3"/>
+    <w:basedOn w:val="2"/>
     <w:next w:val="1"/>
     <w:semiHidden/>
     <w:unhideWhenUsed/>
